--- a/Fading_Audio_List.docx
+++ b/Fading_Audio_List.docx
@@ -8,6 +8,11 @@
       </w:pPr>
       <w:r>
         <w:t>Fading: the sounds I need</w:t>
+      </w:r>
+    </w:p>
+    <w:p>
+      <w:r>
+        <w:t>Already in the game: 5 of 59 (crossed out below, the green note says which file covers it).</w:t>
       </w:r>
     </w:p>
     <w:p>
@@ -1371,12 +1376,15 @@
         <w:tc>
           <w:tcPr>
             <w:tcW w:type="dxa" w:w="1134"/>
+            <w:shd w:val="clear" w:color="auto" w:fill="EFEFEF"/>
           </w:tcPr>
           <w:p>
             <w:r/>
             <w:r>
               <w:rPr>
                 <w:b/>
+                <w:strike/>
+                <w:color w:val="999999"/>
                 <w:sz w:val="20"/>
               </w:rPr>
               <w:t>audio11</w:t>
@@ -1386,11 +1394,14 @@
         <w:tc>
           <w:tcPr>
             <w:tcW w:type="dxa" w:w="3061"/>
-          </w:tcPr>
-          <w:p>
-            <w:r/>
-            <w:r>
-              <w:rPr>
+            <w:shd w:val="clear" w:color="auto" w:fill="EFEFEF"/>
+          </w:tcPr>
+          <w:p>
+            <w:r/>
+            <w:r>
+              <w:rPr>
+                <w:strike/>
+                <w:color w:val="999999"/>
                 <w:sz w:val="18"/>
               </w:rPr>
               <w:t>Always, quietly, under everything</w:t>
@@ -1400,11 +1411,14 @@
         <w:tc>
           <w:tcPr>
             <w:tcW w:type="dxa" w:w="4649"/>
-          </w:tcPr>
-          <w:p>
-            <w:r/>
-            <w:r>
-              <w:rPr>
+            <w:shd w:val="clear" w:color="auto" w:fill="EFEFEF"/>
+          </w:tcPr>
+          <w:p>
+            <w:r/>
+            <w:r>
+              <w:rPr>
+                <w:strike/>
+                <w:color w:val="999999"/>
                 <w:sz w:val="18"/>
               </w:rPr>
               <w:t>A quiet house at night: faint wind, wood creaks, a far-away clock.</w:t>
@@ -1414,11 +1428,14 @@
         <w:tc>
           <w:tcPr>
             <w:tcW w:type="dxa" w:w="1247"/>
-          </w:tcPr>
-          <w:p>
-            <w:r/>
-            <w:r>
-              <w:rPr>
+            <w:shd w:val="clear" w:color="auto" w:fill="EFEFEF"/>
+          </w:tcPr>
+          <w:p>
+            <w:r/>
+            <w:r>
+              <w:rPr>
+                <w:strike/>
+                <w:color w:val="999999"/>
                 <w:sz w:val="18"/>
               </w:rPr>
               <w:t>20-60 s, loop</w:t>
@@ -1429,11 +1446,14 @@
           <w:tcPr>
             <w:tcW w:type="dxa" w:w="1134"/>
             <w:shd w:val="clear" w:color="auto" w:fill="FFF3CC"/>
-          </w:tcPr>
-          <w:p>
-            <w:r/>
-            <w:r>
-              <w:rPr>
+            <w:shd w:val="clear" w:color="auto" w:fill="EFEFEF"/>
+          </w:tcPr>
+          <w:p>
+            <w:r/>
+            <w:r>
+              <w:rPr>
+                <w:strike/>
+                <w:color w:val="999999"/>
                 <w:sz w:val="18"/>
               </w:rPr>
               <w:t>NICE</w:t>
@@ -1443,11 +1463,13 @@
         <w:tc>
           <w:tcPr>
             <w:tcW w:type="dxa" w:w="2041"/>
-          </w:tcPr>
-          <w:p>
-            <w:r/>
-            <w:r>
-              <w:rPr>
+            <w:shd w:val="clear" w:color="auto" w:fill="EFEFEF"/>
+          </w:tcPr>
+          <w:p>
+            <w:r/>
+            <w:r>
+              <w:rPr>
+                <w:strike/>
                 <w:color w:val="808080"/>
                 <w:sz w:val="18"/>
               </w:rPr>
@@ -1458,13 +1480,17 @@
         <w:tc>
           <w:tcPr>
             <w:tcW w:type="dxa" w:w="1814"/>
-          </w:tcPr>
-          <w:p>
-            <w:r/>
-            <w:r>
-              <w:rPr>
-                <w:sz w:val="18"/>
-              </w:rPr>
+            <w:shd w:val="clear" w:color="auto" w:fill="EFEFEF"/>
+          </w:tcPr>
+          <w:p>
+            <w:r/>
+            <w:r>
+              <w:rPr>
+                <w:b/>
+                <w:color w:val="1E7B34"/>
+                <w:sz w:val="18"/>
+              </w:rPr>
+              <w:t>DONE: Distant cricket ambient sound.mp3 (+ Clock ticking slow.mp3)</w:t>
             </w:r>
           </w:p>
         </w:tc>
@@ -2873,12 +2899,15 @@
         <w:tc>
           <w:tcPr>
             <w:tcW w:type="dxa" w:w="1134"/>
+            <w:shd w:val="clear" w:color="auto" w:fill="EFEFEF"/>
           </w:tcPr>
           <w:p>
             <w:r/>
             <w:r>
               <w:rPr>
                 <w:b/>
+                <w:strike/>
+                <w:color w:val="999999"/>
                 <w:sz w:val="20"/>
               </w:rPr>
               <w:t>audio23</w:t>
@@ -2888,11 +2917,14 @@
         <w:tc>
           <w:tcPr>
             <w:tcW w:type="dxa" w:w="3061"/>
-          </w:tcPr>
-          <w:p>
-            <w:r/>
-            <w:r>
-              <w:rPr>
+            <w:shd w:val="clear" w:color="auto" w:fill="EFEFEF"/>
+          </w:tcPr>
+          <w:p>
+            <w:r/>
+            <w:r>
+              <w:rPr>
+                <w:strike/>
+                <w:color w:val="999999"/>
                 <w:sz w:val="18"/>
               </w:rPr>
               <w:t>Grandma's lamp</w:t>
@@ -2902,11 +2934,14 @@
         <w:tc>
           <w:tcPr>
             <w:tcW w:type="dxa" w:w="4649"/>
-          </w:tcPr>
-          <w:p>
-            <w:r/>
-            <w:r>
-              <w:rPr>
+            <w:shd w:val="clear" w:color="auto" w:fill="EFEFEF"/>
+          </w:tcPr>
+          <w:p>
+            <w:r/>
+            <w:r>
+              <w:rPr>
+                <w:strike/>
+                <w:color w:val="999999"/>
                 <w:sz w:val="18"/>
               </w:rPr>
               <w:t>An old lamp buzzing and flickering.</w:t>
@@ -2916,11 +2951,14 @@
         <w:tc>
           <w:tcPr>
             <w:tcW w:type="dxa" w:w="1247"/>
-          </w:tcPr>
-          <w:p>
-            <w:r/>
-            <w:r>
-              <w:rPr>
+            <w:shd w:val="clear" w:color="auto" w:fill="EFEFEF"/>
+          </w:tcPr>
+          <w:p>
+            <w:r/>
+            <w:r>
+              <w:rPr>
+                <w:strike/>
+                <w:color w:val="999999"/>
                 <w:sz w:val="18"/>
               </w:rPr>
               <w:t>1-2 s</w:t>
@@ -2931,11 +2969,14 @@
           <w:tcPr>
             <w:tcW w:type="dxa" w:w="1134"/>
             <w:shd w:val="clear" w:color="auto" w:fill="FFF3CC"/>
-          </w:tcPr>
-          <w:p>
-            <w:r/>
-            <w:r>
-              <w:rPr>
+            <w:shd w:val="clear" w:color="auto" w:fill="EFEFEF"/>
+          </w:tcPr>
+          <w:p>
+            <w:r/>
+            <w:r>
+              <w:rPr>
+                <w:strike/>
+                <w:color w:val="999999"/>
                 <w:sz w:val="18"/>
               </w:rPr>
               <w:t>NICE</w:t>
@@ -2945,11 +2986,13 @@
         <w:tc>
           <w:tcPr>
             <w:tcW w:type="dxa" w:w="2041"/>
-          </w:tcPr>
-          <w:p>
-            <w:r/>
-            <w:r>
-              <w:rPr>
+            <w:shd w:val="clear" w:color="auto" w:fill="EFEFEF"/>
+          </w:tcPr>
+          <w:p>
+            <w:r/>
+            <w:r>
+              <w:rPr>
+                <w:strike/>
                 <w:color w:val="808080"/>
                 <w:sz w:val="18"/>
               </w:rPr>
@@ -2960,13 +3003,17 @@
         <w:tc>
           <w:tcPr>
             <w:tcW w:type="dxa" w:w="1814"/>
-          </w:tcPr>
-          <w:p>
-            <w:r/>
-            <w:r>
-              <w:rPr>
-                <w:sz w:val="18"/>
-              </w:rPr>
+            <w:shd w:val="clear" w:color="auto" w:fill="EFEFEF"/>
+          </w:tcPr>
+          <w:p>
+            <w:r/>
+            <w:r>
+              <w:rPr>
+                <w:b/>
+                <w:color w:val="1E7B34"/>
+                <w:sz w:val="18"/>
+              </w:rPr>
+              <w:t>DONE: mix_00s (audio-joiner.com).mp3 (lamp switch)</w:t>
             </w:r>
           </w:p>
         </w:tc>
@@ -2975,12 +3022,15 @@
         <w:tc>
           <w:tcPr>
             <w:tcW w:type="dxa" w:w="1134"/>
+            <w:shd w:val="clear" w:color="auto" w:fill="EFEFEF"/>
           </w:tcPr>
           <w:p>
             <w:r/>
             <w:r>
               <w:rPr>
                 <w:b/>
+                <w:strike/>
+                <w:color w:val="999999"/>
                 <w:sz w:val="20"/>
               </w:rPr>
               <w:t>audio24</w:t>
@@ -2990,11 +3040,14 @@
         <w:tc>
           <w:tcPr>
             <w:tcW w:type="dxa" w:w="3061"/>
-          </w:tcPr>
-          <w:p>
-            <w:r/>
-            <w:r>
-              <w:rPr>
+            <w:shd w:val="clear" w:color="auto" w:fill="EFEFEF"/>
+          </w:tcPr>
+          <w:p>
+            <w:r/>
+            <w:r>
+              <w:rPr>
+                <w:strike/>
+                <w:color w:val="999999"/>
                 <w:sz w:val="18"/>
               </w:rPr>
               <w:t>Grandma's photo album</w:t>
@@ -3004,11 +3057,14 @@
         <w:tc>
           <w:tcPr>
             <w:tcW w:type="dxa" w:w="4649"/>
-          </w:tcPr>
-          <w:p>
-            <w:r/>
-            <w:r>
-              <w:rPr>
+            <w:shd w:val="clear" w:color="auto" w:fill="EFEFEF"/>
+          </w:tcPr>
+          <w:p>
+            <w:r/>
+            <w:r>
+              <w:rPr>
+                <w:strike/>
+                <w:color w:val="999999"/>
                 <w:sz w:val="18"/>
               </w:rPr>
               <w:t>A thick page turning.</w:t>
@@ -3018,11 +3074,14 @@
         <w:tc>
           <w:tcPr>
             <w:tcW w:type="dxa" w:w="1247"/>
-          </w:tcPr>
-          <w:p>
-            <w:r/>
-            <w:r>
-              <w:rPr>
+            <w:shd w:val="clear" w:color="auto" w:fill="EFEFEF"/>
+          </w:tcPr>
+          <w:p>
+            <w:r/>
+            <w:r>
+              <w:rPr>
+                <w:strike/>
+                <w:color w:val="999999"/>
                 <w:sz w:val="18"/>
               </w:rPr>
               <w:t>1 s</w:t>
@@ -3033,11 +3092,14 @@
           <w:tcPr>
             <w:tcW w:type="dxa" w:w="1134"/>
             <w:shd w:val="clear" w:color="auto" w:fill="FFF3CC"/>
-          </w:tcPr>
-          <w:p>
-            <w:r/>
-            <w:r>
-              <w:rPr>
+            <w:shd w:val="clear" w:color="auto" w:fill="EFEFEF"/>
+          </w:tcPr>
+          <w:p>
+            <w:r/>
+            <w:r>
+              <w:rPr>
+                <w:strike/>
+                <w:color w:val="999999"/>
                 <w:sz w:val="18"/>
               </w:rPr>
               <w:t>NICE</w:t>
@@ -3047,11 +3109,13 @@
         <w:tc>
           <w:tcPr>
             <w:tcW w:type="dxa" w:w="2041"/>
-          </w:tcPr>
-          <w:p>
-            <w:r/>
-            <w:r>
-              <w:rPr>
+            <w:shd w:val="clear" w:color="auto" w:fill="EFEFEF"/>
+          </w:tcPr>
+          <w:p>
+            <w:r/>
+            <w:r>
+              <w:rPr>
+                <w:strike/>
                 <w:color w:val="808080"/>
                 <w:sz w:val="18"/>
               </w:rPr>
@@ -3062,13 +3126,17 @@
         <w:tc>
           <w:tcPr>
             <w:tcW w:type="dxa" w:w="1814"/>
-          </w:tcPr>
-          <w:p>
-            <w:r/>
-            <w:r>
-              <w:rPr>
-                <w:sz w:val="18"/>
-              </w:rPr>
+            <w:shd w:val="clear" w:color="auto" w:fill="EFEFEF"/>
+          </w:tcPr>
+          <w:p>
+            <w:r/>
+            <w:r>
+              <w:rPr>
+                <w:b/>
+                <w:color w:val="1E7B34"/>
+                <w:sz w:val="18"/>
+              </w:rPr>
+              <w:t>DONE: page-turning_gmWeIwPo.mp3</w:t>
             </w:r>
           </w:p>
         </w:tc>
@@ -3077,12 +3145,15 @@
         <w:tc>
           <w:tcPr>
             <w:tcW w:type="dxa" w:w="1134"/>
+            <w:shd w:val="clear" w:color="auto" w:fill="EFEFEF"/>
           </w:tcPr>
           <w:p>
             <w:r/>
             <w:r>
               <w:rPr>
                 <w:b/>
+                <w:strike/>
+                <w:color w:val="999999"/>
                 <w:sz w:val="20"/>
               </w:rPr>
               <w:t>audio25</w:t>
@@ -3092,11 +3163,14 @@
         <w:tc>
           <w:tcPr>
             <w:tcW w:type="dxa" w:w="3061"/>
-          </w:tcPr>
-          <w:p>
-            <w:r/>
-            <w:r>
-              <w:rPr>
+            <w:shd w:val="clear" w:color="auto" w:fill="EFEFEF"/>
+          </w:tcPr>
+          <w:p>
+            <w:r/>
+            <w:r>
+              <w:rPr>
+                <w:strike/>
+                <w:color w:val="999999"/>
                 <w:sz w:val="18"/>
               </w:rPr>
               <w:t>Grandma's clock</w:t>
@@ -3106,11 +3180,14 @@
         <w:tc>
           <w:tcPr>
             <w:tcW w:type="dxa" w:w="4649"/>
-          </w:tcPr>
-          <w:p>
-            <w:r/>
-            <w:r>
-              <w:rPr>
+            <w:shd w:val="clear" w:color="auto" w:fill="EFEFEF"/>
+          </w:tcPr>
+          <w:p>
+            <w:r/>
+            <w:r>
+              <w:rPr>
+                <w:strike/>
+                <w:color w:val="999999"/>
                 <w:sz w:val="18"/>
               </w:rPr>
               <w:t>An old wall clock chiming once or twice.</w:t>
@@ -3120,11 +3197,14 @@
         <w:tc>
           <w:tcPr>
             <w:tcW w:type="dxa" w:w="1247"/>
-          </w:tcPr>
-          <w:p>
-            <w:r/>
-            <w:r>
-              <w:rPr>
+            <w:shd w:val="clear" w:color="auto" w:fill="EFEFEF"/>
+          </w:tcPr>
+          <w:p>
+            <w:r/>
+            <w:r>
+              <w:rPr>
+                <w:strike/>
+                <w:color w:val="999999"/>
                 <w:sz w:val="18"/>
               </w:rPr>
               <w:t>2-3 s</w:t>
@@ -3135,11 +3215,14 @@
           <w:tcPr>
             <w:tcW w:type="dxa" w:w="1134"/>
             <w:shd w:val="clear" w:color="auto" w:fill="FFF3CC"/>
-          </w:tcPr>
-          <w:p>
-            <w:r/>
-            <w:r>
-              <w:rPr>
+            <w:shd w:val="clear" w:color="auto" w:fill="EFEFEF"/>
+          </w:tcPr>
+          <w:p>
+            <w:r/>
+            <w:r>
+              <w:rPr>
+                <w:strike/>
+                <w:color w:val="999999"/>
                 <w:sz w:val="18"/>
               </w:rPr>
               <w:t>NICE</w:t>
@@ -3149,11 +3232,13 @@
         <w:tc>
           <w:tcPr>
             <w:tcW w:type="dxa" w:w="2041"/>
-          </w:tcPr>
-          <w:p>
-            <w:r/>
-            <w:r>
-              <w:rPr>
+            <w:shd w:val="clear" w:color="auto" w:fill="EFEFEF"/>
+          </w:tcPr>
+          <w:p>
+            <w:r/>
+            <w:r>
+              <w:rPr>
+                <w:strike/>
                 <w:color w:val="808080"/>
                 <w:sz w:val="18"/>
               </w:rPr>
@@ -3164,13 +3249,17 @@
         <w:tc>
           <w:tcPr>
             <w:tcW w:type="dxa" w:w="1814"/>
-          </w:tcPr>
-          <w:p>
-            <w:r/>
-            <w:r>
-              <w:rPr>
-                <w:sz w:val="18"/>
-              </w:rPr>
+            <w:shd w:val="clear" w:color="auto" w:fill="EFEFEF"/>
+          </w:tcPr>
+          <w:p>
+            <w:r/>
+            <w:r>
+              <w:rPr>
+                <w:b/>
+                <w:color w:val="1E7B34"/>
+                <w:sz w:val="18"/>
+              </w:rPr>
+              <w:t>DONE: clock-chiming-1_GVjJ0AWp.mp3</w:t>
             </w:r>
           </w:p>
         </w:tc>
@@ -3179,12 +3268,15 @@
         <w:tc>
           <w:tcPr>
             <w:tcW w:type="dxa" w:w="1134"/>
+            <w:shd w:val="clear" w:color="auto" w:fill="EFEFEF"/>
           </w:tcPr>
           <w:p>
             <w:r/>
             <w:r>
               <w:rPr>
                 <w:b/>
+                <w:strike/>
+                <w:color w:val="999999"/>
                 <w:sz w:val="20"/>
               </w:rPr>
               <w:t>audio26</w:t>
@@ -3194,11 +3286,14 @@
         <w:tc>
           <w:tcPr>
             <w:tcW w:type="dxa" w:w="3061"/>
-          </w:tcPr>
-          <w:p>
-            <w:r/>
-            <w:r>
-              <w:rPr>
+            <w:shd w:val="clear" w:color="auto" w:fill="EFEFEF"/>
+          </w:tcPr>
+          <w:p>
+            <w:r/>
+            <w:r>
+              <w:rPr>
+                <w:strike/>
+                <w:color w:val="999999"/>
                 <w:sz w:val="18"/>
               </w:rPr>
               <w:t>Mom's kitchen radio</w:t>
@@ -3208,11 +3303,14 @@
         <w:tc>
           <w:tcPr>
             <w:tcW w:type="dxa" w:w="4649"/>
-          </w:tcPr>
-          <w:p>
-            <w:r/>
-            <w:r>
-              <w:rPr>
+            <w:shd w:val="clear" w:color="auto" w:fill="EFEFEF"/>
+          </w:tcPr>
+          <w:p>
+            <w:r/>
+            <w:r>
+              <w:rPr>
+                <w:strike/>
+                <w:color w:val="999999"/>
                 <w:sz w:val="18"/>
               </w:rPr>
               <w:t>A short old song from a radio (crackly, warm). It is music.</w:t>
@@ -3222,11 +3320,14 @@
         <w:tc>
           <w:tcPr>
             <w:tcW w:type="dxa" w:w="1247"/>
-          </w:tcPr>
-          <w:p>
-            <w:r/>
-            <w:r>
-              <w:rPr>
+            <w:shd w:val="clear" w:color="auto" w:fill="EFEFEF"/>
+          </w:tcPr>
+          <w:p>
+            <w:r/>
+            <w:r>
+              <w:rPr>
+                <w:strike/>
+                <w:color w:val="999999"/>
                 <w:sz w:val="18"/>
               </w:rPr>
               <w:t>30-60 s</w:t>
@@ -3237,11 +3338,14 @@
           <w:tcPr>
             <w:tcW w:type="dxa" w:w="1134"/>
             <w:shd w:val="clear" w:color="auto" w:fill="FFF3CC"/>
-          </w:tcPr>
-          <w:p>
-            <w:r/>
-            <w:r>
-              <w:rPr>
+            <w:shd w:val="clear" w:color="auto" w:fill="EFEFEF"/>
+          </w:tcPr>
+          <w:p>
+            <w:r/>
+            <w:r>
+              <w:rPr>
+                <w:strike/>
+                <w:color w:val="999999"/>
                 <w:sz w:val="18"/>
               </w:rPr>
               <w:t>NICE</w:t>
@@ -3251,11 +3355,13 @@
         <w:tc>
           <w:tcPr>
             <w:tcW w:type="dxa" w:w="2041"/>
-          </w:tcPr>
-          <w:p>
-            <w:r/>
-            <w:r>
-              <w:rPr>
+            <w:shd w:val="clear" w:color="auto" w:fill="EFEFEF"/>
+          </w:tcPr>
+          <w:p>
+            <w:r/>
+            <w:r>
+              <w:rPr>
+                <w:strike/>
                 <w:color w:val="808080"/>
                 <w:sz w:val="18"/>
               </w:rPr>
@@ -3266,13 +3372,17 @@
         <w:tc>
           <w:tcPr>
             <w:tcW w:type="dxa" w:w="1814"/>
-          </w:tcPr>
-          <w:p>
-            <w:r/>
-            <w:r>
-              <w:rPr>
-                <w:sz w:val="18"/>
-              </w:rPr>
+            <w:shd w:val="clear" w:color="auto" w:fill="EFEFEF"/>
+          </w:tcPr>
+          <w:p>
+            <w:r/>
+            <w:r>
+              <w:rPr>
+                <w:b/>
+                <w:color w:val="1E7B34"/>
+                <w:sz w:val="18"/>
+              </w:rPr>
+              <w:t>DONE: Cant_Help.mp3 + radio tuning / DJ / ad (friend's radio)</w:t>
             </w:r>
           </w:p>
         </w:tc>

--- a/Fading_Audio_List.docx
+++ b/Fading_Audio_List.docx
@@ -12,7 +12,7 @@
     </w:p>
     <w:p>
       <w:r>
-        <w:t>Already in the game: 5 of 59 (crossed out below, the green note says which file covers it).</w:t>
+        <w:t>Crossed out = already in the game, or not needed any more (the note says which). Section G is new.</w:t>
       </w:r>
     </w:p>
     <w:p>
@@ -5570,12 +5570,15 @@
         <w:tc>
           <w:tcPr>
             <w:tcW w:type="dxa" w:w="1134"/>
+            <w:shd w:val="clear" w:color="auto" w:fill="EFEFEF"/>
           </w:tcPr>
           <w:p>
             <w:r/>
             <w:r>
               <w:rPr>
                 <w:b/>
+                <w:strike/>
+                <w:color w:val="999999"/>
                 <w:sz w:val="20"/>
               </w:rPr>
               <w:t>audio47</w:t>
@@ -5585,11 +5588,14 @@
         <w:tc>
           <w:tcPr>
             <w:tcW w:type="dxa" w:w="3061"/>
-          </w:tcPr>
-          <w:p>
-            <w:r/>
-            <w:r>
-              <w:rPr>
+            <w:shd w:val="clear" w:color="auto" w:fill="EFEFEF"/>
+          </w:tcPr>
+          <w:p>
+            <w:r/>
+            <w:r>
+              <w:rPr>
+                <w:strike/>
+                <w:color w:val="999999"/>
                 <w:sz w:val="18"/>
               </w:rPr>
               <w:t>Ending 1 (THE LIGHT)</w:t>
@@ -5599,11 +5605,14 @@
         <w:tc>
           <w:tcPr>
             <w:tcW w:type="dxa" w:w="4649"/>
-          </w:tcPr>
-          <w:p>
-            <w:r/>
-            <w:r>
-              <w:rPr>
+            <w:shd w:val="clear" w:color="auto" w:fill="EFEFEF"/>
+          </w:tcPr>
+          <w:p>
+            <w:r/>
+            <w:r>
+              <w:rPr>
+                <w:strike/>
+                <w:color w:val="999999"/>
                 <w:sz w:val="18"/>
               </w:rPr>
               <w:t>Mom, calm, eyes wet: "It's okay. We're going to be okay."</w:t>
@@ -5613,11 +5622,14 @@
         <w:tc>
           <w:tcPr>
             <w:tcW w:type="dxa" w:w="1247"/>
-          </w:tcPr>
-          <w:p>
-            <w:r/>
-            <w:r>
-              <w:rPr>
+            <w:shd w:val="clear" w:color="auto" w:fill="EFEFEF"/>
+          </w:tcPr>
+          <w:p>
+            <w:r/>
+            <w:r>
+              <w:rPr>
+                <w:strike/>
+                <w:color w:val="999999"/>
                 <w:sz w:val="18"/>
               </w:rPr>
               <w:t>4 s</w:t>
@@ -5628,11 +5640,14 @@
           <w:tcPr>
             <w:tcW w:type="dxa" w:w="1134"/>
             <w:shd w:val="clear" w:color="auto" w:fill="E6EEF8"/>
-          </w:tcPr>
-          <w:p>
-            <w:r/>
-            <w:r>
-              <w:rPr>
+            <w:shd w:val="clear" w:color="auto" w:fill="EFEFEF"/>
+          </w:tcPr>
+          <w:p>
+            <w:r/>
+            <w:r>
+              <w:rPr>
+                <w:strike/>
+                <w:color w:val="999999"/>
                 <w:sz w:val="18"/>
               </w:rPr>
               <w:t>OPTIONAL</w:t>
@@ -5642,11 +5657,13 @@
         <w:tc>
           <w:tcPr>
             <w:tcW w:type="dxa" w:w="2041"/>
-          </w:tcPr>
-          <w:p>
-            <w:r/>
-            <w:r>
-              <w:rPr>
+            <w:shd w:val="clear" w:color="auto" w:fill="EFEFEF"/>
+          </w:tcPr>
+          <w:p>
+            <w:r/>
+            <w:r>
+              <w:rPr>
+                <w:strike/>
                 <w:color w:val="808080"/>
                 <w:sz w:val="18"/>
               </w:rPr>
@@ -5657,13 +5674,17 @@
         <w:tc>
           <w:tcPr>
             <w:tcW w:type="dxa" w:w="1814"/>
-          </w:tcPr>
-          <w:p>
-            <w:r/>
-            <w:r>
-              <w:rPr>
-                <w:sz w:val="18"/>
-              </w:rPr>
+            <w:shd w:val="clear" w:color="auto" w:fill="EFEFEF"/>
+          </w:tcPr>
+          <w:p>
+            <w:r/>
+            <w:r>
+              <w:rPr>
+                <w:b/>
+                <w:color w:val="1E7B34"/>
+                <w:sz w:val="18"/>
+              </w:rPr>
+              <w:t>NOT NEEDED ANY MORE (the endings changed)</w:t>
             </w:r>
           </w:p>
         </w:tc>
@@ -5672,12 +5693,15 @@
         <w:tc>
           <w:tcPr>
             <w:tcW w:type="dxa" w:w="1134"/>
+            <w:shd w:val="clear" w:color="auto" w:fill="EFEFEF"/>
           </w:tcPr>
           <w:p>
             <w:r/>
             <w:r>
               <w:rPr>
                 <w:b/>
+                <w:strike/>
+                <w:color w:val="999999"/>
                 <w:sz w:val="20"/>
               </w:rPr>
               <w:t>audio48</w:t>
@@ -5687,11 +5711,14 @@
         <w:tc>
           <w:tcPr>
             <w:tcW w:type="dxa" w:w="3061"/>
-          </w:tcPr>
-          <w:p>
-            <w:r/>
-            <w:r>
-              <w:rPr>
+            <w:shd w:val="clear" w:color="auto" w:fill="EFEFEF"/>
+          </w:tcPr>
+          <w:p>
+            <w:r/>
+            <w:r>
+              <w:rPr>
+                <w:strike/>
+                <w:color w:val="999999"/>
                 <w:sz w:val="18"/>
               </w:rPr>
               <w:t>Ending 1 (THE LIGHT)</w:t>
@@ -5701,11 +5728,14 @@
         <w:tc>
           <w:tcPr>
             <w:tcW w:type="dxa" w:w="4649"/>
-          </w:tcPr>
-          <w:p>
-            <w:r/>
-            <w:r>
-              <w:rPr>
+            <w:shd w:val="clear" w:color="auto" w:fill="EFEFEF"/>
+          </w:tcPr>
+          <w:p>
+            <w:r/>
+            <w:r>
+              <w:rPr>
+                <w:strike/>
+                <w:color w:val="999999"/>
                 <w:sz w:val="18"/>
               </w:rPr>
               <w:t>Mom, letting go: "You can go now."</w:t>
@@ -5715,11 +5745,14 @@
         <w:tc>
           <w:tcPr>
             <w:tcW w:type="dxa" w:w="1247"/>
-          </w:tcPr>
-          <w:p>
-            <w:r/>
-            <w:r>
-              <w:rPr>
+            <w:shd w:val="clear" w:color="auto" w:fill="EFEFEF"/>
+          </w:tcPr>
+          <w:p>
+            <w:r/>
+            <w:r>
+              <w:rPr>
+                <w:strike/>
+                <w:color w:val="999999"/>
                 <w:sz w:val="18"/>
               </w:rPr>
               <w:t>3 s</w:t>
@@ -5730,11 +5763,14 @@
           <w:tcPr>
             <w:tcW w:type="dxa" w:w="1134"/>
             <w:shd w:val="clear" w:color="auto" w:fill="E6EEF8"/>
-          </w:tcPr>
-          <w:p>
-            <w:r/>
-            <w:r>
-              <w:rPr>
+            <w:shd w:val="clear" w:color="auto" w:fill="EFEFEF"/>
+          </w:tcPr>
+          <w:p>
+            <w:r/>
+            <w:r>
+              <w:rPr>
+                <w:strike/>
+                <w:color w:val="999999"/>
                 <w:sz w:val="18"/>
               </w:rPr>
               <w:t>OPTIONAL</w:t>
@@ -5744,11 +5780,13 @@
         <w:tc>
           <w:tcPr>
             <w:tcW w:type="dxa" w:w="2041"/>
-          </w:tcPr>
-          <w:p>
-            <w:r/>
-            <w:r>
-              <w:rPr>
+            <w:shd w:val="clear" w:color="auto" w:fill="EFEFEF"/>
+          </w:tcPr>
+          <w:p>
+            <w:r/>
+            <w:r>
+              <w:rPr>
+                <w:strike/>
                 <w:color w:val="808080"/>
                 <w:sz w:val="18"/>
               </w:rPr>
@@ -5759,13 +5797,17 @@
         <w:tc>
           <w:tcPr>
             <w:tcW w:type="dxa" w:w="1814"/>
-          </w:tcPr>
-          <w:p>
-            <w:r/>
-            <w:r>
-              <w:rPr>
-                <w:sz w:val="18"/>
-              </w:rPr>
+            <w:shd w:val="clear" w:color="auto" w:fill="EFEFEF"/>
+          </w:tcPr>
+          <w:p>
+            <w:r/>
+            <w:r>
+              <w:rPr>
+                <w:b/>
+                <w:color w:val="1E7B34"/>
+                <w:sz w:val="18"/>
+              </w:rPr>
+              <w:t>NOT NEEDED ANY MORE (the endings changed)</w:t>
             </w:r>
           </w:p>
         </w:tc>
@@ -5774,12 +5816,15 @@
         <w:tc>
           <w:tcPr>
             <w:tcW w:type="dxa" w:w="1134"/>
+            <w:shd w:val="clear" w:color="auto" w:fill="EFEFEF"/>
           </w:tcPr>
           <w:p>
             <w:r/>
             <w:r>
               <w:rPr>
                 <w:b/>
+                <w:strike/>
+                <w:color w:val="999999"/>
                 <w:sz w:val="20"/>
               </w:rPr>
               <w:t>audio49</w:t>
@@ -5789,11 +5834,14 @@
         <w:tc>
           <w:tcPr>
             <w:tcW w:type="dxa" w:w="3061"/>
-          </w:tcPr>
-          <w:p>
-            <w:r/>
-            <w:r>
-              <w:rPr>
+            <w:shd w:val="clear" w:color="auto" w:fill="EFEFEF"/>
+          </w:tcPr>
+          <w:p>
+            <w:r/>
+            <w:r>
+              <w:rPr>
+                <w:strike/>
+                <w:color w:val="999999"/>
                 <w:sz w:val="18"/>
               </w:rPr>
               <w:t>Ending 2 (THE ECHO)</w:t>
@@ -5803,11 +5851,14 @@
         <w:tc>
           <w:tcPr>
             <w:tcW w:type="dxa" w:w="4649"/>
-          </w:tcPr>
-          <w:p>
-            <w:r/>
-            <w:r>
-              <w:rPr>
+            <w:shd w:val="clear" w:color="auto" w:fill="EFEFEF"/>
+          </w:tcPr>
+          <w:p>
+            <w:r/>
+            <w:r>
+              <w:rPr>
+                <w:strike/>
+                <w:color w:val="999999"/>
                 <w:sz w:val="18"/>
               </w:rPr>
               <w:t>Mom, unsure: "Sometimes I feel you here. I don't know why."</w:t>
@@ -5817,11 +5868,14 @@
         <w:tc>
           <w:tcPr>
             <w:tcW w:type="dxa" w:w="1247"/>
-          </w:tcPr>
-          <w:p>
-            <w:r/>
-            <w:r>
-              <w:rPr>
+            <w:shd w:val="clear" w:color="auto" w:fill="EFEFEF"/>
+          </w:tcPr>
+          <w:p>
+            <w:r/>
+            <w:r>
+              <w:rPr>
+                <w:strike/>
+                <w:color w:val="999999"/>
                 <w:sz w:val="18"/>
               </w:rPr>
               <w:t>4 s</w:t>
@@ -5832,11 +5886,14 @@
           <w:tcPr>
             <w:tcW w:type="dxa" w:w="1134"/>
             <w:shd w:val="clear" w:color="auto" w:fill="E6EEF8"/>
-          </w:tcPr>
-          <w:p>
-            <w:r/>
-            <w:r>
-              <w:rPr>
+            <w:shd w:val="clear" w:color="auto" w:fill="EFEFEF"/>
+          </w:tcPr>
+          <w:p>
+            <w:r/>
+            <w:r>
+              <w:rPr>
+                <w:strike/>
+                <w:color w:val="999999"/>
                 <w:sz w:val="18"/>
               </w:rPr>
               <w:t>OPTIONAL</w:t>
@@ -5846,11 +5903,13 @@
         <w:tc>
           <w:tcPr>
             <w:tcW w:type="dxa" w:w="2041"/>
-          </w:tcPr>
-          <w:p>
-            <w:r/>
-            <w:r>
-              <w:rPr>
+            <w:shd w:val="clear" w:color="auto" w:fill="EFEFEF"/>
+          </w:tcPr>
+          <w:p>
+            <w:r/>
+            <w:r>
+              <w:rPr>
+                <w:strike/>
                 <w:color w:val="808080"/>
                 <w:sz w:val="18"/>
               </w:rPr>
@@ -5861,13 +5920,17 @@
         <w:tc>
           <w:tcPr>
             <w:tcW w:type="dxa" w:w="1814"/>
-          </w:tcPr>
-          <w:p>
-            <w:r/>
-            <w:r>
-              <w:rPr>
-                <w:sz w:val="18"/>
-              </w:rPr>
+            <w:shd w:val="clear" w:color="auto" w:fill="EFEFEF"/>
+          </w:tcPr>
+          <w:p>
+            <w:r/>
+            <w:r>
+              <w:rPr>
+                <w:b/>
+                <w:color w:val="1E7B34"/>
+                <w:sz w:val="18"/>
+              </w:rPr>
+              <w:t>NOT NEEDED ANY MORE (the endings changed)</w:t>
             </w:r>
           </w:p>
         </w:tc>
@@ -5876,12 +5939,15 @@
         <w:tc>
           <w:tcPr>
             <w:tcW w:type="dxa" w:w="1134"/>
+            <w:shd w:val="clear" w:color="auto" w:fill="EFEFEF"/>
           </w:tcPr>
           <w:p>
             <w:r/>
             <w:r>
               <w:rPr>
                 <w:b/>
+                <w:strike/>
+                <w:color w:val="999999"/>
                 <w:sz w:val="20"/>
               </w:rPr>
               <w:t>audio50</w:t>
@@ -5891,11 +5957,14 @@
         <w:tc>
           <w:tcPr>
             <w:tcW w:type="dxa" w:w="3061"/>
-          </w:tcPr>
-          <w:p>
-            <w:r/>
-            <w:r>
-              <w:rPr>
+            <w:shd w:val="clear" w:color="auto" w:fill="EFEFEF"/>
+          </w:tcPr>
+          <w:p>
+            <w:r/>
+            <w:r>
+              <w:rPr>
+                <w:strike/>
+                <w:color w:val="999999"/>
                 <w:sz w:val="18"/>
               </w:rPr>
               <w:t>Ending 2 (THE ECHO)</w:t>
@@ -5905,11 +5974,14 @@
         <w:tc>
           <w:tcPr>
             <w:tcW w:type="dxa" w:w="4649"/>
-          </w:tcPr>
-          <w:p>
-            <w:r/>
-            <w:r>
-              <w:rPr>
+            <w:shd w:val="clear" w:color="auto" w:fill="EFEFEF"/>
+          </w:tcPr>
+          <w:p>
+            <w:r/>
+            <w:r>
+              <w:rPr>
+                <w:strike/>
+                <w:color w:val="999999"/>
                 <w:sz w:val="18"/>
               </w:rPr>
               <w:t>Mom, quiet: "Goodbye, anyway."</w:t>
@@ -5919,11 +5991,14 @@
         <w:tc>
           <w:tcPr>
             <w:tcW w:type="dxa" w:w="1247"/>
-          </w:tcPr>
-          <w:p>
-            <w:r/>
-            <w:r>
-              <w:rPr>
+            <w:shd w:val="clear" w:color="auto" w:fill="EFEFEF"/>
+          </w:tcPr>
+          <w:p>
+            <w:r/>
+            <w:r>
+              <w:rPr>
+                <w:strike/>
+                <w:color w:val="999999"/>
                 <w:sz w:val="18"/>
               </w:rPr>
               <w:t>2 s</w:t>
@@ -5934,11 +6009,14 @@
           <w:tcPr>
             <w:tcW w:type="dxa" w:w="1134"/>
             <w:shd w:val="clear" w:color="auto" w:fill="E6EEF8"/>
-          </w:tcPr>
-          <w:p>
-            <w:r/>
-            <w:r>
-              <w:rPr>
+            <w:shd w:val="clear" w:color="auto" w:fill="EFEFEF"/>
+          </w:tcPr>
+          <w:p>
+            <w:r/>
+            <w:r>
+              <w:rPr>
+                <w:strike/>
+                <w:color w:val="999999"/>
                 <w:sz w:val="18"/>
               </w:rPr>
               <w:t>OPTIONAL</w:t>
@@ -5948,11 +6026,13 @@
         <w:tc>
           <w:tcPr>
             <w:tcW w:type="dxa" w:w="2041"/>
-          </w:tcPr>
-          <w:p>
-            <w:r/>
-            <w:r>
-              <w:rPr>
+            <w:shd w:val="clear" w:color="auto" w:fill="EFEFEF"/>
+          </w:tcPr>
+          <w:p>
+            <w:r/>
+            <w:r>
+              <w:rPr>
+                <w:strike/>
                 <w:color w:val="808080"/>
                 <w:sz w:val="18"/>
               </w:rPr>
@@ -5963,13 +6043,17 @@
         <w:tc>
           <w:tcPr>
             <w:tcW w:type="dxa" w:w="1814"/>
-          </w:tcPr>
-          <w:p>
-            <w:r/>
-            <w:r>
-              <w:rPr>
-                <w:sz w:val="18"/>
-              </w:rPr>
+            <w:shd w:val="clear" w:color="auto" w:fill="EFEFEF"/>
+          </w:tcPr>
+          <w:p>
+            <w:r/>
+            <w:r>
+              <w:rPr>
+                <w:b/>
+                <w:color w:val="1E7B34"/>
+                <w:sz w:val="18"/>
+              </w:rPr>
+              <w:t>NOT NEEDED ANY MORE (the endings changed)</w:t>
             </w:r>
           </w:p>
         </w:tc>
@@ -5978,12 +6062,15 @@
         <w:tc>
           <w:tcPr>
             <w:tcW w:type="dxa" w:w="1134"/>
+            <w:shd w:val="clear" w:color="auto" w:fill="EFEFEF"/>
           </w:tcPr>
           <w:p>
             <w:r/>
             <w:r>
               <w:rPr>
                 <w:b/>
+                <w:strike/>
+                <w:color w:val="999999"/>
                 <w:sz w:val="20"/>
               </w:rPr>
               <w:t>audio51</w:t>
@@ -5993,11 +6080,14 @@
         <w:tc>
           <w:tcPr>
             <w:tcW w:type="dxa" w:w="3061"/>
-          </w:tcPr>
-          <w:p>
-            <w:r/>
-            <w:r>
-              <w:rPr>
+            <w:shd w:val="clear" w:color="auto" w:fill="EFEFEF"/>
+          </w:tcPr>
+          <w:p>
+            <w:r/>
+            <w:r>
+              <w:rPr>
+                <w:strike/>
+                <w:color w:val="999999"/>
                 <w:sz w:val="18"/>
               </w:rPr>
               <w:t>Ending 3 (THE COLD)</w:t>
@@ -6007,11 +6097,14 @@
         <w:tc>
           <w:tcPr>
             <w:tcW w:type="dxa" w:w="4649"/>
-          </w:tcPr>
-          <w:p>
-            <w:r/>
-            <w:r>
-              <w:rPr>
+            <w:shd w:val="clear" w:color="auto" w:fill="EFEFEF"/>
+          </w:tcPr>
+          <w:p>
+            <w:r/>
+            <w:r>
+              <w:rPr>
+                <w:strike/>
+                <w:color w:val="999999"/>
                 <w:sz w:val="18"/>
               </w:rPr>
               <w:t>Mom, tired, to the baby: "This house is so cold now. Come on, Luna. Let's go."</w:t>
@@ -6021,11 +6114,14 @@
         <w:tc>
           <w:tcPr>
             <w:tcW w:type="dxa" w:w="1247"/>
-          </w:tcPr>
-          <w:p>
-            <w:r/>
-            <w:r>
-              <w:rPr>
+            <w:shd w:val="clear" w:color="auto" w:fill="EFEFEF"/>
+          </w:tcPr>
+          <w:p>
+            <w:r/>
+            <w:r>
+              <w:rPr>
+                <w:strike/>
+                <w:color w:val="999999"/>
                 <w:sz w:val="18"/>
               </w:rPr>
               <w:t>5 s</w:t>
@@ -6036,11 +6132,14 @@
           <w:tcPr>
             <w:tcW w:type="dxa" w:w="1134"/>
             <w:shd w:val="clear" w:color="auto" w:fill="E6EEF8"/>
-          </w:tcPr>
-          <w:p>
-            <w:r/>
-            <w:r>
-              <w:rPr>
+            <w:shd w:val="clear" w:color="auto" w:fill="EFEFEF"/>
+          </w:tcPr>
+          <w:p>
+            <w:r/>
+            <w:r>
+              <w:rPr>
+                <w:strike/>
+                <w:color w:val="999999"/>
                 <w:sz w:val="18"/>
               </w:rPr>
               <w:t>OPTIONAL</w:t>
@@ -6050,11 +6149,13 @@
         <w:tc>
           <w:tcPr>
             <w:tcW w:type="dxa" w:w="2041"/>
-          </w:tcPr>
-          <w:p>
-            <w:r/>
-            <w:r>
-              <w:rPr>
+            <w:shd w:val="clear" w:color="auto" w:fill="EFEFEF"/>
+          </w:tcPr>
+          <w:p>
+            <w:r/>
+            <w:r>
+              <w:rPr>
+                <w:strike/>
                 <w:color w:val="808080"/>
                 <w:sz w:val="18"/>
               </w:rPr>
@@ -6065,13 +6166,17 @@
         <w:tc>
           <w:tcPr>
             <w:tcW w:type="dxa" w:w="1814"/>
-          </w:tcPr>
-          <w:p>
-            <w:r/>
-            <w:r>
-              <w:rPr>
-                <w:sz w:val="18"/>
-              </w:rPr>
+            <w:shd w:val="clear" w:color="auto" w:fill="EFEFEF"/>
+          </w:tcPr>
+          <w:p>
+            <w:r/>
+            <w:r>
+              <w:rPr>
+                <w:b/>
+                <w:color w:val="1E7B34"/>
+                <w:sz w:val="18"/>
+              </w:rPr>
+              <w:t>NOT NEEDED ANY MORE (the endings changed)</w:t>
             </w:r>
           </w:p>
         </w:tc>
@@ -6080,12 +6185,15 @@
         <w:tc>
           <w:tcPr>
             <w:tcW w:type="dxa" w:w="1134"/>
+            <w:shd w:val="clear" w:color="auto" w:fill="EFEFEF"/>
           </w:tcPr>
           <w:p>
             <w:r/>
             <w:r>
               <w:rPr>
                 <w:b/>
+                <w:strike/>
+                <w:color w:val="999999"/>
                 <w:sz w:val="20"/>
               </w:rPr>
               <w:t>audio52</w:t>
@@ -6095,11 +6203,14 @@
         <w:tc>
           <w:tcPr>
             <w:tcW w:type="dxa" w:w="3061"/>
-          </w:tcPr>
-          <w:p>
-            <w:r/>
-            <w:r>
-              <w:rPr>
+            <w:shd w:val="clear" w:color="auto" w:fill="EFEFEF"/>
+          </w:tcPr>
+          <w:p>
+            <w:r/>
+            <w:r>
+              <w:rPr>
+                <w:strike/>
+                <w:color w:val="999999"/>
                 <w:sz w:val="18"/>
               </w:rPr>
               <w:t>Ending 4 (THE FADING)</w:t>
@@ -6109,11 +6220,14 @@
         <w:tc>
           <w:tcPr>
             <w:tcW w:type="dxa" w:w="4649"/>
-          </w:tcPr>
-          <w:p>
-            <w:r/>
-            <w:r>
-              <w:rPr>
+            <w:shd w:val="clear" w:color="auto" w:fill="EFEFEF"/>
+          </w:tcPr>
+          <w:p>
+            <w:r/>
+            <w:r>
+              <w:rPr>
+                <w:strike/>
+                <w:color w:val="999999"/>
                 <w:sz w:val="18"/>
               </w:rPr>
               <w:t>The ghost, empty: "Nobody noticed. Nobody turned around."</w:t>
@@ -6123,11 +6237,14 @@
         <w:tc>
           <w:tcPr>
             <w:tcW w:type="dxa" w:w="1247"/>
-          </w:tcPr>
-          <w:p>
-            <w:r/>
-            <w:r>
-              <w:rPr>
+            <w:shd w:val="clear" w:color="auto" w:fill="EFEFEF"/>
+          </w:tcPr>
+          <w:p>
+            <w:r/>
+            <w:r>
+              <w:rPr>
+                <w:strike/>
+                <w:color w:val="999999"/>
                 <w:sz w:val="18"/>
               </w:rPr>
               <w:t>4 s</w:t>
@@ -6138,11 +6255,14 @@
           <w:tcPr>
             <w:tcW w:type="dxa" w:w="1134"/>
             <w:shd w:val="clear" w:color="auto" w:fill="E6EEF8"/>
-          </w:tcPr>
-          <w:p>
-            <w:r/>
-            <w:r>
-              <w:rPr>
+            <w:shd w:val="clear" w:color="auto" w:fill="EFEFEF"/>
+          </w:tcPr>
+          <w:p>
+            <w:r/>
+            <w:r>
+              <w:rPr>
+                <w:strike/>
+                <w:color w:val="999999"/>
                 <w:sz w:val="18"/>
               </w:rPr>
               <w:t>OPTIONAL</w:t>
@@ -6152,11 +6272,13 @@
         <w:tc>
           <w:tcPr>
             <w:tcW w:type="dxa" w:w="2041"/>
-          </w:tcPr>
-          <w:p>
-            <w:r/>
-            <w:r>
-              <w:rPr>
+            <w:shd w:val="clear" w:color="auto" w:fill="EFEFEF"/>
+          </w:tcPr>
+          <w:p>
+            <w:r/>
+            <w:r>
+              <w:rPr>
+                <w:strike/>
                 <w:color w:val="808080"/>
                 <w:sz w:val="18"/>
               </w:rPr>
@@ -6167,13 +6289,17 @@
         <w:tc>
           <w:tcPr>
             <w:tcW w:type="dxa" w:w="1814"/>
-          </w:tcPr>
-          <w:p>
-            <w:r/>
-            <w:r>
-              <w:rPr>
-                <w:sz w:val="18"/>
-              </w:rPr>
+            <w:shd w:val="clear" w:color="auto" w:fill="EFEFEF"/>
+          </w:tcPr>
+          <w:p>
+            <w:r/>
+            <w:r>
+              <w:rPr>
+                <w:b/>
+                <w:color w:val="1E7B34"/>
+                <w:sz w:val="18"/>
+              </w:rPr>
+              <w:t>NOT NEEDED ANY MORE (the endings changed)</w:t>
             </w:r>
           </w:p>
         </w:tc>
@@ -6831,6 +6957,391 @@
         <w:tc>
           <w:tcPr>
             <w:tcW w:type="dxa" w:w="1134"/>
+            <w:shd w:val="clear" w:color="auto" w:fill="EFEFEF"/>
+          </w:tcPr>
+          <w:p>
+            <w:r/>
+            <w:r>
+              <w:rPr>
+                <w:b/>
+                <w:strike/>
+                <w:color w:val="999999"/>
+                <w:sz w:val="20"/>
+              </w:rPr>
+              <w:t>audio58</w:t>
+            </w:r>
+          </w:p>
+        </w:tc>
+        <w:tc>
+          <w:tcPr>
+            <w:tcW w:type="dxa" w:w="3061"/>
+            <w:shd w:val="clear" w:color="auto" w:fill="EFEFEF"/>
+          </w:tcPr>
+          <w:p>
+            <w:r/>
+            <w:r>
+              <w:rPr>
+                <w:strike/>
+                <w:color w:val="999999"/>
+                <w:sz w:val="18"/>
+              </w:rPr>
+              <w:t>Ending 1, Luna smiles at him from her cradle</w:t>
+            </w:r>
+          </w:p>
+        </w:tc>
+        <w:tc>
+          <w:tcPr>
+            <w:tcW w:type="dxa" w:w="4649"/>
+            <w:shd w:val="clear" w:color="auto" w:fill="EFEFEF"/>
+          </w:tcPr>
+          <w:p>
+            <w:r/>
+            <w:r>
+              <w:rPr>
+                <w:strike/>
+                <w:color w:val="999999"/>
+                <w:sz w:val="18"/>
+              </w:rPr>
+              <w:t>The ghost, moved, whispering: "She smiles at me. She always knew I was here."</w:t>
+            </w:r>
+          </w:p>
+        </w:tc>
+        <w:tc>
+          <w:tcPr>
+            <w:tcW w:type="dxa" w:w="1247"/>
+            <w:shd w:val="clear" w:color="auto" w:fill="EFEFEF"/>
+          </w:tcPr>
+          <w:p>
+            <w:r/>
+            <w:r>
+              <w:rPr>
+                <w:strike/>
+                <w:color w:val="999999"/>
+                <w:sz w:val="18"/>
+              </w:rPr>
+              <w:t>4 s</w:t>
+            </w:r>
+          </w:p>
+        </w:tc>
+        <w:tc>
+          <w:tcPr>
+            <w:tcW w:type="dxa" w:w="1134"/>
+            <w:shd w:val="clear" w:color="auto" w:fill="E6EEF8"/>
+            <w:shd w:val="clear" w:color="auto" w:fill="EFEFEF"/>
+          </w:tcPr>
+          <w:p>
+            <w:r/>
+            <w:r>
+              <w:rPr>
+                <w:strike/>
+                <w:color w:val="999999"/>
+                <w:sz w:val="18"/>
+              </w:rPr>
+              <w:t>OPTIONAL</w:t>
+            </w:r>
+          </w:p>
+        </w:tc>
+        <w:tc>
+          <w:tcPr>
+            <w:tcW w:type="dxa" w:w="2041"/>
+            <w:shd w:val="clear" w:color="auto" w:fill="EFEFEF"/>
+          </w:tcPr>
+          <w:p>
+            <w:r/>
+            <w:r>
+              <w:rPr>
+                <w:strike/>
+                <w:color w:val="808080"/>
+                <w:sz w:val="18"/>
+              </w:rPr>
+              <w:t>voice_ghost_smile</w:t>
+            </w:r>
+          </w:p>
+        </w:tc>
+        <w:tc>
+          <w:tcPr>
+            <w:tcW w:type="dxa" w:w="1814"/>
+            <w:shd w:val="clear" w:color="auto" w:fill="EFEFEF"/>
+          </w:tcPr>
+          <w:p>
+            <w:r/>
+            <w:r>
+              <w:rPr>
+                <w:b/>
+                <w:color w:val="1E7B34"/>
+                <w:sz w:val="18"/>
+              </w:rPr>
+              <w:t>NOT NEEDED ANY MORE (the endings changed)</w:t>
+            </w:r>
+          </w:p>
+        </w:tc>
+      </w:tr>
+      <w:tr>
+        <w:tc>
+          <w:tcPr>
+            <w:tcW w:type="dxa" w:w="1134"/>
+            <w:shd w:val="clear" w:color="auto" w:fill="EFEFEF"/>
+          </w:tcPr>
+          <w:p>
+            <w:r/>
+            <w:r>
+              <w:rPr>
+                <w:b/>
+                <w:strike/>
+                <w:color w:val="999999"/>
+                <w:sz w:val="20"/>
+              </w:rPr>
+              <w:t>audio59</w:t>
+            </w:r>
+          </w:p>
+        </w:tc>
+        <w:tc>
+          <w:tcPr>
+            <w:tcW w:type="dxa" w:w="3061"/>
+            <w:shd w:val="clear" w:color="auto" w:fill="EFEFEF"/>
+          </w:tcPr>
+          <w:p>
+            <w:r/>
+            <w:r>
+              <w:rPr>
+                <w:strike/>
+                <w:color w:val="999999"/>
+                <w:sz w:val="18"/>
+              </w:rPr>
+              <w:t>Ending 2, Luna smiles at him from her cradle</w:t>
+            </w:r>
+          </w:p>
+        </w:tc>
+        <w:tc>
+          <w:tcPr>
+            <w:tcW w:type="dxa" w:w="4649"/>
+            <w:shd w:val="clear" w:color="auto" w:fill="EFEFEF"/>
+          </w:tcPr>
+          <w:p>
+            <w:r/>
+            <w:r>
+              <w:rPr>
+                <w:strike/>
+                <w:color w:val="999999"/>
+                <w:sz w:val="18"/>
+              </w:rPr>
+              <w:t>The ghost, softly: "For a moment, she sees me."</w:t>
+            </w:r>
+          </w:p>
+        </w:tc>
+        <w:tc>
+          <w:tcPr>
+            <w:tcW w:type="dxa" w:w="1247"/>
+            <w:shd w:val="clear" w:color="auto" w:fill="EFEFEF"/>
+          </w:tcPr>
+          <w:p>
+            <w:r/>
+            <w:r>
+              <w:rPr>
+                <w:strike/>
+                <w:color w:val="999999"/>
+                <w:sz w:val="18"/>
+              </w:rPr>
+              <w:t>3 s</w:t>
+            </w:r>
+          </w:p>
+        </w:tc>
+        <w:tc>
+          <w:tcPr>
+            <w:tcW w:type="dxa" w:w="1134"/>
+            <w:shd w:val="clear" w:color="auto" w:fill="E6EEF8"/>
+            <w:shd w:val="clear" w:color="auto" w:fill="EFEFEF"/>
+          </w:tcPr>
+          <w:p>
+            <w:r/>
+            <w:r>
+              <w:rPr>
+                <w:strike/>
+                <w:color w:val="999999"/>
+                <w:sz w:val="18"/>
+              </w:rPr>
+              <w:t>OPTIONAL</w:t>
+            </w:r>
+          </w:p>
+        </w:tc>
+        <w:tc>
+          <w:tcPr>
+            <w:tcW w:type="dxa" w:w="2041"/>
+            <w:shd w:val="clear" w:color="auto" w:fill="EFEFEF"/>
+          </w:tcPr>
+          <w:p>
+            <w:r/>
+            <w:r>
+              <w:rPr>
+                <w:strike/>
+                <w:color w:val="808080"/>
+                <w:sz w:val="18"/>
+              </w:rPr>
+              <w:t>voice_ghost_seesme</w:t>
+            </w:r>
+          </w:p>
+        </w:tc>
+        <w:tc>
+          <w:tcPr>
+            <w:tcW w:type="dxa" w:w="1814"/>
+            <w:shd w:val="clear" w:color="auto" w:fill="EFEFEF"/>
+          </w:tcPr>
+          <w:p>
+            <w:r/>
+            <w:r>
+              <w:rPr>
+                <w:b/>
+                <w:color w:val="1E7B34"/>
+                <w:sz w:val="18"/>
+              </w:rPr>
+              <w:t>NOT NEEDED ANY MORE (the endings changed)</w:t>
+            </w:r>
+          </w:p>
+        </w:tc>
+      </w:tr>
+    </w:tbl>
+    <w:p/>
+    <w:p>
+      <w:pPr>
+        <w:pStyle w:val="Heading1"/>
+      </w:pPr>
+      <w:r>
+        <w:t>G. NEW: dreams, the yard, the new endings (added later, numbers 1-59 did not change)</w:t>
+      </w:r>
+    </w:p>
+    <w:tbl>
+      <w:tblPr>
+        <w:tblStyle w:val="TableGrid"/>
+        <w:tblW w:type="auto" w:w="0"/>
+        <w:tblLook w:firstColumn="1" w:firstRow="1" w:lastColumn="0" w:lastRow="0" w:noHBand="0" w:noVBand="1" w:val="04A0"/>
+      </w:tblPr>
+      <w:tblGrid>
+        <w:gridCol w:w="2004"/>
+        <w:gridCol w:w="2004"/>
+        <w:gridCol w:w="2004"/>
+        <w:gridCol w:w="2004"/>
+        <w:gridCol w:w="2004"/>
+        <w:gridCol w:w="2004"/>
+        <w:gridCol w:w="2004"/>
+      </w:tblGrid>
+      <w:tr>
+        <w:tc>
+          <w:tcPr>
+            <w:tcW w:type="dxa" w:w="1134"/>
+            <w:shd w:val="clear" w:color="auto" w:fill="D9D9D9"/>
+          </w:tcPr>
+          <w:p>
+            <w:r/>
+            <w:r>
+              <w:rPr>
+                <w:b/>
+                <w:sz w:val="18"/>
+              </w:rPr>
+              <w:t>ID</w:t>
+            </w:r>
+          </w:p>
+        </w:tc>
+        <w:tc>
+          <w:tcPr>
+            <w:tcW w:type="dxa" w:w="3061"/>
+            <w:shd w:val="clear" w:color="auto" w:fill="D9D9D9"/>
+          </w:tcPr>
+          <w:p>
+            <w:r/>
+            <w:r>
+              <w:rPr>
+                <w:b/>
+                <w:sz w:val="18"/>
+              </w:rPr>
+              <w:t>Plays when</w:t>
+            </w:r>
+          </w:p>
+        </w:tc>
+        <w:tc>
+          <w:tcPr>
+            <w:tcW w:type="dxa" w:w="4649"/>
+            <w:shd w:val="clear" w:color="auto" w:fill="D9D9D9"/>
+          </w:tcPr>
+          <w:p>
+            <w:r/>
+            <w:r>
+              <w:rPr>
+                <w:b/>
+                <w:sz w:val="18"/>
+              </w:rPr>
+              <w:t>It should sound like</w:t>
+            </w:r>
+          </w:p>
+        </w:tc>
+        <w:tc>
+          <w:tcPr>
+            <w:tcW w:type="dxa" w:w="1247"/>
+            <w:shd w:val="clear" w:color="auto" w:fill="D9D9D9"/>
+          </w:tcPr>
+          <w:p>
+            <w:r/>
+            <w:r>
+              <w:rPr>
+                <w:b/>
+                <w:sz w:val="18"/>
+              </w:rPr>
+              <w:t>Length</w:t>
+            </w:r>
+          </w:p>
+        </w:tc>
+        <w:tc>
+          <w:tcPr>
+            <w:tcW w:type="dxa" w:w="1134"/>
+            <w:shd w:val="clear" w:color="auto" w:fill="D9D9D9"/>
+          </w:tcPr>
+          <w:p>
+            <w:r/>
+            <w:r>
+              <w:rPr>
+                <w:b/>
+                <w:sz w:val="18"/>
+              </w:rPr>
+              <w:t>Priority</w:t>
+            </w:r>
+          </w:p>
+        </w:tc>
+        <w:tc>
+          <w:tcPr>
+            <w:tcW w:type="dxa" w:w="2041"/>
+            <w:shd w:val="clear" w:color="auto" w:fill="D9D9D9"/>
+          </w:tcPr>
+          <w:p>
+            <w:r/>
+            <w:r>
+              <w:rPr>
+                <w:b/>
+                <w:sz w:val="18"/>
+              </w:rPr>
+              <w:t>Code name (for me)</w:t>
+            </w:r>
+          </w:p>
+        </w:tc>
+        <w:tc>
+          <w:tcPr>
+            <w:tcW w:type="dxa" w:w="1814"/>
+            <w:shd w:val="clear" w:color="auto" w:fill="D9D9D9"/>
+          </w:tcPr>
+          <w:p>
+            <w:r/>
+            <w:r>
+              <w:rPr>
+                <w:b/>
+                <w:sz w:val="18"/>
+              </w:rPr>
+              <w:t>Your notes</w:t>
+            </w:r>
+          </w:p>
+        </w:tc>
+      </w:tr>
+      <w:tr>
+        <w:tc>
+          <w:tcPr>
+            <w:tcW w:type="dxa" w:w="1134"/>
           </w:tcPr>
           <w:p>
             <w:r/>
@@ -6839,7 +7350,7 @@
                 <w:b/>
                 <w:sz w:val="20"/>
               </w:rPr>
-              <w:t>audio58</w:t>
+              <w:t>audio60</w:t>
             </w:r>
           </w:p>
         </w:tc>
@@ -6853,7 +7364,7 @@
               <w:rPr>
                 <w:sz w:val="18"/>
               </w:rPr>
-              <w:t>Ending 1, Luna smiles at him from her cradle</w:t>
+              <w:t>The six dream cutscenes at night</w:t>
             </w:r>
           </w:p>
         </w:tc>
@@ -6867,7 +7378,7 @@
               <w:rPr>
                 <w:sz w:val="18"/>
               </w:rPr>
-              <w:t>The ghost, moved, whispering: "She smiles at me. She always knew I was here."</w:t>
+              <w:t>Soft, floating, warm. Music box or piano with a light echo, like a memory.</w:t>
             </w:r>
           </w:p>
         </w:tc>
@@ -6881,7 +7392,517 @@
               <w:rPr>
                 <w:sz w:val="18"/>
               </w:rPr>
-              <w:t>4 s</w:t>
+              <w:t>1-2 min, loop</w:t>
+            </w:r>
+          </w:p>
+        </w:tc>
+        <w:tc>
+          <w:tcPr>
+            <w:tcW w:type="dxa" w:w="1134"/>
+            <w:shd w:val="clear" w:color="auto" w:fill="F8D7D7"/>
+          </w:tcPr>
+          <w:p>
+            <w:r/>
+            <w:r>
+              <w:rPr>
+                <w:sz w:val="18"/>
+              </w:rPr>
+              <w:t>MUST</w:t>
+            </w:r>
+          </w:p>
+        </w:tc>
+        <w:tc>
+          <w:tcPr>
+            <w:tcW w:type="dxa" w:w="2041"/>
+          </w:tcPr>
+          <w:p>
+            <w:r/>
+            <w:r>
+              <w:rPr>
+                <w:color w:val="808080"/>
+                <w:sz w:val="18"/>
+              </w:rPr>
+              <w:t>music_dream</w:t>
+            </w:r>
+          </w:p>
+        </w:tc>
+        <w:tc>
+          <w:tcPr>
+            <w:tcW w:type="dxa" w:w="1814"/>
+          </w:tcPr>
+          <w:p>
+            <w:r/>
+            <w:r>
+              <w:rPr>
+                <w:sz w:val="18"/>
+              </w:rPr>
+            </w:r>
+          </w:p>
+        </w:tc>
+      </w:tr>
+      <w:tr>
+        <w:tc>
+          <w:tcPr>
+            <w:tcW w:type="dxa" w:w="1134"/>
+          </w:tcPr>
+          <w:p>
+            <w:r/>
+            <w:r>
+              <w:rPr>
+                <w:b/>
+                <w:sz w:val="20"/>
+              </w:rPr>
+              <w:t>audio61</w:t>
+            </w:r>
+          </w:p>
+        </w:tc>
+        <w:tc>
+          <w:tcPr>
+            <w:tcW w:type="dxa" w:w="3061"/>
+          </w:tcPr>
+          <w:p>
+            <w:r/>
+            <w:r>
+              <w:rPr>
+                <w:sz w:val="18"/>
+              </w:rPr>
+              <w:t>The swings in the back yard playground (they sway at night)</w:t>
+            </w:r>
+          </w:p>
+        </w:tc>
+        <w:tc>
+          <w:tcPr>
+            <w:tcW w:type="dxa" w:w="4649"/>
+          </w:tcPr>
+          <w:p>
+            <w:r/>
+            <w:r>
+              <w:rPr>
+                <w:sz w:val="18"/>
+              </w:rPr>
+              <w:t>A slow metal swing creaking back and forth.</w:t>
+            </w:r>
+          </w:p>
+        </w:tc>
+        <w:tc>
+          <w:tcPr>
+            <w:tcW w:type="dxa" w:w="1247"/>
+          </w:tcPr>
+          <w:p>
+            <w:r/>
+            <w:r>
+              <w:rPr>
+                <w:sz w:val="18"/>
+              </w:rPr>
+              <w:t>3-6 s, loop</w:t>
+            </w:r>
+          </w:p>
+        </w:tc>
+        <w:tc>
+          <w:tcPr>
+            <w:tcW w:type="dxa" w:w="1134"/>
+            <w:shd w:val="clear" w:color="auto" w:fill="FFF3CC"/>
+          </w:tcPr>
+          <w:p>
+            <w:r/>
+            <w:r>
+              <w:rPr>
+                <w:sz w:val="18"/>
+              </w:rPr>
+              <w:t>NICE</w:t>
+            </w:r>
+          </w:p>
+        </w:tc>
+        <w:tc>
+          <w:tcPr>
+            <w:tcW w:type="dxa" w:w="2041"/>
+          </w:tcPr>
+          <w:p>
+            <w:r/>
+            <w:r>
+              <w:rPr>
+                <w:color w:val="808080"/>
+                <w:sz w:val="18"/>
+              </w:rPr>
+              <w:t>swing_creak</w:t>
+            </w:r>
+          </w:p>
+        </w:tc>
+        <w:tc>
+          <w:tcPr>
+            <w:tcW w:type="dxa" w:w="1814"/>
+          </w:tcPr>
+          <w:p>
+            <w:r/>
+            <w:r>
+              <w:rPr>
+                <w:sz w:val="18"/>
+              </w:rPr>
+            </w:r>
+          </w:p>
+        </w:tc>
+      </w:tr>
+      <w:tr>
+        <w:tc>
+          <w:tcPr>
+            <w:tcW w:type="dxa" w:w="1134"/>
+          </w:tcPr>
+          <w:p>
+            <w:r/>
+            <w:r>
+              <w:rPr>
+                <w:b/>
+                <w:sz w:val="20"/>
+              </w:rPr>
+              <w:t>audio62</w:t>
+            </w:r>
+          </w:p>
+        </w:tc>
+        <w:tc>
+          <w:tcPr>
+            <w:tcW w:type="dxa" w:w="3061"/>
+          </w:tcPr>
+          <w:p>
+            <w:r/>
+            <w:r>
+              <w:rPr>
+                <w:sz w:val="18"/>
+              </w:rPr>
+              <w:t>Mom or Luna noticed you (points on a bar). A made-up chime plays until this exists.</w:t>
+            </w:r>
+          </w:p>
+        </w:tc>
+        <w:tc>
+          <w:tcPr>
+            <w:tcW w:type="dxa" w:w="4649"/>
+          </w:tcPr>
+          <w:p>
+            <w:r/>
+            <w:r>
+              <w:rPr>
+                <w:sz w:val="18"/>
+              </w:rPr>
+              <w:t>Two soft bell notes, gentle and warm.</w:t>
+            </w:r>
+          </w:p>
+        </w:tc>
+        <w:tc>
+          <w:tcPr>
+            <w:tcW w:type="dxa" w:w="1247"/>
+          </w:tcPr>
+          <w:p>
+            <w:r/>
+            <w:r>
+              <w:rPr>
+                <w:sz w:val="18"/>
+              </w:rPr>
+              <w:t>1 s</w:t>
+            </w:r>
+          </w:p>
+        </w:tc>
+        <w:tc>
+          <w:tcPr>
+            <w:tcW w:type="dxa" w:w="1134"/>
+            <w:shd w:val="clear" w:color="auto" w:fill="FFF3CC"/>
+          </w:tcPr>
+          <w:p>
+            <w:r/>
+            <w:r>
+              <w:rPr>
+                <w:sz w:val="18"/>
+              </w:rPr>
+              <w:t>NICE</w:t>
+            </w:r>
+          </w:p>
+        </w:tc>
+        <w:tc>
+          <w:tcPr>
+            <w:tcW w:type="dxa" w:w="2041"/>
+          </w:tcPr>
+          <w:p>
+            <w:r/>
+            <w:r>
+              <w:rPr>
+                <w:color w:val="808080"/>
+                <w:sz w:val="18"/>
+              </w:rPr>
+              <w:t>notice_chime</w:t>
+            </w:r>
+          </w:p>
+        </w:tc>
+        <w:tc>
+          <w:tcPr>
+            <w:tcW w:type="dxa" w:w="1814"/>
+          </w:tcPr>
+          <w:p>
+            <w:r/>
+            <w:r>
+              <w:rPr>
+                <w:sz w:val="18"/>
+              </w:rPr>
+            </w:r>
+          </w:p>
+        </w:tc>
+      </w:tr>
+      <w:tr>
+        <w:tc>
+          <w:tcPr>
+            <w:tcW w:type="dxa" w:w="1134"/>
+          </w:tcPr>
+          <w:p>
+            <w:r/>
+            <w:r>
+              <w:rPr>
+                <w:b/>
+                <w:sz w:val="20"/>
+              </w:rPr>
+              <w:t>audio63</w:t>
+            </w:r>
+          </w:p>
+        </w:tc>
+        <w:tc>
+          <w:tcPr>
+            <w:tcW w:type="dxa" w:w="3061"/>
+          </w:tcPr>
+          <w:p>
+            <w:r/>
+            <w:r>
+              <w:rPr>
+                <w:sz w:val="18"/>
+              </w:rPr>
+              <w:t>You gather a memory light at night. A made-up sound plays until this exists.</w:t>
+            </w:r>
+          </w:p>
+        </w:tc>
+        <w:tc>
+          <w:tcPr>
+            <w:tcW w:type="dxa" w:w="4649"/>
+          </w:tcPr>
+          <w:p>
+            <w:r/>
+            <w:r>
+              <w:rPr>
+                <w:sz w:val="18"/>
+              </w:rPr>
+              <w:t>A light, rising sparkle of three bell notes.</w:t>
+            </w:r>
+          </w:p>
+        </w:tc>
+        <w:tc>
+          <w:tcPr>
+            <w:tcW w:type="dxa" w:w="1247"/>
+          </w:tcPr>
+          <w:p>
+            <w:r/>
+            <w:r>
+              <w:rPr>
+                <w:sz w:val="18"/>
+              </w:rPr>
+              <w:t>1 s</w:t>
+            </w:r>
+          </w:p>
+        </w:tc>
+        <w:tc>
+          <w:tcPr>
+            <w:tcW w:type="dxa" w:w="1134"/>
+            <w:shd w:val="clear" w:color="auto" w:fill="FFF3CC"/>
+          </w:tcPr>
+          <w:p>
+            <w:r/>
+            <w:r>
+              <w:rPr>
+                <w:sz w:val="18"/>
+              </w:rPr>
+              <w:t>NICE</w:t>
+            </w:r>
+          </w:p>
+        </w:tc>
+        <w:tc>
+          <w:tcPr>
+            <w:tcW w:type="dxa" w:w="2041"/>
+          </w:tcPr>
+          <w:p>
+            <w:r/>
+            <w:r>
+              <w:rPr>
+                <w:color w:val="808080"/>
+                <w:sz w:val="18"/>
+              </w:rPr>
+              <w:t>memory_collect</w:t>
+            </w:r>
+          </w:p>
+        </w:tc>
+        <w:tc>
+          <w:tcPr>
+            <w:tcW w:type="dxa" w:w="1814"/>
+          </w:tcPr>
+          <w:p>
+            <w:r/>
+            <w:r>
+              <w:rPr>
+                <w:sz w:val="18"/>
+              </w:rPr>
+            </w:r>
+          </w:p>
+        </w:tc>
+      </w:tr>
+      <w:tr>
+        <w:tc>
+          <w:tcPr>
+            <w:tcW w:type="dxa" w:w="1134"/>
+          </w:tcPr>
+          <w:p>
+            <w:r/>
+            <w:r>
+              <w:rPr>
+                <w:b/>
+                <w:sz w:val="20"/>
+              </w:rPr>
+              <w:t>audio64</w:t>
+            </w:r>
+          </w:p>
+        </w:tc>
+        <w:tc>
+          <w:tcPr>
+            <w:tcW w:type="dxa" w:w="3061"/>
+          </w:tcPr>
+          <w:p>
+            <w:r/>
+            <w:r>
+              <w:rPr>
+                <w:sz w:val="18"/>
+              </w:rPr>
+              <w:t>A dream begins / a bar becomes full. A made-up sound plays until this exists.</w:t>
+            </w:r>
+          </w:p>
+        </w:tc>
+        <w:tc>
+          <w:tcPr>
+            <w:tcW w:type="dxa" w:w="4649"/>
+          </w:tcPr>
+          <w:p>
+            <w:r/>
+            <w:r>
+              <w:rPr>
+                <w:sz w:val="18"/>
+              </w:rPr>
+              <w:t>A warm, swelling chord, like breathing in.</w:t>
+            </w:r>
+          </w:p>
+        </w:tc>
+        <w:tc>
+          <w:tcPr>
+            <w:tcW w:type="dxa" w:w="1247"/>
+          </w:tcPr>
+          <w:p>
+            <w:r/>
+            <w:r>
+              <w:rPr>
+                <w:sz w:val="18"/>
+              </w:rPr>
+              <w:t>3 s</w:t>
+            </w:r>
+          </w:p>
+        </w:tc>
+        <w:tc>
+          <w:tcPr>
+            <w:tcW w:type="dxa" w:w="1134"/>
+            <w:shd w:val="clear" w:color="auto" w:fill="FFF3CC"/>
+          </w:tcPr>
+          <w:p>
+            <w:r/>
+            <w:r>
+              <w:rPr>
+                <w:sz w:val="18"/>
+              </w:rPr>
+              <w:t>NICE</w:t>
+            </w:r>
+          </w:p>
+        </w:tc>
+        <w:tc>
+          <w:tcPr>
+            <w:tcW w:type="dxa" w:w="2041"/>
+          </w:tcPr>
+          <w:p>
+            <w:r/>
+            <w:r>
+              <w:rPr>
+                <w:color w:val="808080"/>
+                <w:sz w:val="18"/>
+              </w:rPr>
+              <w:t>dream_swell</w:t>
+            </w:r>
+          </w:p>
+        </w:tc>
+        <w:tc>
+          <w:tcPr>
+            <w:tcW w:type="dxa" w:w="1814"/>
+          </w:tcPr>
+          <w:p>
+            <w:r/>
+            <w:r>
+              <w:rPr>
+                <w:sz w:val="18"/>
+              </w:rPr>
+            </w:r>
+          </w:p>
+        </w:tc>
+      </w:tr>
+      <w:tr>
+        <w:tc>
+          <w:tcPr>
+            <w:tcW w:type="dxa" w:w="1134"/>
+          </w:tcPr>
+          <w:p>
+            <w:r/>
+            <w:r>
+              <w:rPr>
+                <w:b/>
+                <w:sz w:val="20"/>
+              </w:rPr>
+              <w:t>audio65</w:t>
+            </w:r>
+          </w:p>
+        </w:tc>
+        <w:tc>
+          <w:tcPr>
+            <w:tcW w:type="dxa" w:w="3061"/>
+          </w:tcPr>
+          <w:p>
+            <w:r/>
+            <w:r>
+              <w:rPr>
+                <w:sz w:val="18"/>
+              </w:rPr>
+              <w:t>Dream, night 1 (Mom): the first dance</w:t>
+            </w:r>
+          </w:p>
+        </w:tc>
+        <w:tc>
+          <w:tcPr>
+            <w:tcW w:type="dxa" w:w="4649"/>
+          </w:tcPr>
+          <w:p>
+            <w:r/>
+            <w:r>
+              <w:rPr>
+                <w:sz w:val="18"/>
+              </w:rPr>
+              <w:t>Mom, smiling: "You always stepped on my feet."</w:t>
+            </w:r>
+          </w:p>
+        </w:tc>
+        <w:tc>
+          <w:tcPr>
+            <w:tcW w:type="dxa" w:w="1247"/>
+          </w:tcPr>
+          <w:p>
+            <w:r/>
+            <w:r>
+              <w:rPr>
+                <w:sz w:val="18"/>
+              </w:rPr>
+              <w:t>3 s</w:t>
             </w:r>
           </w:p>
         </w:tc>
@@ -6911,7 +7932,7 @@
                 <w:color w:val="808080"/>
                 <w:sz w:val="18"/>
               </w:rPr>
-              <w:t>voice_ghost_smile</w:t>
+              <w:t>voice_dream_mom1_a</w:t>
             </w:r>
           </w:p>
         </w:tc>
@@ -6941,7 +7962,7 @@
                 <w:b/>
                 <w:sz w:val="20"/>
               </w:rPr>
-              <w:t>audio59</w:t>
+              <w:t>audio66</w:t>
             </w:r>
           </w:p>
         </w:tc>
@@ -6955,7 +7976,7 @@
               <w:rPr>
                 <w:sz w:val="18"/>
               </w:rPr>
-              <w:t>Ending 2, Luna smiles at him from her cradle</w:t>
+              <w:t>Dream, night 1 (Mom)</w:t>
             </w:r>
           </w:p>
         </w:tc>
@@ -6969,7 +7990,7 @@
               <w:rPr>
                 <w:sz w:val="18"/>
               </w:rPr>
-              <w:t>The ghost, softly: "For a moment, she sees me."</w:t>
+              <w:t>Father (the ghost), warm: "I was nervous. I still am."</w:t>
             </w:r>
           </w:p>
         </w:tc>
@@ -7013,7 +8034,2149 @@
                 <w:color w:val="808080"/>
                 <w:sz w:val="18"/>
               </w:rPr>
-              <w:t>voice_ghost_seesme</w:t>
+              <w:t>voice_dream_mom1_b</w:t>
+            </w:r>
+          </w:p>
+        </w:tc>
+        <w:tc>
+          <w:tcPr>
+            <w:tcW w:type="dxa" w:w="1814"/>
+          </w:tcPr>
+          <w:p>
+            <w:r/>
+            <w:r>
+              <w:rPr>
+                <w:sz w:val="18"/>
+              </w:rPr>
+            </w:r>
+          </w:p>
+        </w:tc>
+      </w:tr>
+      <w:tr>
+        <w:tc>
+          <w:tcPr>
+            <w:tcW w:type="dxa" w:w="1134"/>
+          </w:tcPr>
+          <w:p>
+            <w:r/>
+            <w:r>
+              <w:rPr>
+                <w:b/>
+                <w:sz w:val="20"/>
+              </w:rPr>
+              <w:t>audio67</w:t>
+            </w:r>
+          </w:p>
+        </w:tc>
+        <w:tc>
+          <w:tcPr>
+            <w:tcW w:type="dxa" w:w="3061"/>
+          </w:tcPr>
+          <w:p>
+            <w:r/>
+            <w:r>
+              <w:rPr>
+                <w:sz w:val="18"/>
+              </w:rPr>
+              <w:t>Dream, night 1 (Mom)</w:t>
+            </w:r>
+          </w:p>
+        </w:tc>
+        <w:tc>
+          <w:tcPr>
+            <w:tcW w:type="dxa" w:w="4649"/>
+          </w:tcPr>
+          <w:p>
+            <w:r/>
+            <w:r>
+              <w:rPr>
+                <w:sz w:val="18"/>
+              </w:rPr>
+              <w:t>Mom, soft: "Stay a little longer... please."</w:t>
+            </w:r>
+          </w:p>
+        </w:tc>
+        <w:tc>
+          <w:tcPr>
+            <w:tcW w:type="dxa" w:w="1247"/>
+          </w:tcPr>
+          <w:p>
+            <w:r/>
+            <w:r>
+              <w:rPr>
+                <w:sz w:val="18"/>
+              </w:rPr>
+              <w:t>3 s</w:t>
+            </w:r>
+          </w:p>
+        </w:tc>
+        <w:tc>
+          <w:tcPr>
+            <w:tcW w:type="dxa" w:w="1134"/>
+            <w:shd w:val="clear" w:color="auto" w:fill="E6EEF8"/>
+          </w:tcPr>
+          <w:p>
+            <w:r/>
+            <w:r>
+              <w:rPr>
+                <w:sz w:val="18"/>
+              </w:rPr>
+              <w:t>OPTIONAL</w:t>
+            </w:r>
+          </w:p>
+        </w:tc>
+        <w:tc>
+          <w:tcPr>
+            <w:tcW w:type="dxa" w:w="2041"/>
+          </w:tcPr>
+          <w:p>
+            <w:r/>
+            <w:r>
+              <w:rPr>
+                <w:color w:val="808080"/>
+                <w:sz w:val="18"/>
+              </w:rPr>
+              <w:t>voice_dream_mom1_c</w:t>
+            </w:r>
+          </w:p>
+        </w:tc>
+        <w:tc>
+          <w:tcPr>
+            <w:tcW w:type="dxa" w:w="1814"/>
+          </w:tcPr>
+          <w:p>
+            <w:r/>
+            <w:r>
+              <w:rPr>
+                <w:sz w:val="18"/>
+              </w:rPr>
+            </w:r>
+          </w:p>
+        </w:tc>
+      </w:tr>
+      <w:tr>
+        <w:tc>
+          <w:tcPr>
+            <w:tcW w:type="dxa" w:w="1134"/>
+          </w:tcPr>
+          <w:p>
+            <w:r/>
+            <w:r>
+              <w:rPr>
+                <w:b/>
+                <w:sz w:val="20"/>
+              </w:rPr>
+              <w:t>audio68</w:t>
+            </w:r>
+          </w:p>
+        </w:tc>
+        <w:tc>
+          <w:tcPr>
+            <w:tcW w:type="dxa" w:w="3061"/>
+          </w:tcPr>
+          <w:p>
+            <w:r/>
+            <w:r>
+              <w:rPr>
+                <w:sz w:val="18"/>
+              </w:rPr>
+              <w:t>Dream, night 2 (Mom): morning coffee</w:t>
+            </w:r>
+          </w:p>
+        </w:tc>
+        <w:tc>
+          <w:tcPr>
+            <w:tcW w:type="dxa" w:w="4649"/>
+          </w:tcPr>
+          <w:p>
+            <w:r/>
+            <w:r>
+              <w:rPr>
+                <w:sz w:val="18"/>
+              </w:rPr>
+              <w:t>Mom, teasing: "You always made the coffee too strong."</w:t>
+            </w:r>
+          </w:p>
+        </w:tc>
+        <w:tc>
+          <w:tcPr>
+            <w:tcW w:type="dxa" w:w="1247"/>
+          </w:tcPr>
+          <w:p>
+            <w:r/>
+            <w:r>
+              <w:rPr>
+                <w:sz w:val="18"/>
+              </w:rPr>
+              <w:t>3 s</w:t>
+            </w:r>
+          </w:p>
+        </w:tc>
+        <w:tc>
+          <w:tcPr>
+            <w:tcW w:type="dxa" w:w="1134"/>
+            <w:shd w:val="clear" w:color="auto" w:fill="E6EEF8"/>
+          </w:tcPr>
+          <w:p>
+            <w:r/>
+            <w:r>
+              <w:rPr>
+                <w:sz w:val="18"/>
+              </w:rPr>
+              <w:t>OPTIONAL</w:t>
+            </w:r>
+          </w:p>
+        </w:tc>
+        <w:tc>
+          <w:tcPr>
+            <w:tcW w:type="dxa" w:w="2041"/>
+          </w:tcPr>
+          <w:p>
+            <w:r/>
+            <w:r>
+              <w:rPr>
+                <w:color w:val="808080"/>
+                <w:sz w:val="18"/>
+              </w:rPr>
+              <w:t>voice_dream_mom2_a</w:t>
+            </w:r>
+          </w:p>
+        </w:tc>
+        <w:tc>
+          <w:tcPr>
+            <w:tcW w:type="dxa" w:w="1814"/>
+          </w:tcPr>
+          <w:p>
+            <w:r/>
+            <w:r>
+              <w:rPr>
+                <w:sz w:val="18"/>
+              </w:rPr>
+            </w:r>
+          </w:p>
+        </w:tc>
+      </w:tr>
+      <w:tr>
+        <w:tc>
+          <w:tcPr>
+            <w:tcW w:type="dxa" w:w="1134"/>
+          </w:tcPr>
+          <w:p>
+            <w:r/>
+            <w:r>
+              <w:rPr>
+                <w:b/>
+                <w:sz w:val="20"/>
+              </w:rPr>
+              <w:t>audio69</w:t>
+            </w:r>
+          </w:p>
+        </w:tc>
+        <w:tc>
+          <w:tcPr>
+            <w:tcW w:type="dxa" w:w="3061"/>
+          </w:tcPr>
+          <w:p>
+            <w:r/>
+            <w:r>
+              <w:rPr>
+                <w:sz w:val="18"/>
+              </w:rPr>
+              <w:t>Dream, night 2 (Mom)</w:t>
+            </w:r>
+          </w:p>
+        </w:tc>
+        <w:tc>
+          <w:tcPr>
+            <w:tcW w:type="dxa" w:w="4649"/>
+          </w:tcPr>
+          <w:p>
+            <w:r/>
+            <w:r>
+              <w:rPr>
+                <w:sz w:val="18"/>
+              </w:rPr>
+              <w:t>Father: "And you drank it anyway."</w:t>
+            </w:r>
+          </w:p>
+        </w:tc>
+        <w:tc>
+          <w:tcPr>
+            <w:tcW w:type="dxa" w:w="1247"/>
+          </w:tcPr>
+          <w:p>
+            <w:r/>
+            <w:r>
+              <w:rPr>
+                <w:sz w:val="18"/>
+              </w:rPr>
+              <w:t>2 s</w:t>
+            </w:r>
+          </w:p>
+        </w:tc>
+        <w:tc>
+          <w:tcPr>
+            <w:tcW w:type="dxa" w:w="1134"/>
+            <w:shd w:val="clear" w:color="auto" w:fill="E6EEF8"/>
+          </w:tcPr>
+          <w:p>
+            <w:r/>
+            <w:r>
+              <w:rPr>
+                <w:sz w:val="18"/>
+              </w:rPr>
+              <w:t>OPTIONAL</w:t>
+            </w:r>
+          </w:p>
+        </w:tc>
+        <w:tc>
+          <w:tcPr>
+            <w:tcW w:type="dxa" w:w="2041"/>
+          </w:tcPr>
+          <w:p>
+            <w:r/>
+            <w:r>
+              <w:rPr>
+                <w:color w:val="808080"/>
+                <w:sz w:val="18"/>
+              </w:rPr>
+              <w:t>voice_dream_mom2_b</w:t>
+            </w:r>
+          </w:p>
+        </w:tc>
+        <w:tc>
+          <w:tcPr>
+            <w:tcW w:type="dxa" w:w="1814"/>
+          </w:tcPr>
+          <w:p>
+            <w:r/>
+            <w:r>
+              <w:rPr>
+                <w:sz w:val="18"/>
+              </w:rPr>
+            </w:r>
+          </w:p>
+        </w:tc>
+      </w:tr>
+      <w:tr>
+        <w:tc>
+          <w:tcPr>
+            <w:tcW w:type="dxa" w:w="1134"/>
+          </w:tcPr>
+          <w:p>
+            <w:r/>
+            <w:r>
+              <w:rPr>
+                <w:b/>
+                <w:sz w:val="20"/>
+              </w:rPr>
+              <w:t>audio70</w:t>
+            </w:r>
+          </w:p>
+        </w:tc>
+        <w:tc>
+          <w:tcPr>
+            <w:tcW w:type="dxa" w:w="3061"/>
+          </w:tcPr>
+          <w:p>
+            <w:r/>
+            <w:r>
+              <w:rPr>
+                <w:sz w:val="18"/>
+              </w:rPr>
+              <w:t>Dream, night 2 (Mom)</w:t>
+            </w:r>
+          </w:p>
+        </w:tc>
+        <w:tc>
+          <w:tcPr>
+            <w:tcW w:type="dxa" w:w="4649"/>
+          </w:tcPr>
+          <w:p>
+            <w:r/>
+            <w:r>
+              <w:rPr>
+                <w:sz w:val="18"/>
+              </w:rPr>
+              <w:t>Mom, sad smile: "I still make two cups."</w:t>
+            </w:r>
+          </w:p>
+        </w:tc>
+        <w:tc>
+          <w:tcPr>
+            <w:tcW w:type="dxa" w:w="1247"/>
+          </w:tcPr>
+          <w:p>
+            <w:r/>
+            <w:r>
+              <w:rPr>
+                <w:sz w:val="18"/>
+              </w:rPr>
+              <w:t>3 s</w:t>
+            </w:r>
+          </w:p>
+        </w:tc>
+        <w:tc>
+          <w:tcPr>
+            <w:tcW w:type="dxa" w:w="1134"/>
+            <w:shd w:val="clear" w:color="auto" w:fill="E6EEF8"/>
+          </w:tcPr>
+          <w:p>
+            <w:r/>
+            <w:r>
+              <w:rPr>
+                <w:sz w:val="18"/>
+              </w:rPr>
+              <w:t>OPTIONAL</w:t>
+            </w:r>
+          </w:p>
+        </w:tc>
+        <w:tc>
+          <w:tcPr>
+            <w:tcW w:type="dxa" w:w="2041"/>
+          </w:tcPr>
+          <w:p>
+            <w:r/>
+            <w:r>
+              <w:rPr>
+                <w:color w:val="808080"/>
+                <w:sz w:val="18"/>
+              </w:rPr>
+              <w:t>voice_dream_mom2_c</w:t>
+            </w:r>
+          </w:p>
+        </w:tc>
+        <w:tc>
+          <w:tcPr>
+            <w:tcW w:type="dxa" w:w="1814"/>
+          </w:tcPr>
+          <w:p>
+            <w:r/>
+            <w:r>
+              <w:rPr>
+                <w:sz w:val="18"/>
+              </w:rPr>
+            </w:r>
+          </w:p>
+        </w:tc>
+      </w:tr>
+      <w:tr>
+        <w:tc>
+          <w:tcPr>
+            <w:tcW w:type="dxa" w:w="1134"/>
+          </w:tcPr>
+          <w:p>
+            <w:r/>
+            <w:r>
+              <w:rPr>
+                <w:b/>
+                <w:sz w:val="20"/>
+              </w:rPr>
+              <w:t>audio71</w:t>
+            </w:r>
+          </w:p>
+        </w:tc>
+        <w:tc>
+          <w:tcPr>
+            <w:tcW w:type="dxa" w:w="3061"/>
+          </w:tcPr>
+          <w:p>
+            <w:r/>
+            <w:r>
+              <w:rPr>
+                <w:sz w:val="18"/>
+              </w:rPr>
+              <w:t>Dream, night 3 (Mom): the porch</w:t>
+            </w:r>
+          </w:p>
+        </w:tc>
+        <w:tc>
+          <w:tcPr>
+            <w:tcW w:type="dxa" w:w="4649"/>
+          </w:tcPr>
+          <w:p>
+            <w:r/>
+            <w:r>
+              <w:rPr>
+                <w:sz w:val="18"/>
+              </w:rPr>
+              <w:t>Mom, quiet: "Tomorrow we leave this house."</w:t>
+            </w:r>
+          </w:p>
+        </w:tc>
+        <w:tc>
+          <w:tcPr>
+            <w:tcW w:type="dxa" w:w="1247"/>
+          </w:tcPr>
+          <w:p>
+            <w:r/>
+            <w:r>
+              <w:rPr>
+                <w:sz w:val="18"/>
+              </w:rPr>
+              <w:t>3 s</w:t>
+            </w:r>
+          </w:p>
+        </w:tc>
+        <w:tc>
+          <w:tcPr>
+            <w:tcW w:type="dxa" w:w="1134"/>
+            <w:shd w:val="clear" w:color="auto" w:fill="E6EEF8"/>
+          </w:tcPr>
+          <w:p>
+            <w:r/>
+            <w:r>
+              <w:rPr>
+                <w:sz w:val="18"/>
+              </w:rPr>
+              <w:t>OPTIONAL</w:t>
+            </w:r>
+          </w:p>
+        </w:tc>
+        <w:tc>
+          <w:tcPr>
+            <w:tcW w:type="dxa" w:w="2041"/>
+          </w:tcPr>
+          <w:p>
+            <w:r/>
+            <w:r>
+              <w:rPr>
+                <w:color w:val="808080"/>
+                <w:sz w:val="18"/>
+              </w:rPr>
+              <w:t>voice_dream_mom3_a</w:t>
+            </w:r>
+          </w:p>
+        </w:tc>
+        <w:tc>
+          <w:tcPr>
+            <w:tcW w:type="dxa" w:w="1814"/>
+          </w:tcPr>
+          <w:p>
+            <w:r/>
+            <w:r>
+              <w:rPr>
+                <w:sz w:val="18"/>
+              </w:rPr>
+            </w:r>
+          </w:p>
+        </w:tc>
+      </w:tr>
+      <w:tr>
+        <w:tc>
+          <w:tcPr>
+            <w:tcW w:type="dxa" w:w="1134"/>
+          </w:tcPr>
+          <w:p>
+            <w:r/>
+            <w:r>
+              <w:rPr>
+                <w:b/>
+                <w:sz w:val="20"/>
+              </w:rPr>
+              <w:t>audio72</w:t>
+            </w:r>
+          </w:p>
+        </w:tc>
+        <w:tc>
+          <w:tcPr>
+            <w:tcW w:type="dxa" w:w="3061"/>
+          </w:tcPr>
+          <w:p>
+            <w:r/>
+            <w:r>
+              <w:rPr>
+                <w:sz w:val="18"/>
+              </w:rPr>
+              <w:t>Dream, night 3 (Mom)</w:t>
+            </w:r>
+          </w:p>
+        </w:tc>
+        <w:tc>
+          <w:tcPr>
+            <w:tcW w:type="dxa" w:w="4649"/>
+          </w:tcPr>
+          <w:p>
+            <w:r/>
+            <w:r>
+              <w:rPr>
+                <w:sz w:val="18"/>
+              </w:rPr>
+              <w:t>Father: "The house was never what I loved."</w:t>
+            </w:r>
+          </w:p>
+        </w:tc>
+        <w:tc>
+          <w:tcPr>
+            <w:tcW w:type="dxa" w:w="1247"/>
+          </w:tcPr>
+          <w:p>
+            <w:r/>
+            <w:r>
+              <w:rPr>
+                <w:sz w:val="18"/>
+              </w:rPr>
+              <w:t>3 s</w:t>
+            </w:r>
+          </w:p>
+        </w:tc>
+        <w:tc>
+          <w:tcPr>
+            <w:tcW w:type="dxa" w:w="1134"/>
+            <w:shd w:val="clear" w:color="auto" w:fill="E6EEF8"/>
+          </w:tcPr>
+          <w:p>
+            <w:r/>
+            <w:r>
+              <w:rPr>
+                <w:sz w:val="18"/>
+              </w:rPr>
+              <w:t>OPTIONAL</w:t>
+            </w:r>
+          </w:p>
+        </w:tc>
+        <w:tc>
+          <w:tcPr>
+            <w:tcW w:type="dxa" w:w="2041"/>
+          </w:tcPr>
+          <w:p>
+            <w:r/>
+            <w:r>
+              <w:rPr>
+                <w:color w:val="808080"/>
+                <w:sz w:val="18"/>
+              </w:rPr>
+              <w:t>voice_dream_mom3_b</w:t>
+            </w:r>
+          </w:p>
+        </w:tc>
+        <w:tc>
+          <w:tcPr>
+            <w:tcW w:type="dxa" w:w="1814"/>
+          </w:tcPr>
+          <w:p>
+            <w:r/>
+            <w:r>
+              <w:rPr>
+                <w:sz w:val="18"/>
+              </w:rPr>
+            </w:r>
+          </w:p>
+        </w:tc>
+      </w:tr>
+      <w:tr>
+        <w:tc>
+          <w:tcPr>
+            <w:tcW w:type="dxa" w:w="1134"/>
+          </w:tcPr>
+          <w:p>
+            <w:r/>
+            <w:r>
+              <w:rPr>
+                <w:b/>
+                <w:sz w:val="20"/>
+              </w:rPr>
+              <w:t>audio73</w:t>
+            </w:r>
+          </w:p>
+        </w:tc>
+        <w:tc>
+          <w:tcPr>
+            <w:tcW w:type="dxa" w:w="3061"/>
+          </w:tcPr>
+          <w:p>
+            <w:r/>
+            <w:r>
+              <w:rPr>
+                <w:sz w:val="18"/>
+              </w:rPr>
+              <w:t>Dream, night 3 (Mom)</w:t>
+            </w:r>
+          </w:p>
+        </w:tc>
+        <w:tc>
+          <w:tcPr>
+            <w:tcW w:type="dxa" w:w="4649"/>
+          </w:tcPr>
+          <w:p>
+            <w:r/>
+            <w:r>
+              <w:rPr>
+                <w:sz w:val="18"/>
+              </w:rPr>
+              <w:t>Mom, a whisper: "...I know."</w:t>
+            </w:r>
+          </w:p>
+        </w:tc>
+        <w:tc>
+          <w:tcPr>
+            <w:tcW w:type="dxa" w:w="1247"/>
+          </w:tcPr>
+          <w:p>
+            <w:r/>
+            <w:r>
+              <w:rPr>
+                <w:sz w:val="18"/>
+              </w:rPr>
+              <w:t>2 s</w:t>
+            </w:r>
+          </w:p>
+        </w:tc>
+        <w:tc>
+          <w:tcPr>
+            <w:tcW w:type="dxa" w:w="1134"/>
+            <w:shd w:val="clear" w:color="auto" w:fill="E6EEF8"/>
+          </w:tcPr>
+          <w:p>
+            <w:r/>
+            <w:r>
+              <w:rPr>
+                <w:sz w:val="18"/>
+              </w:rPr>
+              <w:t>OPTIONAL</w:t>
+            </w:r>
+          </w:p>
+        </w:tc>
+        <w:tc>
+          <w:tcPr>
+            <w:tcW w:type="dxa" w:w="2041"/>
+          </w:tcPr>
+          <w:p>
+            <w:r/>
+            <w:r>
+              <w:rPr>
+                <w:color w:val="808080"/>
+                <w:sz w:val="18"/>
+              </w:rPr>
+              <w:t>voice_dream_mom3_c</w:t>
+            </w:r>
+          </w:p>
+        </w:tc>
+        <w:tc>
+          <w:tcPr>
+            <w:tcW w:type="dxa" w:w="1814"/>
+          </w:tcPr>
+          <w:p>
+            <w:r/>
+            <w:r>
+              <w:rPr>
+                <w:sz w:val="18"/>
+              </w:rPr>
+            </w:r>
+          </w:p>
+        </w:tc>
+      </w:tr>
+      <w:tr>
+        <w:tc>
+          <w:tcPr>
+            <w:tcW w:type="dxa" w:w="1134"/>
+          </w:tcPr>
+          <w:p>
+            <w:r/>
+            <w:r>
+              <w:rPr>
+                <w:b/>
+                <w:sz w:val="20"/>
+              </w:rPr>
+              <w:t>audio74</w:t>
+            </w:r>
+          </w:p>
+        </w:tc>
+        <w:tc>
+          <w:tcPr>
+            <w:tcW w:type="dxa" w:w="3061"/>
+          </w:tcPr>
+          <w:p>
+            <w:r/>
+            <w:r>
+              <w:rPr>
+                <w:sz w:val="18"/>
+              </w:rPr>
+              <w:t>Dream, night 1 (Luna): stars over her bed</w:t>
+            </w:r>
+          </w:p>
+        </w:tc>
+        <w:tc>
+          <w:tcPr>
+            <w:tcW w:type="dxa" w:w="4649"/>
+          </w:tcPr>
+          <w:p>
+            <w:r/>
+            <w:r>
+              <w:rPr>
+                <w:sz w:val="18"/>
+              </w:rPr>
+              <w:t>Father, very soft: "Every star up there is a night I’ll watch over you."</w:t>
+            </w:r>
+          </w:p>
+        </w:tc>
+        <w:tc>
+          <w:tcPr>
+            <w:tcW w:type="dxa" w:w="1247"/>
+          </w:tcPr>
+          <w:p>
+            <w:r/>
+            <w:r>
+              <w:rPr>
+                <w:sz w:val="18"/>
+              </w:rPr>
+              <w:t>4 s</w:t>
+            </w:r>
+          </w:p>
+        </w:tc>
+        <w:tc>
+          <w:tcPr>
+            <w:tcW w:type="dxa" w:w="1134"/>
+            <w:shd w:val="clear" w:color="auto" w:fill="E6EEF8"/>
+          </w:tcPr>
+          <w:p>
+            <w:r/>
+            <w:r>
+              <w:rPr>
+                <w:sz w:val="18"/>
+              </w:rPr>
+              <w:t>OPTIONAL</w:t>
+            </w:r>
+          </w:p>
+        </w:tc>
+        <w:tc>
+          <w:tcPr>
+            <w:tcW w:type="dxa" w:w="2041"/>
+          </w:tcPr>
+          <w:p>
+            <w:r/>
+            <w:r>
+              <w:rPr>
+                <w:color w:val="808080"/>
+                <w:sz w:val="18"/>
+              </w:rPr>
+              <w:t>voice_dream_luna1_a</w:t>
+            </w:r>
+          </w:p>
+        </w:tc>
+        <w:tc>
+          <w:tcPr>
+            <w:tcW w:type="dxa" w:w="1814"/>
+          </w:tcPr>
+          <w:p>
+            <w:r/>
+            <w:r>
+              <w:rPr>
+                <w:sz w:val="18"/>
+              </w:rPr>
+            </w:r>
+          </w:p>
+        </w:tc>
+      </w:tr>
+      <w:tr>
+        <w:tc>
+          <w:tcPr>
+            <w:tcW w:type="dxa" w:w="1134"/>
+          </w:tcPr>
+          <w:p>
+            <w:r/>
+            <w:r>
+              <w:rPr>
+                <w:b/>
+                <w:sz w:val="20"/>
+              </w:rPr>
+              <w:t>audio75</w:t>
+            </w:r>
+          </w:p>
+        </w:tc>
+        <w:tc>
+          <w:tcPr>
+            <w:tcW w:type="dxa" w:w="3061"/>
+          </w:tcPr>
+          <w:p>
+            <w:r/>
+            <w:r>
+              <w:rPr>
+                <w:sz w:val="18"/>
+              </w:rPr>
+              <w:t>Dream, night 2 (Luna): first steps</w:t>
+            </w:r>
+          </w:p>
+        </w:tc>
+        <w:tc>
+          <w:tcPr>
+            <w:tcW w:type="dxa" w:w="4649"/>
+          </w:tcPr>
+          <w:p>
+            <w:r/>
+            <w:r>
+              <w:rPr>
+                <w:sz w:val="18"/>
+              </w:rPr>
+              <w:t>Father, encouraging: "Come here... that’s it."</w:t>
+            </w:r>
+          </w:p>
+        </w:tc>
+        <w:tc>
+          <w:tcPr>
+            <w:tcW w:type="dxa" w:w="1247"/>
+          </w:tcPr>
+          <w:p>
+            <w:r/>
+            <w:r>
+              <w:rPr>
+                <w:sz w:val="18"/>
+              </w:rPr>
+              <w:t>3 s</w:t>
+            </w:r>
+          </w:p>
+        </w:tc>
+        <w:tc>
+          <w:tcPr>
+            <w:tcW w:type="dxa" w:w="1134"/>
+            <w:shd w:val="clear" w:color="auto" w:fill="E6EEF8"/>
+          </w:tcPr>
+          <w:p>
+            <w:r/>
+            <w:r>
+              <w:rPr>
+                <w:sz w:val="18"/>
+              </w:rPr>
+              <w:t>OPTIONAL</w:t>
+            </w:r>
+          </w:p>
+        </w:tc>
+        <w:tc>
+          <w:tcPr>
+            <w:tcW w:type="dxa" w:w="2041"/>
+          </w:tcPr>
+          <w:p>
+            <w:r/>
+            <w:r>
+              <w:rPr>
+                <w:color w:val="808080"/>
+                <w:sz w:val="18"/>
+              </w:rPr>
+              <w:t>voice_dream_luna2_a</w:t>
+            </w:r>
+          </w:p>
+        </w:tc>
+        <w:tc>
+          <w:tcPr>
+            <w:tcW w:type="dxa" w:w="1814"/>
+          </w:tcPr>
+          <w:p>
+            <w:r/>
+            <w:r>
+              <w:rPr>
+                <w:sz w:val="18"/>
+              </w:rPr>
+            </w:r>
+          </w:p>
+        </w:tc>
+      </w:tr>
+      <w:tr>
+        <w:tc>
+          <w:tcPr>
+            <w:tcW w:type="dxa" w:w="1134"/>
+          </w:tcPr>
+          <w:p>
+            <w:r/>
+            <w:r>
+              <w:rPr>
+                <w:b/>
+                <w:sz w:val="20"/>
+              </w:rPr>
+              <w:t>audio76</w:t>
+            </w:r>
+          </w:p>
+        </w:tc>
+        <w:tc>
+          <w:tcPr>
+            <w:tcW w:type="dxa" w:w="3061"/>
+          </w:tcPr>
+          <w:p>
+            <w:r/>
+            <w:r>
+              <w:rPr>
+                <w:sz w:val="18"/>
+              </w:rPr>
+              <w:t>Dream, night 2 (Luna)</w:t>
+            </w:r>
+          </w:p>
+        </w:tc>
+        <w:tc>
+          <w:tcPr>
+            <w:tcW w:type="dxa" w:w="4649"/>
+          </w:tcPr>
+          <w:p>
+            <w:r/>
+            <w:r>
+              <w:rPr>
+                <w:sz w:val="18"/>
+              </w:rPr>
+              <w:t>Father, proud: "That’s my girl."</w:t>
+            </w:r>
+          </w:p>
+        </w:tc>
+        <w:tc>
+          <w:tcPr>
+            <w:tcW w:type="dxa" w:w="1247"/>
+          </w:tcPr>
+          <w:p>
+            <w:r/>
+            <w:r>
+              <w:rPr>
+                <w:sz w:val="18"/>
+              </w:rPr>
+              <w:t>2 s</w:t>
+            </w:r>
+          </w:p>
+        </w:tc>
+        <w:tc>
+          <w:tcPr>
+            <w:tcW w:type="dxa" w:w="1134"/>
+            <w:shd w:val="clear" w:color="auto" w:fill="E6EEF8"/>
+          </w:tcPr>
+          <w:p>
+            <w:r/>
+            <w:r>
+              <w:rPr>
+                <w:sz w:val="18"/>
+              </w:rPr>
+              <w:t>OPTIONAL</w:t>
+            </w:r>
+          </w:p>
+        </w:tc>
+        <w:tc>
+          <w:tcPr>
+            <w:tcW w:type="dxa" w:w="2041"/>
+          </w:tcPr>
+          <w:p>
+            <w:r/>
+            <w:r>
+              <w:rPr>
+                <w:color w:val="808080"/>
+                <w:sz w:val="18"/>
+              </w:rPr>
+              <w:t>voice_dream_luna2_b</w:t>
+            </w:r>
+          </w:p>
+        </w:tc>
+        <w:tc>
+          <w:tcPr>
+            <w:tcW w:type="dxa" w:w="1814"/>
+          </w:tcPr>
+          <w:p>
+            <w:r/>
+            <w:r>
+              <w:rPr>
+                <w:sz w:val="18"/>
+              </w:rPr>
+            </w:r>
+          </w:p>
+        </w:tc>
+      </w:tr>
+      <w:tr>
+        <w:tc>
+          <w:tcPr>
+            <w:tcW w:type="dxa" w:w="1134"/>
+          </w:tcPr>
+          <w:p>
+            <w:r/>
+            <w:r>
+              <w:rPr>
+                <w:b/>
+                <w:sz w:val="20"/>
+              </w:rPr>
+              <w:t>audio77</w:t>
+            </w:r>
+          </w:p>
+        </w:tc>
+        <w:tc>
+          <w:tcPr>
+            <w:tcW w:type="dxa" w:w="3061"/>
+          </w:tcPr>
+          <w:p>
+            <w:r/>
+            <w:r>
+              <w:rPr>
+                <w:sz w:val="18"/>
+              </w:rPr>
+              <w:t>Dream, night 3 (Luna): the candle</w:t>
+            </w:r>
+          </w:p>
+        </w:tc>
+        <w:tc>
+          <w:tcPr>
+            <w:tcW w:type="dxa" w:w="4649"/>
+          </w:tcPr>
+          <w:p>
+            <w:r/>
+            <w:r>
+              <w:rPr>
+                <w:sz w:val="18"/>
+              </w:rPr>
+              <w:t>Father: "You won’t remember me, little one."</w:t>
+            </w:r>
+          </w:p>
+        </w:tc>
+        <w:tc>
+          <w:tcPr>
+            <w:tcW w:type="dxa" w:w="1247"/>
+          </w:tcPr>
+          <w:p>
+            <w:r/>
+            <w:r>
+              <w:rPr>
+                <w:sz w:val="18"/>
+              </w:rPr>
+              <w:t>3 s</w:t>
+            </w:r>
+          </w:p>
+        </w:tc>
+        <w:tc>
+          <w:tcPr>
+            <w:tcW w:type="dxa" w:w="1134"/>
+            <w:shd w:val="clear" w:color="auto" w:fill="E6EEF8"/>
+          </w:tcPr>
+          <w:p>
+            <w:r/>
+            <w:r>
+              <w:rPr>
+                <w:sz w:val="18"/>
+              </w:rPr>
+              <w:t>OPTIONAL</w:t>
+            </w:r>
+          </w:p>
+        </w:tc>
+        <w:tc>
+          <w:tcPr>
+            <w:tcW w:type="dxa" w:w="2041"/>
+          </w:tcPr>
+          <w:p>
+            <w:r/>
+            <w:r>
+              <w:rPr>
+                <w:color w:val="808080"/>
+                <w:sz w:val="18"/>
+              </w:rPr>
+              <w:t>voice_dream_luna3_a</w:t>
+            </w:r>
+          </w:p>
+        </w:tc>
+        <w:tc>
+          <w:tcPr>
+            <w:tcW w:type="dxa" w:w="1814"/>
+          </w:tcPr>
+          <w:p>
+            <w:r/>
+            <w:r>
+              <w:rPr>
+                <w:sz w:val="18"/>
+              </w:rPr>
+            </w:r>
+          </w:p>
+        </w:tc>
+      </w:tr>
+      <w:tr>
+        <w:tc>
+          <w:tcPr>
+            <w:tcW w:type="dxa" w:w="1134"/>
+          </w:tcPr>
+          <w:p>
+            <w:r/>
+            <w:r>
+              <w:rPr>
+                <w:b/>
+                <w:sz w:val="20"/>
+              </w:rPr>
+              <w:t>audio78</w:t>
+            </w:r>
+          </w:p>
+        </w:tc>
+        <w:tc>
+          <w:tcPr>
+            <w:tcW w:type="dxa" w:w="3061"/>
+          </w:tcPr>
+          <w:p>
+            <w:r/>
+            <w:r>
+              <w:rPr>
+                <w:sz w:val="18"/>
+              </w:rPr>
+              <w:t>Dream, night 3 (Luna)</w:t>
+            </w:r>
+          </w:p>
+        </w:tc>
+        <w:tc>
+          <w:tcPr>
+            <w:tcW w:type="dxa" w:w="4649"/>
+          </w:tcPr>
+          <w:p>
+            <w:r/>
+            <w:r>
+              <w:rPr>
+                <w:sz w:val="18"/>
+              </w:rPr>
+              <w:t>Father: "That’s all right. I’ll remember for both of us."</w:t>
+            </w:r>
+          </w:p>
+        </w:tc>
+        <w:tc>
+          <w:tcPr>
+            <w:tcW w:type="dxa" w:w="1247"/>
+          </w:tcPr>
+          <w:p>
+            <w:r/>
+            <w:r>
+              <w:rPr>
+                <w:sz w:val="18"/>
+              </w:rPr>
+              <w:t>4 s</w:t>
+            </w:r>
+          </w:p>
+        </w:tc>
+        <w:tc>
+          <w:tcPr>
+            <w:tcW w:type="dxa" w:w="1134"/>
+            <w:shd w:val="clear" w:color="auto" w:fill="E6EEF8"/>
+          </w:tcPr>
+          <w:p>
+            <w:r/>
+            <w:r>
+              <w:rPr>
+                <w:sz w:val="18"/>
+              </w:rPr>
+              <w:t>OPTIONAL</w:t>
+            </w:r>
+          </w:p>
+        </w:tc>
+        <w:tc>
+          <w:tcPr>
+            <w:tcW w:type="dxa" w:w="2041"/>
+          </w:tcPr>
+          <w:p>
+            <w:r/>
+            <w:r>
+              <w:rPr>
+                <w:color w:val="808080"/>
+                <w:sz w:val="18"/>
+              </w:rPr>
+              <w:t>voice_dream_luna3_b</w:t>
+            </w:r>
+          </w:p>
+        </w:tc>
+        <w:tc>
+          <w:tcPr>
+            <w:tcW w:type="dxa" w:w="1814"/>
+          </w:tcPr>
+          <w:p>
+            <w:r/>
+            <w:r>
+              <w:rPr>
+                <w:sz w:val="18"/>
+              </w:rPr>
+            </w:r>
+          </w:p>
+        </w:tc>
+      </w:tr>
+      <w:tr>
+        <w:tc>
+          <w:tcPr>
+            <w:tcW w:type="dxa" w:w="1134"/>
+          </w:tcPr>
+          <w:p>
+            <w:r/>
+            <w:r>
+              <w:rPr>
+                <w:b/>
+                <w:sz w:val="20"/>
+              </w:rPr>
+              <w:t>audio79</w:t>
+            </w:r>
+          </w:p>
+        </w:tc>
+        <w:tc>
+          <w:tcPr>
+            <w:tcW w:type="dxa" w:w="3061"/>
+          </w:tcPr>
+          <w:p>
+            <w:r/>
+            <w:r>
+              <w:rPr>
+                <w:sz w:val="18"/>
+              </w:rPr>
+              <w:t>Ending 1 (nobody felt him: they flee)</w:t>
+            </w:r>
+          </w:p>
+        </w:tc>
+        <w:tc>
+          <w:tcPr>
+            <w:tcW w:type="dxa" w:w="4649"/>
+          </w:tcPr>
+          <w:p>
+            <w:r/>
+            <w:r>
+              <w:rPr>
+                <w:sz w:val="18"/>
+              </w:rPr>
+              <w:t>Mom, frightened: "I can’t stay here another night. Something in this house won’t let us rest."</w:t>
+            </w:r>
+          </w:p>
+        </w:tc>
+        <w:tc>
+          <w:tcPr>
+            <w:tcW w:type="dxa" w:w="1247"/>
+          </w:tcPr>
+          <w:p>
+            <w:r/>
+            <w:r>
+              <w:rPr>
+                <w:sz w:val="18"/>
+              </w:rPr>
+              <w:t>5 s</w:t>
+            </w:r>
+          </w:p>
+        </w:tc>
+        <w:tc>
+          <w:tcPr>
+            <w:tcW w:type="dxa" w:w="1134"/>
+            <w:shd w:val="clear" w:color="auto" w:fill="E6EEF8"/>
+          </w:tcPr>
+          <w:p>
+            <w:r/>
+            <w:r>
+              <w:rPr>
+                <w:sz w:val="18"/>
+              </w:rPr>
+              <w:t>OPTIONAL</w:t>
+            </w:r>
+          </w:p>
+        </w:tc>
+        <w:tc>
+          <w:tcPr>
+            <w:tcW w:type="dxa" w:w="2041"/>
+          </w:tcPr>
+          <w:p>
+            <w:r/>
+            <w:r>
+              <w:rPr>
+                <w:color w:val="808080"/>
+                <w:sz w:val="18"/>
+              </w:rPr>
+              <w:t>voice_end1_mom</w:t>
+            </w:r>
+          </w:p>
+        </w:tc>
+        <w:tc>
+          <w:tcPr>
+            <w:tcW w:type="dxa" w:w="1814"/>
+          </w:tcPr>
+          <w:p>
+            <w:r/>
+            <w:r>
+              <w:rPr>
+                <w:sz w:val="18"/>
+              </w:rPr>
+            </w:r>
+          </w:p>
+        </w:tc>
+      </w:tr>
+      <w:tr>
+        <w:tc>
+          <w:tcPr>
+            <w:tcW w:type="dxa" w:w="1134"/>
+          </w:tcPr>
+          <w:p>
+            <w:r/>
+            <w:r>
+              <w:rPr>
+                <w:b/>
+                <w:sz w:val="20"/>
+              </w:rPr>
+              <w:t>audio80</w:t>
+            </w:r>
+          </w:p>
+        </w:tc>
+        <w:tc>
+          <w:tcPr>
+            <w:tcW w:type="dxa" w:w="3061"/>
+          </w:tcPr>
+          <w:p>
+            <w:r/>
+            <w:r>
+              <w:rPr>
+                <w:sz w:val="18"/>
+              </w:rPr>
+              <w:t>Ending 1</w:t>
+            </w:r>
+          </w:p>
+        </w:tc>
+        <w:tc>
+          <w:tcPr>
+            <w:tcW w:type="dxa" w:w="4649"/>
+          </w:tcPr>
+          <w:p>
+            <w:r/>
+            <w:r>
+              <w:rPr>
+                <w:sz w:val="18"/>
+              </w:rPr>
+              <w:t>The ghost, broken: "I only wanted them to know I was here."</w:t>
+            </w:r>
+          </w:p>
+        </w:tc>
+        <w:tc>
+          <w:tcPr>
+            <w:tcW w:type="dxa" w:w="1247"/>
+          </w:tcPr>
+          <w:p>
+            <w:r/>
+            <w:r>
+              <w:rPr>
+                <w:sz w:val="18"/>
+              </w:rPr>
+              <w:t>4 s</w:t>
+            </w:r>
+          </w:p>
+        </w:tc>
+        <w:tc>
+          <w:tcPr>
+            <w:tcW w:type="dxa" w:w="1134"/>
+            <w:shd w:val="clear" w:color="auto" w:fill="E6EEF8"/>
+          </w:tcPr>
+          <w:p>
+            <w:r/>
+            <w:r>
+              <w:rPr>
+                <w:sz w:val="18"/>
+              </w:rPr>
+              <w:t>OPTIONAL</w:t>
+            </w:r>
+          </w:p>
+        </w:tc>
+        <w:tc>
+          <w:tcPr>
+            <w:tcW w:type="dxa" w:w="2041"/>
+          </w:tcPr>
+          <w:p>
+            <w:r/>
+            <w:r>
+              <w:rPr>
+                <w:color w:val="808080"/>
+                <w:sz w:val="18"/>
+              </w:rPr>
+              <w:t>voice_end1_ghost</w:t>
+            </w:r>
+          </w:p>
+        </w:tc>
+        <w:tc>
+          <w:tcPr>
+            <w:tcW w:type="dxa" w:w="1814"/>
+          </w:tcPr>
+          <w:p>
+            <w:r/>
+            <w:r>
+              <w:rPr>
+                <w:sz w:val="18"/>
+              </w:rPr>
+            </w:r>
+          </w:p>
+        </w:tc>
+      </w:tr>
+      <w:tr>
+        <w:tc>
+          <w:tcPr>
+            <w:tcW w:type="dxa" w:w="1134"/>
+          </w:tcPr>
+          <w:p>
+            <w:r/>
+            <w:r>
+              <w:rPr>
+                <w:b/>
+                <w:sz w:val="20"/>
+              </w:rPr>
+              <w:t>audio81</w:t>
+            </w:r>
+          </w:p>
+        </w:tc>
+        <w:tc>
+          <w:tcPr>
+            <w:tcW w:type="dxa" w:w="3061"/>
+          </w:tcPr>
+          <w:p>
+            <w:r/>
+            <w:r>
+              <w:rPr>
+                <w:sz w:val="18"/>
+              </w:rPr>
+              <w:t>Ending 2 (only Mom felt him)</w:t>
+            </w:r>
+          </w:p>
+        </w:tc>
+        <w:tc>
+          <w:tcPr>
+            <w:tcW w:type="dxa" w:w="4649"/>
+          </w:tcPr>
+          <w:p>
+            <w:r/>
+            <w:r>
+              <w:rPr>
+                <w:sz w:val="18"/>
+              </w:rPr>
+              <w:t>Mom, smiling through tears: "I know it’s you. I always knew."</w:t>
+            </w:r>
+          </w:p>
+        </w:tc>
+        <w:tc>
+          <w:tcPr>
+            <w:tcW w:type="dxa" w:w="1247"/>
+          </w:tcPr>
+          <w:p>
+            <w:r/>
+            <w:r>
+              <w:rPr>
+                <w:sz w:val="18"/>
+              </w:rPr>
+              <w:t>4 s</w:t>
+            </w:r>
+          </w:p>
+        </w:tc>
+        <w:tc>
+          <w:tcPr>
+            <w:tcW w:type="dxa" w:w="1134"/>
+            <w:shd w:val="clear" w:color="auto" w:fill="E6EEF8"/>
+          </w:tcPr>
+          <w:p>
+            <w:r/>
+            <w:r>
+              <w:rPr>
+                <w:sz w:val="18"/>
+              </w:rPr>
+              <w:t>OPTIONAL</w:t>
+            </w:r>
+          </w:p>
+        </w:tc>
+        <w:tc>
+          <w:tcPr>
+            <w:tcW w:type="dxa" w:w="2041"/>
+          </w:tcPr>
+          <w:p>
+            <w:r/>
+            <w:r>
+              <w:rPr>
+                <w:color w:val="808080"/>
+                <w:sz w:val="18"/>
+              </w:rPr>
+              <w:t>voice_end2_mom_a</w:t>
+            </w:r>
+          </w:p>
+        </w:tc>
+        <w:tc>
+          <w:tcPr>
+            <w:tcW w:type="dxa" w:w="1814"/>
+          </w:tcPr>
+          <w:p>
+            <w:r/>
+            <w:r>
+              <w:rPr>
+                <w:sz w:val="18"/>
+              </w:rPr>
+            </w:r>
+          </w:p>
+        </w:tc>
+      </w:tr>
+      <w:tr>
+        <w:tc>
+          <w:tcPr>
+            <w:tcW w:type="dxa" w:w="1134"/>
+          </w:tcPr>
+          <w:p>
+            <w:r/>
+            <w:r>
+              <w:rPr>
+                <w:b/>
+                <w:sz w:val="20"/>
+              </w:rPr>
+              <w:t>audio82</w:t>
+            </w:r>
+          </w:p>
+        </w:tc>
+        <w:tc>
+          <w:tcPr>
+            <w:tcW w:type="dxa" w:w="3061"/>
+          </w:tcPr>
+          <w:p>
+            <w:r/>
+            <w:r>
+              <w:rPr>
+                <w:sz w:val="18"/>
+              </w:rPr>
+              <w:t>Ending 2</w:t>
+            </w:r>
+          </w:p>
+        </w:tc>
+        <w:tc>
+          <w:tcPr>
+            <w:tcW w:type="dxa" w:w="4649"/>
+          </w:tcPr>
+          <w:p>
+            <w:r/>
+            <w:r>
+              <w:rPr>
+                <w:sz w:val="18"/>
+              </w:rPr>
+              <w:t>Mom: "Thank you for staying with us. You can rest now."</w:t>
+            </w:r>
+          </w:p>
+        </w:tc>
+        <w:tc>
+          <w:tcPr>
+            <w:tcW w:type="dxa" w:w="1247"/>
+          </w:tcPr>
+          <w:p>
+            <w:r/>
+            <w:r>
+              <w:rPr>
+                <w:sz w:val="18"/>
+              </w:rPr>
+              <w:t>4 s</w:t>
+            </w:r>
+          </w:p>
+        </w:tc>
+        <w:tc>
+          <w:tcPr>
+            <w:tcW w:type="dxa" w:w="1134"/>
+            <w:shd w:val="clear" w:color="auto" w:fill="E6EEF8"/>
+          </w:tcPr>
+          <w:p>
+            <w:r/>
+            <w:r>
+              <w:rPr>
+                <w:sz w:val="18"/>
+              </w:rPr>
+              <w:t>OPTIONAL</w:t>
+            </w:r>
+          </w:p>
+        </w:tc>
+        <w:tc>
+          <w:tcPr>
+            <w:tcW w:type="dxa" w:w="2041"/>
+          </w:tcPr>
+          <w:p>
+            <w:r/>
+            <w:r>
+              <w:rPr>
+                <w:color w:val="808080"/>
+                <w:sz w:val="18"/>
+              </w:rPr>
+              <w:t>voice_end2_mom_b</w:t>
+            </w:r>
+          </w:p>
+        </w:tc>
+        <w:tc>
+          <w:tcPr>
+            <w:tcW w:type="dxa" w:w="1814"/>
+          </w:tcPr>
+          <w:p>
+            <w:r/>
+            <w:r>
+              <w:rPr>
+                <w:sz w:val="18"/>
+              </w:rPr>
+            </w:r>
+          </w:p>
+        </w:tc>
+      </w:tr>
+      <w:tr>
+        <w:tc>
+          <w:tcPr>
+            <w:tcW w:type="dxa" w:w="1134"/>
+          </w:tcPr>
+          <w:p>
+            <w:r/>
+            <w:r>
+              <w:rPr>
+                <w:b/>
+                <w:sz w:val="20"/>
+              </w:rPr>
+              <w:t>audio83</w:t>
+            </w:r>
+          </w:p>
+        </w:tc>
+        <w:tc>
+          <w:tcPr>
+            <w:tcW w:type="dxa" w:w="3061"/>
+          </w:tcPr>
+          <w:p>
+            <w:r/>
+            <w:r>
+              <w:rPr>
+                <w:sz w:val="18"/>
+              </w:rPr>
+              <w:t>Ending 3 (only Luna felt him)</w:t>
+            </w:r>
+          </w:p>
+        </w:tc>
+        <w:tc>
+          <w:tcPr>
+            <w:tcW w:type="dxa" w:w="4649"/>
+          </w:tcPr>
+          <w:p>
+            <w:r/>
+            <w:r>
+              <w:rPr>
+                <w:sz w:val="18"/>
+              </w:rPr>
+              <w:t>Mom, puzzled: "Who are you smiling at, Luna?"</w:t>
+            </w:r>
+          </w:p>
+        </w:tc>
+        <w:tc>
+          <w:tcPr>
+            <w:tcW w:type="dxa" w:w="1247"/>
+          </w:tcPr>
+          <w:p>
+            <w:r/>
+            <w:r>
+              <w:rPr>
+                <w:sz w:val="18"/>
+              </w:rPr>
+              <w:t>3 s</w:t>
+            </w:r>
+          </w:p>
+        </w:tc>
+        <w:tc>
+          <w:tcPr>
+            <w:tcW w:type="dxa" w:w="1134"/>
+            <w:shd w:val="clear" w:color="auto" w:fill="E6EEF8"/>
+          </w:tcPr>
+          <w:p>
+            <w:r/>
+            <w:r>
+              <w:rPr>
+                <w:sz w:val="18"/>
+              </w:rPr>
+              <w:t>OPTIONAL</w:t>
+            </w:r>
+          </w:p>
+        </w:tc>
+        <w:tc>
+          <w:tcPr>
+            <w:tcW w:type="dxa" w:w="2041"/>
+          </w:tcPr>
+          <w:p>
+            <w:r/>
+            <w:r>
+              <w:rPr>
+                <w:color w:val="808080"/>
+                <w:sz w:val="18"/>
+              </w:rPr>
+              <w:t>voice_end3_mom</w:t>
+            </w:r>
+          </w:p>
+        </w:tc>
+        <w:tc>
+          <w:tcPr>
+            <w:tcW w:type="dxa" w:w="1814"/>
+          </w:tcPr>
+          <w:p>
+            <w:r/>
+            <w:r>
+              <w:rPr>
+                <w:sz w:val="18"/>
+              </w:rPr>
+            </w:r>
+          </w:p>
+        </w:tc>
+      </w:tr>
+      <w:tr>
+        <w:tc>
+          <w:tcPr>
+            <w:tcW w:type="dxa" w:w="1134"/>
+          </w:tcPr>
+          <w:p>
+            <w:r/>
+            <w:r>
+              <w:rPr>
+                <w:b/>
+                <w:sz w:val="20"/>
+              </w:rPr>
+              <w:t>audio84</w:t>
+            </w:r>
+          </w:p>
+        </w:tc>
+        <w:tc>
+          <w:tcPr>
+            <w:tcW w:type="dxa" w:w="3061"/>
+          </w:tcPr>
+          <w:p>
+            <w:r/>
+            <w:r>
+              <w:rPr>
+                <w:sz w:val="18"/>
+              </w:rPr>
+              <w:t>Ending 3</w:t>
+            </w:r>
+          </w:p>
+        </w:tc>
+        <w:tc>
+          <w:tcPr>
+            <w:tcW w:type="dxa" w:w="4649"/>
+          </w:tcPr>
+          <w:p>
+            <w:r/>
+            <w:r>
+              <w:rPr>
+                <w:sz w:val="18"/>
+              </w:rPr>
+              <w:t>The ghost, gentle: "She will not remember me. But she knew I was here."</w:t>
+            </w:r>
+          </w:p>
+        </w:tc>
+        <w:tc>
+          <w:tcPr>
+            <w:tcW w:type="dxa" w:w="1247"/>
+          </w:tcPr>
+          <w:p>
+            <w:r/>
+            <w:r>
+              <w:rPr>
+                <w:sz w:val="18"/>
+              </w:rPr>
+              <w:t>4 s</w:t>
+            </w:r>
+          </w:p>
+        </w:tc>
+        <w:tc>
+          <w:tcPr>
+            <w:tcW w:type="dxa" w:w="1134"/>
+            <w:shd w:val="clear" w:color="auto" w:fill="E6EEF8"/>
+          </w:tcPr>
+          <w:p>
+            <w:r/>
+            <w:r>
+              <w:rPr>
+                <w:sz w:val="18"/>
+              </w:rPr>
+              <w:t>OPTIONAL</w:t>
+            </w:r>
+          </w:p>
+        </w:tc>
+        <w:tc>
+          <w:tcPr>
+            <w:tcW w:type="dxa" w:w="2041"/>
+          </w:tcPr>
+          <w:p>
+            <w:r/>
+            <w:r>
+              <w:rPr>
+                <w:color w:val="808080"/>
+                <w:sz w:val="18"/>
+              </w:rPr>
+              <w:t>voice_end3_ghost</w:t>
+            </w:r>
+          </w:p>
+        </w:tc>
+        <w:tc>
+          <w:tcPr>
+            <w:tcW w:type="dxa" w:w="1814"/>
+          </w:tcPr>
+          <w:p>
+            <w:r/>
+            <w:r>
+              <w:rPr>
+                <w:sz w:val="18"/>
+              </w:rPr>
+            </w:r>
+          </w:p>
+        </w:tc>
+      </w:tr>
+      <w:tr>
+        <w:tc>
+          <w:tcPr>
+            <w:tcW w:type="dxa" w:w="1134"/>
+          </w:tcPr>
+          <w:p>
+            <w:r/>
+            <w:r>
+              <w:rPr>
+                <w:b/>
+                <w:sz w:val="20"/>
+              </w:rPr>
+              <w:t>audio85</w:t>
+            </w:r>
+          </w:p>
+        </w:tc>
+        <w:tc>
+          <w:tcPr>
+            <w:tcW w:type="dxa" w:w="3061"/>
+          </w:tcPr>
+          <w:p>
+            <w:r/>
+            <w:r>
+              <w:rPr>
+                <w:sz w:val="18"/>
+              </w:rPr>
+              <w:t>Ending 4 (both felt him)</w:t>
+            </w:r>
+          </w:p>
+        </w:tc>
+        <w:tc>
+          <w:tcPr>
+            <w:tcW w:type="dxa" w:w="4649"/>
+          </w:tcPr>
+          <w:p>
+            <w:r/>
+            <w:r>
+              <w:rPr>
+                <w:sz w:val="18"/>
+              </w:rPr>
+              <w:t>Mom, calm and warm: "We’ll be okay. Both of us."</w:t>
+            </w:r>
+          </w:p>
+        </w:tc>
+        <w:tc>
+          <w:tcPr>
+            <w:tcW w:type="dxa" w:w="1247"/>
+          </w:tcPr>
+          <w:p>
+            <w:r/>
+            <w:r>
+              <w:rPr>
+                <w:sz w:val="18"/>
+              </w:rPr>
+              <w:t>3 s</w:t>
+            </w:r>
+          </w:p>
+        </w:tc>
+        <w:tc>
+          <w:tcPr>
+            <w:tcW w:type="dxa" w:w="1134"/>
+            <w:shd w:val="clear" w:color="auto" w:fill="E6EEF8"/>
+          </w:tcPr>
+          <w:p>
+            <w:r/>
+            <w:r>
+              <w:rPr>
+                <w:sz w:val="18"/>
+              </w:rPr>
+              <w:t>OPTIONAL</w:t>
+            </w:r>
+          </w:p>
+        </w:tc>
+        <w:tc>
+          <w:tcPr>
+            <w:tcW w:type="dxa" w:w="2041"/>
+          </w:tcPr>
+          <w:p>
+            <w:r/>
+            <w:r>
+              <w:rPr>
+                <w:color w:val="808080"/>
+                <w:sz w:val="18"/>
+              </w:rPr>
+              <w:t>voice_end4_mom_a</w:t>
+            </w:r>
+          </w:p>
+        </w:tc>
+        <w:tc>
+          <w:tcPr>
+            <w:tcW w:type="dxa" w:w="1814"/>
+          </w:tcPr>
+          <w:p>
+            <w:r/>
+            <w:r>
+              <w:rPr>
+                <w:sz w:val="18"/>
+              </w:rPr>
+            </w:r>
+          </w:p>
+        </w:tc>
+      </w:tr>
+      <w:tr>
+        <w:tc>
+          <w:tcPr>
+            <w:tcW w:type="dxa" w:w="1134"/>
+          </w:tcPr>
+          <w:p>
+            <w:r/>
+            <w:r>
+              <w:rPr>
+                <w:b/>
+                <w:sz w:val="20"/>
+              </w:rPr>
+              <w:t>audio86</w:t>
+            </w:r>
+          </w:p>
+        </w:tc>
+        <w:tc>
+          <w:tcPr>
+            <w:tcW w:type="dxa" w:w="3061"/>
+          </w:tcPr>
+          <w:p>
+            <w:r/>
+            <w:r>
+              <w:rPr>
+                <w:sz w:val="18"/>
+              </w:rPr>
+              <w:t>Ending 4</w:t>
+            </w:r>
+          </w:p>
+        </w:tc>
+        <w:tc>
+          <w:tcPr>
+            <w:tcW w:type="dxa" w:w="4649"/>
+          </w:tcPr>
+          <w:p>
+            <w:r/>
+            <w:r>
+              <w:rPr>
+                <w:sz w:val="18"/>
+              </w:rPr>
+              <w:t>Mom, letting go: "Go home, love."</w:t>
+            </w:r>
+          </w:p>
+        </w:tc>
+        <w:tc>
+          <w:tcPr>
+            <w:tcW w:type="dxa" w:w="1247"/>
+          </w:tcPr>
+          <w:p>
+            <w:r/>
+            <w:r>
+              <w:rPr>
+                <w:sz w:val="18"/>
+              </w:rPr>
+              <w:t>2 s</w:t>
+            </w:r>
+          </w:p>
+        </w:tc>
+        <w:tc>
+          <w:tcPr>
+            <w:tcW w:type="dxa" w:w="1134"/>
+            <w:shd w:val="clear" w:color="auto" w:fill="E6EEF8"/>
+          </w:tcPr>
+          <w:p>
+            <w:r/>
+            <w:r>
+              <w:rPr>
+                <w:sz w:val="18"/>
+              </w:rPr>
+              <w:t>OPTIONAL</w:t>
+            </w:r>
+          </w:p>
+        </w:tc>
+        <w:tc>
+          <w:tcPr>
+            <w:tcW w:type="dxa" w:w="2041"/>
+          </w:tcPr>
+          <w:p>
+            <w:r/>
+            <w:r>
+              <w:rPr>
+                <w:color w:val="808080"/>
+                <w:sz w:val="18"/>
+              </w:rPr>
+              <w:t>voice_end4_mom_b</w:t>
+            </w:r>
+          </w:p>
+        </w:tc>
+        <w:tc>
+          <w:tcPr>
+            <w:tcW w:type="dxa" w:w="1814"/>
+          </w:tcPr>
+          <w:p>
+            <w:r/>
+            <w:r>
+              <w:rPr>
+                <w:sz w:val="18"/>
+              </w:rPr>
+            </w:r>
+          </w:p>
+        </w:tc>
+      </w:tr>
+      <w:tr>
+        <w:tc>
+          <w:tcPr>
+            <w:tcW w:type="dxa" w:w="1134"/>
+          </w:tcPr>
+          <w:p>
+            <w:r/>
+            <w:r>
+              <w:rPr>
+                <w:b/>
+                <w:sz w:val="20"/>
+              </w:rPr>
+              <w:t>audio87</w:t>
+            </w:r>
+          </w:p>
+        </w:tc>
+        <w:tc>
+          <w:tcPr>
+            <w:tcW w:type="dxa" w:w="3061"/>
+          </w:tcPr>
+          <w:p>
+            <w:r/>
+            <w:r>
+              <w:rPr>
+                <w:sz w:val="18"/>
+              </w:rPr>
+              <w:t>Ending 4</w:t>
+            </w:r>
+          </w:p>
+        </w:tc>
+        <w:tc>
+          <w:tcPr>
+            <w:tcW w:type="dxa" w:w="4649"/>
+          </w:tcPr>
+          <w:p>
+            <w:r/>
+            <w:r>
+              <w:rPr>
+                <w:sz w:val="18"/>
+              </w:rPr>
+              <w:t>The ghost, at peace: "I’m home."</w:t>
+            </w:r>
+          </w:p>
+        </w:tc>
+        <w:tc>
+          <w:tcPr>
+            <w:tcW w:type="dxa" w:w="1247"/>
+          </w:tcPr>
+          <w:p>
+            <w:r/>
+            <w:r>
+              <w:rPr>
+                <w:sz w:val="18"/>
+              </w:rPr>
+              <w:t>2 s</w:t>
+            </w:r>
+          </w:p>
+        </w:tc>
+        <w:tc>
+          <w:tcPr>
+            <w:tcW w:type="dxa" w:w="1134"/>
+            <w:shd w:val="clear" w:color="auto" w:fill="E6EEF8"/>
+          </w:tcPr>
+          <w:p>
+            <w:r/>
+            <w:r>
+              <w:rPr>
+                <w:sz w:val="18"/>
+              </w:rPr>
+              <w:t>OPTIONAL</w:t>
+            </w:r>
+          </w:p>
+        </w:tc>
+        <w:tc>
+          <w:tcPr>
+            <w:tcW w:type="dxa" w:w="2041"/>
+          </w:tcPr>
+          <w:p>
+            <w:r/>
+            <w:r>
+              <w:rPr>
+                <w:color w:val="808080"/>
+                <w:sz w:val="18"/>
+              </w:rPr>
+              <w:t>voice_end4_ghost</w:t>
             </w:r>
           </w:p>
         </w:tc>
@@ -7048,7 +10211,7 @@
     </w:p>
     <w:p>
       <w:r>
-        <w:t>Total sounds in this list: 59.</w:t>
+        <w:t>Total rows in this list: 87.</w:t>
       </w:r>
     </w:p>
     <w:sectPr>

--- a/Fading_Audio_List.docx
+++ b/Fading_Audio_List.docx
@@ -10201,6 +10201,1369 @@
         <w:pStyle w:val="Heading1"/>
       </w:pPr>
       <w:r>
+        <w:t>H. NEW: sounds of the new clues in the house (one short sound each)</w:t>
+      </w:r>
+    </w:p>
+    <w:tbl>
+      <w:tblPr>
+        <w:tblStyle w:val="TableGrid"/>
+        <w:tblW w:type="auto" w:w="0"/>
+        <w:tblLook w:firstColumn="1" w:firstRow="1" w:lastColumn="0" w:lastRow="0" w:noHBand="0" w:noVBand="1" w:val="04A0"/>
+      </w:tblPr>
+      <w:tblGrid>
+        <w:gridCol w:w="2004"/>
+        <w:gridCol w:w="2004"/>
+        <w:gridCol w:w="2004"/>
+        <w:gridCol w:w="2004"/>
+        <w:gridCol w:w="2004"/>
+        <w:gridCol w:w="2004"/>
+        <w:gridCol w:w="2004"/>
+      </w:tblGrid>
+      <w:tr>
+        <w:tc>
+          <w:tcPr>
+            <w:tcW w:type="dxa" w:w="1134"/>
+            <w:shd w:val="clear" w:color="auto" w:fill="D9D9D9"/>
+          </w:tcPr>
+          <w:p>
+            <w:r/>
+            <w:r>
+              <w:rPr>
+                <w:b/>
+                <w:sz w:val="18"/>
+              </w:rPr>
+              <w:t>ID</w:t>
+            </w:r>
+          </w:p>
+        </w:tc>
+        <w:tc>
+          <w:tcPr>
+            <w:tcW w:type="dxa" w:w="3061"/>
+            <w:shd w:val="clear" w:color="auto" w:fill="D9D9D9"/>
+          </w:tcPr>
+          <w:p>
+            <w:r/>
+            <w:r>
+              <w:rPr>
+                <w:b/>
+                <w:sz w:val="18"/>
+              </w:rPr>
+              <w:t>Plays when</w:t>
+            </w:r>
+          </w:p>
+        </w:tc>
+        <w:tc>
+          <w:tcPr>
+            <w:tcW w:type="dxa" w:w="4649"/>
+            <w:shd w:val="clear" w:color="auto" w:fill="D9D9D9"/>
+          </w:tcPr>
+          <w:p>
+            <w:r/>
+            <w:r>
+              <w:rPr>
+                <w:b/>
+                <w:sz w:val="18"/>
+              </w:rPr>
+              <w:t>It should sound like</w:t>
+            </w:r>
+          </w:p>
+        </w:tc>
+        <w:tc>
+          <w:tcPr>
+            <w:tcW w:type="dxa" w:w="1247"/>
+            <w:shd w:val="clear" w:color="auto" w:fill="D9D9D9"/>
+          </w:tcPr>
+          <w:p>
+            <w:r/>
+            <w:r>
+              <w:rPr>
+                <w:b/>
+                <w:sz w:val="18"/>
+              </w:rPr>
+              <w:t>Length</w:t>
+            </w:r>
+          </w:p>
+        </w:tc>
+        <w:tc>
+          <w:tcPr>
+            <w:tcW w:type="dxa" w:w="1134"/>
+            <w:shd w:val="clear" w:color="auto" w:fill="D9D9D9"/>
+          </w:tcPr>
+          <w:p>
+            <w:r/>
+            <w:r>
+              <w:rPr>
+                <w:b/>
+                <w:sz w:val="18"/>
+              </w:rPr>
+              <w:t>Priority</w:t>
+            </w:r>
+          </w:p>
+        </w:tc>
+        <w:tc>
+          <w:tcPr>
+            <w:tcW w:type="dxa" w:w="2041"/>
+            <w:shd w:val="clear" w:color="auto" w:fill="D9D9D9"/>
+          </w:tcPr>
+          <w:p>
+            <w:r/>
+            <w:r>
+              <w:rPr>
+                <w:b/>
+                <w:sz w:val="18"/>
+              </w:rPr>
+              <w:t>Code name (for me)</w:t>
+            </w:r>
+          </w:p>
+        </w:tc>
+        <w:tc>
+          <w:tcPr>
+            <w:tcW w:type="dxa" w:w="1814"/>
+            <w:shd w:val="clear" w:color="auto" w:fill="D9D9D9"/>
+          </w:tcPr>
+          <w:p>
+            <w:r/>
+            <w:r>
+              <w:rPr>
+                <w:b/>
+                <w:sz w:val="18"/>
+              </w:rPr>
+              <w:t>Your notes</w:t>
+            </w:r>
+          </w:p>
+        </w:tc>
+      </w:tr>
+      <w:tr>
+        <w:tc>
+          <w:tcPr>
+            <w:tcW w:type="dxa" w:w="1134"/>
+          </w:tcPr>
+          <w:p>
+            <w:r/>
+            <w:r>
+              <w:rPr>
+                <w:b/>
+                <w:sz w:val="20"/>
+              </w:rPr>
+              <w:t>audio88</w:t>
+            </w:r>
+          </w:p>
+        </w:tc>
+        <w:tc>
+          <w:tcPr>
+            <w:tcW w:type="dxa" w:w="3061"/>
+          </w:tcPr>
+          <w:p>
+            <w:r/>
+            <w:r>
+              <w:rPr>
+                <w:sz w:val="18"/>
+              </w:rPr>
+              <w:t>Mom's cup of tea slides on the kitchen table</w:t>
+            </w:r>
+          </w:p>
+        </w:tc>
+        <w:tc>
+          <w:tcPr>
+            <w:tcW w:type="dxa" w:w="4649"/>
+          </w:tcPr>
+          <w:p>
+            <w:r/>
+            <w:r>
+              <w:rPr>
+                <w:sz w:val="18"/>
+              </w:rPr>
+              <w:t>A teacup clinking on its saucer.</w:t>
+            </w:r>
+          </w:p>
+        </w:tc>
+        <w:tc>
+          <w:tcPr>
+            <w:tcW w:type="dxa" w:w="1247"/>
+          </w:tcPr>
+          <w:p>
+            <w:r/>
+            <w:r>
+              <w:rPr>
+                <w:sz w:val="18"/>
+              </w:rPr>
+              <w:t>0.5 s</w:t>
+            </w:r>
+          </w:p>
+        </w:tc>
+        <w:tc>
+          <w:tcPr>
+            <w:tcW w:type="dxa" w:w="1134"/>
+            <w:shd w:val="clear" w:color="auto" w:fill="FFF3CC"/>
+          </w:tcPr>
+          <w:p>
+            <w:r/>
+            <w:r>
+              <w:rPr>
+                <w:sz w:val="18"/>
+              </w:rPr>
+              <w:t>NICE</w:t>
+            </w:r>
+          </w:p>
+        </w:tc>
+        <w:tc>
+          <w:tcPr>
+            <w:tcW w:type="dxa" w:w="2041"/>
+          </w:tcPr>
+          <w:p>
+            <w:r/>
+            <w:r>
+              <w:rPr>
+                <w:color w:val="808080"/>
+                <w:sz w:val="18"/>
+              </w:rPr>
+              <w:t>tea_clink</w:t>
+            </w:r>
+          </w:p>
+        </w:tc>
+        <w:tc>
+          <w:tcPr>
+            <w:tcW w:type="dxa" w:w="1814"/>
+          </w:tcPr>
+          <w:p>
+            <w:r/>
+            <w:r>
+              <w:rPr>
+                <w:sz w:val="18"/>
+              </w:rPr>
+            </w:r>
+          </w:p>
+        </w:tc>
+      </w:tr>
+      <w:tr>
+        <w:tc>
+          <w:tcPr>
+            <w:tcW w:type="dxa" w:w="1134"/>
+          </w:tcPr>
+          <w:p>
+            <w:r/>
+            <w:r>
+              <w:rPr>
+                <w:b/>
+                <w:sz w:val="20"/>
+              </w:rPr>
+              <w:t>audio89</w:t>
+            </w:r>
+          </w:p>
+        </w:tc>
+        <w:tc>
+          <w:tcPr>
+            <w:tcW w:type="dxa" w:w="3061"/>
+          </w:tcPr>
+          <w:p>
+            <w:r/>
+            <w:r>
+              <w:rPr>
+                <w:sz w:val="18"/>
+              </w:rPr>
+              <w:t>The flowers in the kitchen sway</w:t>
+            </w:r>
+          </w:p>
+        </w:tc>
+        <w:tc>
+          <w:tcPr>
+            <w:tcW w:type="dxa" w:w="4649"/>
+          </w:tcPr>
+          <w:p>
+            <w:r/>
+            <w:r>
+              <w:rPr>
+                <w:sz w:val="18"/>
+              </w:rPr>
+              <w:t>Soft rustle of leaves and petals.</w:t>
+            </w:r>
+          </w:p>
+        </w:tc>
+        <w:tc>
+          <w:tcPr>
+            <w:tcW w:type="dxa" w:w="1247"/>
+          </w:tcPr>
+          <w:p>
+            <w:r/>
+            <w:r>
+              <w:rPr>
+                <w:sz w:val="18"/>
+              </w:rPr>
+              <w:t>1 s</w:t>
+            </w:r>
+          </w:p>
+        </w:tc>
+        <w:tc>
+          <w:tcPr>
+            <w:tcW w:type="dxa" w:w="1134"/>
+            <w:shd w:val="clear" w:color="auto" w:fill="FFF3CC"/>
+          </w:tcPr>
+          <w:p>
+            <w:r/>
+            <w:r>
+              <w:rPr>
+                <w:sz w:val="18"/>
+              </w:rPr>
+              <w:t>NICE</w:t>
+            </w:r>
+          </w:p>
+        </w:tc>
+        <w:tc>
+          <w:tcPr>
+            <w:tcW w:type="dxa" w:w="2041"/>
+          </w:tcPr>
+          <w:p>
+            <w:r/>
+            <w:r>
+              <w:rPr>
+                <w:color w:val="808080"/>
+                <w:sz w:val="18"/>
+              </w:rPr>
+              <w:t>flowers_rustle</w:t>
+            </w:r>
+          </w:p>
+        </w:tc>
+        <w:tc>
+          <w:tcPr>
+            <w:tcW w:type="dxa" w:w="1814"/>
+          </w:tcPr>
+          <w:p>
+            <w:r/>
+            <w:r>
+              <w:rPr>
+                <w:sz w:val="18"/>
+              </w:rPr>
+            </w:r>
+          </w:p>
+        </w:tc>
+      </w:tr>
+      <w:tr>
+        <w:tc>
+          <w:tcPr>
+            <w:tcW w:type="dxa" w:w="1134"/>
+          </w:tcPr>
+          <w:p>
+            <w:r/>
+            <w:r>
+              <w:rPr>
+                <w:b/>
+                <w:sz w:val="20"/>
+              </w:rPr>
+              <w:t>audio90</w:t>
+            </w:r>
+          </w:p>
+        </w:tc>
+        <w:tc>
+          <w:tcPr>
+            <w:tcW w:type="dxa" w:w="3061"/>
+          </w:tcPr>
+          <w:p>
+            <w:r/>
+            <w:r>
+              <w:rPr>
+                <w:sz w:val="18"/>
+              </w:rPr>
+              <w:t>The desk fan in Mom's room turns</w:t>
+            </w:r>
+          </w:p>
+        </w:tc>
+        <w:tc>
+          <w:tcPr>
+            <w:tcW w:type="dxa" w:w="4649"/>
+          </w:tcPr>
+          <w:p>
+            <w:r/>
+            <w:r>
+              <w:rPr>
+                <w:sz w:val="18"/>
+              </w:rPr>
+              <w:t>A small electric fan starting to whir.</w:t>
+            </w:r>
+          </w:p>
+        </w:tc>
+        <w:tc>
+          <w:tcPr>
+            <w:tcW w:type="dxa" w:w="1247"/>
+          </w:tcPr>
+          <w:p>
+            <w:r/>
+            <w:r>
+              <w:rPr>
+                <w:sz w:val="18"/>
+              </w:rPr>
+              <w:t>2 s</w:t>
+            </w:r>
+          </w:p>
+        </w:tc>
+        <w:tc>
+          <w:tcPr>
+            <w:tcW w:type="dxa" w:w="1134"/>
+            <w:shd w:val="clear" w:color="auto" w:fill="FFF3CC"/>
+          </w:tcPr>
+          <w:p>
+            <w:r/>
+            <w:r>
+              <w:rPr>
+                <w:sz w:val="18"/>
+              </w:rPr>
+              <w:t>NICE</w:t>
+            </w:r>
+          </w:p>
+        </w:tc>
+        <w:tc>
+          <w:tcPr>
+            <w:tcW w:type="dxa" w:w="2041"/>
+          </w:tcPr>
+          <w:p>
+            <w:r/>
+            <w:r>
+              <w:rPr>
+                <w:color w:val="808080"/>
+                <w:sz w:val="18"/>
+              </w:rPr>
+              <w:t>fan_whir</w:t>
+            </w:r>
+          </w:p>
+        </w:tc>
+        <w:tc>
+          <w:tcPr>
+            <w:tcW w:type="dxa" w:w="1814"/>
+          </w:tcPr>
+          <w:p>
+            <w:r/>
+            <w:r>
+              <w:rPr>
+                <w:sz w:val="18"/>
+              </w:rPr>
+            </w:r>
+          </w:p>
+        </w:tc>
+      </w:tr>
+      <w:tr>
+        <w:tc>
+          <w:tcPr>
+            <w:tcW w:type="dxa" w:w="1134"/>
+          </w:tcPr>
+          <w:p>
+            <w:r/>
+            <w:r>
+              <w:rPr>
+                <w:b/>
+                <w:sz w:val="20"/>
+              </w:rPr>
+              <w:t>audio91</w:t>
+            </w:r>
+          </w:p>
+        </w:tc>
+        <w:tc>
+          <w:tcPr>
+            <w:tcW w:type="dxa" w:w="3061"/>
+          </w:tcPr>
+          <w:p>
+            <w:r/>
+            <w:r>
+              <w:rPr>
+                <w:sz w:val="18"/>
+              </w:rPr>
+              <w:t>The globe in Mom's room spins</w:t>
+            </w:r>
+          </w:p>
+        </w:tc>
+        <w:tc>
+          <w:tcPr>
+            <w:tcW w:type="dxa" w:w="4649"/>
+          </w:tcPr>
+          <w:p>
+            <w:r/>
+            <w:r>
+              <w:rPr>
+                <w:sz w:val="18"/>
+              </w:rPr>
+              <w:t>A light spinning, rolling sound.</w:t>
+            </w:r>
+          </w:p>
+        </w:tc>
+        <w:tc>
+          <w:tcPr>
+            <w:tcW w:type="dxa" w:w="1247"/>
+          </w:tcPr>
+          <w:p>
+            <w:r/>
+            <w:r>
+              <w:rPr>
+                <w:sz w:val="18"/>
+              </w:rPr>
+              <w:t>1-2 s</w:t>
+            </w:r>
+          </w:p>
+        </w:tc>
+        <w:tc>
+          <w:tcPr>
+            <w:tcW w:type="dxa" w:w="1134"/>
+            <w:shd w:val="clear" w:color="auto" w:fill="FFF3CC"/>
+          </w:tcPr>
+          <w:p>
+            <w:r/>
+            <w:r>
+              <w:rPr>
+                <w:sz w:val="18"/>
+              </w:rPr>
+              <w:t>NICE</w:t>
+            </w:r>
+          </w:p>
+        </w:tc>
+        <w:tc>
+          <w:tcPr>
+            <w:tcW w:type="dxa" w:w="2041"/>
+          </w:tcPr>
+          <w:p>
+            <w:r/>
+            <w:r>
+              <w:rPr>
+                <w:color w:val="808080"/>
+                <w:sz w:val="18"/>
+              </w:rPr>
+              <w:t>globe_spin</w:t>
+            </w:r>
+          </w:p>
+        </w:tc>
+        <w:tc>
+          <w:tcPr>
+            <w:tcW w:type="dxa" w:w="1814"/>
+          </w:tcPr>
+          <w:p>
+            <w:r/>
+            <w:r>
+              <w:rPr>
+                <w:sz w:val="18"/>
+              </w:rPr>
+            </w:r>
+          </w:p>
+        </w:tc>
+      </w:tr>
+      <w:tr>
+        <w:tc>
+          <w:tcPr>
+            <w:tcW w:type="dxa" w:w="1134"/>
+          </w:tcPr>
+          <w:p>
+            <w:r/>
+            <w:r>
+              <w:rPr>
+                <w:b/>
+                <w:sz w:val="20"/>
+              </w:rPr>
+              <w:t>audio92</w:t>
+            </w:r>
+          </w:p>
+        </w:tc>
+        <w:tc>
+          <w:tcPr>
+            <w:tcW w:type="dxa" w:w="3061"/>
+          </w:tcPr>
+          <w:p>
+            <w:r/>
+            <w:r>
+              <w:rPr>
+                <w:sz w:val="18"/>
+              </w:rPr>
+              <w:t>The alarm clock rattles</w:t>
+            </w:r>
+          </w:p>
+        </w:tc>
+        <w:tc>
+          <w:tcPr>
+            <w:tcW w:type="dxa" w:w="4649"/>
+          </w:tcPr>
+          <w:p>
+            <w:r/>
+            <w:r>
+              <w:rPr>
+                <w:sz w:val="18"/>
+              </w:rPr>
+              <w:t>An old wind-up alarm clock ringing briefly.</w:t>
+            </w:r>
+          </w:p>
+        </w:tc>
+        <w:tc>
+          <w:tcPr>
+            <w:tcW w:type="dxa" w:w="1247"/>
+          </w:tcPr>
+          <w:p>
+            <w:r/>
+            <w:r>
+              <w:rPr>
+                <w:sz w:val="18"/>
+              </w:rPr>
+              <w:t>1-2 s</w:t>
+            </w:r>
+          </w:p>
+        </w:tc>
+        <w:tc>
+          <w:tcPr>
+            <w:tcW w:type="dxa" w:w="1134"/>
+            <w:shd w:val="clear" w:color="auto" w:fill="FFF3CC"/>
+          </w:tcPr>
+          <w:p>
+            <w:r/>
+            <w:r>
+              <w:rPr>
+                <w:sz w:val="18"/>
+              </w:rPr>
+              <w:t>NICE</w:t>
+            </w:r>
+          </w:p>
+        </w:tc>
+        <w:tc>
+          <w:tcPr>
+            <w:tcW w:type="dxa" w:w="2041"/>
+          </w:tcPr>
+          <w:p>
+            <w:r/>
+            <w:r>
+              <w:rPr>
+                <w:color w:val="808080"/>
+                <w:sz w:val="18"/>
+              </w:rPr>
+              <w:t>clock_ring</w:t>
+            </w:r>
+          </w:p>
+        </w:tc>
+        <w:tc>
+          <w:tcPr>
+            <w:tcW w:type="dxa" w:w="1814"/>
+          </w:tcPr>
+          <w:p>
+            <w:r/>
+            <w:r>
+              <w:rPr>
+                <w:sz w:val="18"/>
+              </w:rPr>
+            </w:r>
+          </w:p>
+        </w:tc>
+      </w:tr>
+      <w:tr>
+        <w:tc>
+          <w:tcPr>
+            <w:tcW w:type="dxa" w:w="1134"/>
+          </w:tcPr>
+          <w:p>
+            <w:r/>
+            <w:r>
+              <w:rPr>
+                <w:b/>
+                <w:sz w:val="20"/>
+              </w:rPr>
+              <w:t>audio93</w:t>
+            </w:r>
+          </w:p>
+        </w:tc>
+        <w:tc>
+          <w:tcPr>
+            <w:tcW w:type="dxa" w:w="3061"/>
+          </w:tcPr>
+          <w:p>
+            <w:r/>
+            <w:r>
+              <w:rPr>
+                <w:sz w:val="18"/>
+              </w:rPr>
+              <w:t>The living room ceiling fan turns</w:t>
+            </w:r>
+          </w:p>
+        </w:tc>
+        <w:tc>
+          <w:tcPr>
+            <w:tcW w:type="dxa" w:w="4649"/>
+          </w:tcPr>
+          <w:p>
+            <w:r/>
+            <w:r>
+              <w:rPr>
+                <w:sz w:val="18"/>
+              </w:rPr>
+              <w:t>A slow ceiling fan whoosh with a faint tick.</w:t>
+            </w:r>
+          </w:p>
+        </w:tc>
+        <w:tc>
+          <w:tcPr>
+            <w:tcW w:type="dxa" w:w="1247"/>
+          </w:tcPr>
+          <w:p>
+            <w:r/>
+            <w:r>
+              <w:rPr>
+                <w:sz w:val="18"/>
+              </w:rPr>
+              <w:t>2-3 s</w:t>
+            </w:r>
+          </w:p>
+        </w:tc>
+        <w:tc>
+          <w:tcPr>
+            <w:tcW w:type="dxa" w:w="1134"/>
+            <w:shd w:val="clear" w:color="auto" w:fill="FFF3CC"/>
+          </w:tcPr>
+          <w:p>
+            <w:r/>
+            <w:r>
+              <w:rPr>
+                <w:sz w:val="18"/>
+              </w:rPr>
+              <w:t>NICE</w:t>
+            </w:r>
+          </w:p>
+        </w:tc>
+        <w:tc>
+          <w:tcPr>
+            <w:tcW w:type="dxa" w:w="2041"/>
+          </w:tcPr>
+          <w:p>
+            <w:r/>
+            <w:r>
+              <w:rPr>
+                <w:color w:val="808080"/>
+                <w:sz w:val="18"/>
+              </w:rPr>
+              <w:t>ceiling_fan</w:t>
+            </w:r>
+          </w:p>
+        </w:tc>
+        <w:tc>
+          <w:tcPr>
+            <w:tcW w:type="dxa" w:w="1814"/>
+          </w:tcPr>
+          <w:p>
+            <w:r/>
+            <w:r>
+              <w:rPr>
+                <w:sz w:val="18"/>
+              </w:rPr>
+            </w:r>
+          </w:p>
+        </w:tc>
+      </w:tr>
+      <w:tr>
+        <w:tc>
+          <w:tcPr>
+            <w:tcW w:type="dxa" w:w="1134"/>
+          </w:tcPr>
+          <w:p>
+            <w:r/>
+            <w:r>
+              <w:rPr>
+                <w:b/>
+                <w:sz w:val="20"/>
+              </w:rPr>
+              <w:t>audio94</w:t>
+            </w:r>
+          </w:p>
+        </w:tc>
+        <w:tc>
+          <w:tcPr>
+            <w:tcW w:type="dxa" w:w="3061"/>
+          </w:tcPr>
+          <w:p>
+            <w:r/>
+            <w:r>
+              <w:rPr>
+                <w:sz w:val="18"/>
+              </w:rPr>
+              <w:t>The anniversary glass hops on the sideboard</w:t>
+            </w:r>
+          </w:p>
+        </w:tc>
+        <w:tc>
+          <w:tcPr>
+            <w:tcW w:type="dxa" w:w="4649"/>
+          </w:tcPr>
+          <w:p>
+            <w:r/>
+            <w:r>
+              <w:rPr>
+                <w:sz w:val="18"/>
+              </w:rPr>
+              <w:t>A clear glass ring (like a fingertip on a wine glass).</w:t>
+            </w:r>
+          </w:p>
+        </w:tc>
+        <w:tc>
+          <w:tcPr>
+            <w:tcW w:type="dxa" w:w="1247"/>
+          </w:tcPr>
+          <w:p>
+            <w:r/>
+            <w:r>
+              <w:rPr>
+                <w:sz w:val="18"/>
+              </w:rPr>
+              <w:t>1-2 s</w:t>
+            </w:r>
+          </w:p>
+        </w:tc>
+        <w:tc>
+          <w:tcPr>
+            <w:tcW w:type="dxa" w:w="1134"/>
+            <w:shd w:val="clear" w:color="auto" w:fill="FFF3CC"/>
+          </w:tcPr>
+          <w:p>
+            <w:r/>
+            <w:r>
+              <w:rPr>
+                <w:sz w:val="18"/>
+              </w:rPr>
+              <w:t>NICE</w:t>
+            </w:r>
+          </w:p>
+        </w:tc>
+        <w:tc>
+          <w:tcPr>
+            <w:tcW w:type="dxa" w:w="2041"/>
+          </w:tcPr>
+          <w:p>
+            <w:r/>
+            <w:r>
+              <w:rPr>
+                <w:color w:val="808080"/>
+                <w:sz w:val="18"/>
+              </w:rPr>
+              <w:t>glass_ring</w:t>
+            </w:r>
+          </w:p>
+        </w:tc>
+        <w:tc>
+          <w:tcPr>
+            <w:tcW w:type="dxa" w:w="1814"/>
+          </w:tcPr>
+          <w:p>
+            <w:r/>
+            <w:r>
+              <w:rPr>
+                <w:sz w:val="18"/>
+              </w:rPr>
+            </w:r>
+          </w:p>
+        </w:tc>
+      </w:tr>
+      <w:tr>
+        <w:tc>
+          <w:tcPr>
+            <w:tcW w:type="dxa" w:w="1134"/>
+          </w:tcPr>
+          <w:p>
+            <w:r/>
+            <w:r>
+              <w:rPr>
+                <w:b/>
+                <w:sz w:val="20"/>
+              </w:rPr>
+              <w:t>audio95</w:t>
+            </w:r>
+          </w:p>
+        </w:tc>
+        <w:tc>
+          <w:tcPr>
+            <w:tcW w:type="dxa" w:w="3061"/>
+          </w:tcPr>
+          <w:p>
+            <w:r/>
+            <w:r>
+              <w:rPr>
+                <w:sz w:val="18"/>
+              </w:rPr>
+              <w:t>Luna's doll wiggles</w:t>
+            </w:r>
+          </w:p>
+        </w:tc>
+        <w:tc>
+          <w:tcPr>
+            <w:tcW w:type="dxa" w:w="4649"/>
+          </w:tcPr>
+          <w:p>
+            <w:r/>
+            <w:r>
+              <w:rPr>
+                <w:sz w:val="18"/>
+              </w:rPr>
+              <w:t>A soft thump of a cloth doll.</w:t>
+            </w:r>
+          </w:p>
+        </w:tc>
+        <w:tc>
+          <w:tcPr>
+            <w:tcW w:type="dxa" w:w="1247"/>
+          </w:tcPr>
+          <w:p>
+            <w:r/>
+            <w:r>
+              <w:rPr>
+                <w:sz w:val="18"/>
+              </w:rPr>
+              <w:t>0.5 s</w:t>
+            </w:r>
+          </w:p>
+        </w:tc>
+        <w:tc>
+          <w:tcPr>
+            <w:tcW w:type="dxa" w:w="1134"/>
+            <w:shd w:val="clear" w:color="auto" w:fill="FFF3CC"/>
+          </w:tcPr>
+          <w:p>
+            <w:r/>
+            <w:r>
+              <w:rPr>
+                <w:sz w:val="18"/>
+              </w:rPr>
+              <w:t>NICE</w:t>
+            </w:r>
+          </w:p>
+        </w:tc>
+        <w:tc>
+          <w:tcPr>
+            <w:tcW w:type="dxa" w:w="2041"/>
+          </w:tcPr>
+          <w:p>
+            <w:r/>
+            <w:r>
+              <w:rPr>
+                <w:color w:val="808080"/>
+                <w:sz w:val="18"/>
+              </w:rPr>
+              <w:t>doll_thump</w:t>
+            </w:r>
+          </w:p>
+        </w:tc>
+        <w:tc>
+          <w:tcPr>
+            <w:tcW w:type="dxa" w:w="1814"/>
+          </w:tcPr>
+          <w:p>
+            <w:r/>
+            <w:r>
+              <w:rPr>
+                <w:sz w:val="18"/>
+              </w:rPr>
+            </w:r>
+          </w:p>
+        </w:tc>
+      </w:tr>
+      <w:tr>
+        <w:tc>
+          <w:tcPr>
+            <w:tcW w:type="dxa" w:w="1134"/>
+          </w:tcPr>
+          <w:p>
+            <w:r/>
+            <w:r>
+              <w:rPr>
+                <w:b/>
+                <w:sz w:val="20"/>
+              </w:rPr>
+              <w:t>audio96</w:t>
+            </w:r>
+          </w:p>
+        </w:tc>
+        <w:tc>
+          <w:tcPr>
+            <w:tcW w:type="dxa" w:w="3061"/>
+          </w:tcPr>
+          <w:p>
+            <w:r/>
+            <w:r>
+              <w:rPr>
+                <w:sz w:val="18"/>
+              </w:rPr>
+              <w:t>Luna's rubber duck bounces</w:t>
+            </w:r>
+          </w:p>
+        </w:tc>
+        <w:tc>
+          <w:tcPr>
+            <w:tcW w:type="dxa" w:w="4649"/>
+          </w:tcPr>
+          <w:p>
+            <w:r/>
+            <w:r>
+              <w:rPr>
+                <w:sz w:val="18"/>
+              </w:rPr>
+              <w:t>A rubber duck squeak.</w:t>
+            </w:r>
+          </w:p>
+        </w:tc>
+        <w:tc>
+          <w:tcPr>
+            <w:tcW w:type="dxa" w:w="1247"/>
+          </w:tcPr>
+          <w:p>
+            <w:r/>
+            <w:r>
+              <w:rPr>
+                <w:sz w:val="18"/>
+              </w:rPr>
+              <w:t>0.5 s</w:t>
+            </w:r>
+          </w:p>
+        </w:tc>
+        <w:tc>
+          <w:tcPr>
+            <w:tcW w:type="dxa" w:w="1134"/>
+            <w:shd w:val="clear" w:color="auto" w:fill="FFF3CC"/>
+          </w:tcPr>
+          <w:p>
+            <w:r/>
+            <w:r>
+              <w:rPr>
+                <w:sz w:val="18"/>
+              </w:rPr>
+              <w:t>NICE</w:t>
+            </w:r>
+          </w:p>
+        </w:tc>
+        <w:tc>
+          <w:tcPr>
+            <w:tcW w:type="dxa" w:w="2041"/>
+          </w:tcPr>
+          <w:p>
+            <w:r/>
+            <w:r>
+              <w:rPr>
+                <w:color w:val="808080"/>
+                <w:sz w:val="18"/>
+              </w:rPr>
+              <w:t>duck_squeak</w:t>
+            </w:r>
+          </w:p>
+        </w:tc>
+        <w:tc>
+          <w:tcPr>
+            <w:tcW w:type="dxa" w:w="1814"/>
+          </w:tcPr>
+          <w:p>
+            <w:r/>
+            <w:r>
+              <w:rPr>
+                <w:sz w:val="18"/>
+              </w:rPr>
+            </w:r>
+          </w:p>
+        </w:tc>
+      </w:tr>
+      <w:tr>
+        <w:tc>
+          <w:tcPr>
+            <w:tcW w:type="dxa" w:w="1134"/>
+          </w:tcPr>
+          <w:p>
+            <w:r/>
+            <w:r>
+              <w:rPr>
+                <w:b/>
+                <w:sz w:val="20"/>
+              </w:rPr>
+              <w:t>audio97</w:t>
+            </w:r>
+          </w:p>
+        </w:tc>
+        <w:tc>
+          <w:tcPr>
+            <w:tcW w:type="dxa" w:w="3061"/>
+          </w:tcPr>
+          <w:p>
+            <w:r/>
+            <w:r>
+              <w:rPr>
+                <w:sz w:val="18"/>
+              </w:rPr>
+              <w:t>Luna's toy airplane turns</w:t>
+            </w:r>
+          </w:p>
+        </w:tc>
+        <w:tc>
+          <w:tcPr>
+            <w:tcW w:type="dxa" w:w="4649"/>
+          </w:tcPr>
+          <w:p>
+            <w:r/>
+            <w:r>
+              <w:rPr>
+                <w:sz w:val="18"/>
+              </w:rPr>
+              <w:t>A tiny toy-plane whoosh, playful.</w:t>
+            </w:r>
+          </w:p>
+        </w:tc>
+        <w:tc>
+          <w:tcPr>
+            <w:tcW w:type="dxa" w:w="1247"/>
+          </w:tcPr>
+          <w:p>
+            <w:r/>
+            <w:r>
+              <w:rPr>
+                <w:sz w:val="18"/>
+              </w:rPr>
+              <w:t>1 s</w:t>
+            </w:r>
+          </w:p>
+        </w:tc>
+        <w:tc>
+          <w:tcPr>
+            <w:tcW w:type="dxa" w:w="1134"/>
+            <w:shd w:val="clear" w:color="auto" w:fill="FFF3CC"/>
+          </w:tcPr>
+          <w:p>
+            <w:r/>
+            <w:r>
+              <w:rPr>
+                <w:sz w:val="18"/>
+              </w:rPr>
+              <w:t>NICE</w:t>
+            </w:r>
+          </w:p>
+        </w:tc>
+        <w:tc>
+          <w:tcPr>
+            <w:tcW w:type="dxa" w:w="2041"/>
+          </w:tcPr>
+          <w:p>
+            <w:r/>
+            <w:r>
+              <w:rPr>
+                <w:color w:val="808080"/>
+                <w:sz w:val="18"/>
+              </w:rPr>
+              <w:t>airplane_whoosh</w:t>
+            </w:r>
+          </w:p>
+        </w:tc>
+        <w:tc>
+          <w:tcPr>
+            <w:tcW w:type="dxa" w:w="1814"/>
+          </w:tcPr>
+          <w:p>
+            <w:r/>
+            <w:r>
+              <w:rPr>
+                <w:sz w:val="18"/>
+              </w:rPr>
+            </w:r>
+          </w:p>
+        </w:tc>
+      </w:tr>
+      <w:tr>
+        <w:tc>
+          <w:tcPr>
+            <w:tcW w:type="dxa" w:w="1134"/>
+          </w:tcPr>
+          <w:p>
+            <w:r/>
+            <w:r>
+              <w:rPr>
+                <w:b/>
+                <w:sz w:val="20"/>
+              </w:rPr>
+              <w:t>audio98</w:t>
+            </w:r>
+          </w:p>
+        </w:tc>
+        <w:tc>
+          <w:tcPr>
+            <w:tcW w:type="dxa" w:w="3061"/>
+          </w:tcPr>
+          <w:p>
+            <w:r/>
+            <w:r>
+              <w:rPr>
+                <w:sz w:val="18"/>
+              </w:rPr>
+              <w:t>Luna's piggy bank rattles</w:t>
+            </w:r>
+          </w:p>
+        </w:tc>
+        <w:tc>
+          <w:tcPr>
+            <w:tcW w:type="dxa" w:w="4649"/>
+          </w:tcPr>
+          <w:p>
+            <w:r/>
+            <w:r>
+              <w:rPr>
+                <w:sz w:val="18"/>
+              </w:rPr>
+              <w:t>Coins rattling inside a ceramic piggy bank.</w:t>
+            </w:r>
+          </w:p>
+        </w:tc>
+        <w:tc>
+          <w:tcPr>
+            <w:tcW w:type="dxa" w:w="1247"/>
+          </w:tcPr>
+          <w:p>
+            <w:r/>
+            <w:r>
+              <w:rPr>
+                <w:sz w:val="18"/>
+              </w:rPr>
+              <w:t>1 s</w:t>
+            </w:r>
+          </w:p>
+        </w:tc>
+        <w:tc>
+          <w:tcPr>
+            <w:tcW w:type="dxa" w:w="1134"/>
+            <w:shd w:val="clear" w:color="auto" w:fill="FFF3CC"/>
+          </w:tcPr>
+          <w:p>
+            <w:r/>
+            <w:r>
+              <w:rPr>
+                <w:sz w:val="18"/>
+              </w:rPr>
+              <w:t>NICE</w:t>
+            </w:r>
+          </w:p>
+        </w:tc>
+        <w:tc>
+          <w:tcPr>
+            <w:tcW w:type="dxa" w:w="2041"/>
+          </w:tcPr>
+          <w:p>
+            <w:r/>
+            <w:r>
+              <w:rPr>
+                <w:color w:val="808080"/>
+                <w:sz w:val="18"/>
+              </w:rPr>
+              <w:t>piggy_rattle</w:t>
+            </w:r>
+          </w:p>
+        </w:tc>
+        <w:tc>
+          <w:tcPr>
+            <w:tcW w:type="dxa" w:w="1814"/>
+          </w:tcPr>
+          <w:p>
+            <w:r/>
+            <w:r>
+              <w:rPr>
+                <w:sz w:val="18"/>
+              </w:rPr>
+            </w:r>
+          </w:p>
+        </w:tc>
+      </w:tr>
+      <w:tr>
+        <w:tc>
+          <w:tcPr>
+            <w:tcW w:type="dxa" w:w="1134"/>
+          </w:tcPr>
+          <w:p>
+            <w:r/>
+            <w:r>
+              <w:rPr>
+                <w:b/>
+                <w:sz w:val="20"/>
+              </w:rPr>
+              <w:t>audio99</w:t>
+            </w:r>
+          </w:p>
+        </w:tc>
+        <w:tc>
+          <w:tcPr>
+            <w:tcW w:type="dxa" w:w="3061"/>
+          </w:tcPr>
+          <w:p>
+            <w:r/>
+            <w:r>
+              <w:rPr>
+                <w:sz w:val="18"/>
+              </w:rPr>
+              <w:t>The wrapped present jumps</w:t>
+            </w:r>
+          </w:p>
+        </w:tc>
+        <w:tc>
+          <w:tcPr>
+            <w:tcW w:type="dxa" w:w="4649"/>
+          </w:tcPr>
+          <w:p>
+            <w:r/>
+            <w:r>
+              <w:rPr>
+                <w:sz w:val="18"/>
+              </w:rPr>
+              <w:t>A box with something inside, shaken; paper crinkle.</w:t>
+            </w:r>
+          </w:p>
+        </w:tc>
+        <w:tc>
+          <w:tcPr>
+            <w:tcW w:type="dxa" w:w="1247"/>
+          </w:tcPr>
+          <w:p>
+            <w:r/>
+            <w:r>
+              <w:rPr>
+                <w:sz w:val="18"/>
+              </w:rPr>
+              <w:t>1 s</w:t>
+            </w:r>
+          </w:p>
+        </w:tc>
+        <w:tc>
+          <w:tcPr>
+            <w:tcW w:type="dxa" w:w="1134"/>
+            <w:shd w:val="clear" w:color="auto" w:fill="FFF3CC"/>
+          </w:tcPr>
+          <w:p>
+            <w:r/>
+            <w:r>
+              <w:rPr>
+                <w:sz w:val="18"/>
+              </w:rPr>
+              <w:t>NICE</w:t>
+            </w:r>
+          </w:p>
+        </w:tc>
+        <w:tc>
+          <w:tcPr>
+            <w:tcW w:type="dxa" w:w="2041"/>
+          </w:tcPr>
+          <w:p>
+            <w:r/>
+            <w:r>
+              <w:rPr>
+                <w:color w:val="808080"/>
+                <w:sz w:val="18"/>
+              </w:rPr>
+              <w:t>present_shake</w:t>
+            </w:r>
+          </w:p>
+        </w:tc>
+        <w:tc>
+          <w:tcPr>
+            <w:tcW w:type="dxa" w:w="1814"/>
+          </w:tcPr>
+          <w:p>
+            <w:r/>
+            <w:r>
+              <w:rPr>
+                <w:sz w:val="18"/>
+              </w:rPr>
+            </w:r>
+          </w:p>
+        </w:tc>
+      </w:tr>
+    </w:tbl>
+    <w:p/>
+    <w:p>
+      <w:pPr>
+        <w:pStyle w:val="Heading1"/>
+      </w:pPr>
+      <w:r>
         <w:t>Where the game finds them</w:t>
       </w:r>
     </w:p>
@@ -10211,7 +11574,7 @@
     </w:p>
     <w:p>
       <w:r>
-        <w:t>Total rows in this list: 87.</w:t>
+        <w:t>Total rows in this list: 99.</w:t>
       </w:r>
     </w:p>
     <w:sectPr>

--- a/Fading_Audio_List.docx
+++ b/Fading_Audio_List.docx
@@ -217,12 +217,15 @@
         <w:tc>
           <w:tcPr>
             <w:tcW w:type="dxa" w:w="1134"/>
+            <w:shd w:val="clear" w:color="auto" w:fill="EFEFEF"/>
           </w:tcPr>
           <w:p>
             <w:r/>
             <w:r>
               <w:rPr>
                 <w:b/>
+                <w:strike/>
+                <w:color w:val="999999"/>
                 <w:sz w:val="20"/>
               </w:rPr>
               <w:t>audio1</w:t>
@@ -232,11 +235,14 @@
         <w:tc>
           <w:tcPr>
             <w:tcW w:type="dxa" w:w="3061"/>
-          </w:tcPr>
-          <w:p>
-            <w:r/>
-            <w:r>
-              <w:rPr>
+            <w:shd w:val="clear" w:color="auto" w:fill="EFEFEF"/>
+          </w:tcPr>
+          <w:p>
+            <w:r/>
+            <w:r>
+              <w:rPr>
+                <w:strike/>
+                <w:color w:val="999999"/>
                 <w:sz w:val="18"/>
               </w:rPr>
               <w:t>Title screen, before you press PLAY</w:t>
@@ -246,11 +252,14 @@
         <w:tc>
           <w:tcPr>
             <w:tcW w:type="dxa" w:w="4649"/>
-          </w:tcPr>
-          <w:p>
-            <w:r/>
-            <w:r>
-              <w:rPr>
+            <w:shd w:val="clear" w:color="auto" w:fill="EFEFEF"/>
+          </w:tcPr>
+          <w:p>
+            <w:r/>
+            <w:r>
+              <w:rPr>
+                <w:strike/>
+                <w:color w:val="999999"/>
                 <w:sz w:val="18"/>
               </w:rPr>
               <w:t>Lonely, very quiet, a candle in the dark. Soft piano or music-box, slow.</w:t>
@@ -260,11 +269,14 @@
         <w:tc>
           <w:tcPr>
             <w:tcW w:type="dxa" w:w="1247"/>
-          </w:tcPr>
-          <w:p>
-            <w:r/>
-            <w:r>
-              <w:rPr>
+            <w:shd w:val="clear" w:color="auto" w:fill="EFEFEF"/>
+          </w:tcPr>
+          <w:p>
+            <w:r/>
+            <w:r>
+              <w:rPr>
+                <w:strike/>
+                <w:color w:val="999999"/>
                 <w:sz w:val="18"/>
               </w:rPr>
               <w:t>1-2 min, loop</w:t>
@@ -275,11 +287,14 @@
           <w:tcPr>
             <w:tcW w:type="dxa" w:w="1134"/>
             <w:shd w:val="clear" w:color="auto" w:fill="F8D7D7"/>
-          </w:tcPr>
-          <w:p>
-            <w:r/>
-            <w:r>
-              <w:rPr>
+            <w:shd w:val="clear" w:color="auto" w:fill="EFEFEF"/>
+          </w:tcPr>
+          <w:p>
+            <w:r/>
+            <w:r>
+              <w:rPr>
+                <w:strike/>
+                <w:color w:val="999999"/>
                 <w:sz w:val="18"/>
               </w:rPr>
               <w:t>MUST</w:t>
@@ -289,11 +304,13 @@
         <w:tc>
           <w:tcPr>
             <w:tcW w:type="dxa" w:w="2041"/>
-          </w:tcPr>
-          <w:p>
-            <w:r/>
-            <w:r>
-              <w:rPr>
+            <w:shd w:val="clear" w:color="auto" w:fill="EFEFEF"/>
+          </w:tcPr>
+          <w:p>
+            <w:r/>
+            <w:r>
+              <w:rPr>
+                <w:strike/>
                 <w:color w:val="808080"/>
                 <w:sz w:val="18"/>
               </w:rPr>
@@ -304,13 +321,17 @@
         <w:tc>
           <w:tcPr>
             <w:tcW w:type="dxa" w:w="1814"/>
-          </w:tcPr>
-          <w:p>
-            <w:r/>
-            <w:r>
-              <w:rPr>
-                <w:sz w:val="18"/>
-              </w:rPr>
+            <w:shd w:val="clear" w:color="auto" w:fill="EFEFEF"/>
+          </w:tcPr>
+          <w:p>
+            <w:r/>
+            <w:r>
+              <w:rPr>
+                <w:b/>
+                <w:color w:val="1E7B34"/>
+                <w:sz w:val="18"/>
+              </w:rPr>
+              <w:t>DONE (in the game)</w:t>
             </w:r>
           </w:p>
         </w:tc>
@@ -319,12 +340,15 @@
         <w:tc>
           <w:tcPr>
             <w:tcW w:type="dxa" w:w="1134"/>
+            <w:shd w:val="clear" w:color="auto" w:fill="EFEFEF"/>
           </w:tcPr>
           <w:p>
             <w:r/>
             <w:r>
               <w:rPr>
                 <w:b/>
+                <w:strike/>
+                <w:color w:val="999999"/>
                 <w:sz w:val="20"/>
               </w:rPr>
               <w:t>audio2</w:t>
@@ -334,11 +358,14 @@
         <w:tc>
           <w:tcPr>
             <w:tcW w:type="dxa" w:w="3061"/>
-          </w:tcPr>
-          <w:p>
-            <w:r/>
-            <w:r>
-              <w:rPr>
+            <w:shd w:val="clear" w:color="auto" w:fill="EFEFEF"/>
+          </w:tcPr>
+          <w:p>
+            <w:r/>
+            <w:r>
+              <w:rPr>
+                <w:strike/>
+                <w:color w:val="999999"/>
                 <w:sz w:val="18"/>
               </w:rPr>
               <w:t>All the NIGHT scenes (Chapter 0 and every night)</w:t>
@@ -348,11 +375,14 @@
         <w:tc>
           <w:tcPr>
             <w:tcW w:type="dxa" w:w="4649"/>
-          </w:tcPr>
-          <w:p>
-            <w:r/>
-            <w:r>
-              <w:rPr>
+            <w:shd w:val="clear" w:color="auto" w:fill="EFEFEF"/>
+          </w:tcPr>
+          <w:p>
+            <w:r/>
+            <w:r>
+              <w:rPr>
+                <w:strike/>
+                <w:color w:val="999999"/>
                 <w:sz w:val="18"/>
               </w:rPr>
               <w:t>Slow, sad, a little eerie. Soft strings or piano, low notes. Not scary, more lonely.</w:t>
@@ -362,11 +392,14 @@
         <w:tc>
           <w:tcPr>
             <w:tcW w:type="dxa" w:w="1247"/>
-          </w:tcPr>
-          <w:p>
-            <w:r/>
-            <w:r>
-              <w:rPr>
+            <w:shd w:val="clear" w:color="auto" w:fill="EFEFEF"/>
+          </w:tcPr>
+          <w:p>
+            <w:r/>
+            <w:r>
+              <w:rPr>
+                <w:strike/>
+                <w:color w:val="999999"/>
                 <w:sz w:val="18"/>
               </w:rPr>
               <w:t>1-3 min, loop</w:t>
@@ -377,11 +410,14 @@
           <w:tcPr>
             <w:tcW w:type="dxa" w:w="1134"/>
             <w:shd w:val="clear" w:color="auto" w:fill="F8D7D7"/>
-          </w:tcPr>
-          <w:p>
-            <w:r/>
-            <w:r>
-              <w:rPr>
+            <w:shd w:val="clear" w:color="auto" w:fill="EFEFEF"/>
+          </w:tcPr>
+          <w:p>
+            <w:r/>
+            <w:r>
+              <w:rPr>
+                <w:strike/>
+                <w:color w:val="999999"/>
                 <w:sz w:val="18"/>
               </w:rPr>
               <w:t>MUST</w:t>
@@ -391,11 +427,13 @@
         <w:tc>
           <w:tcPr>
             <w:tcW w:type="dxa" w:w="2041"/>
-          </w:tcPr>
-          <w:p>
-            <w:r/>
-            <w:r>
-              <w:rPr>
+            <w:shd w:val="clear" w:color="auto" w:fill="EFEFEF"/>
+          </w:tcPr>
+          <w:p>
+            <w:r/>
+            <w:r>
+              <w:rPr>
+                <w:strike/>
                 <w:color w:val="808080"/>
                 <w:sz w:val="18"/>
               </w:rPr>
@@ -406,13 +444,17 @@
         <w:tc>
           <w:tcPr>
             <w:tcW w:type="dxa" w:w="1814"/>
-          </w:tcPr>
-          <w:p>
-            <w:r/>
-            <w:r>
-              <w:rPr>
-                <w:sz w:val="18"/>
-              </w:rPr>
+            <w:shd w:val="clear" w:color="auto" w:fill="EFEFEF"/>
+          </w:tcPr>
+          <w:p>
+            <w:r/>
+            <w:r>
+              <w:rPr>
+                <w:b/>
+                <w:color w:val="1E7B34"/>
+                <w:sz w:val="18"/>
+              </w:rPr>
+              <w:t>DONE (in the game)</w:t>
             </w:r>
           </w:p>
         </w:tc>
@@ -421,12 +463,15 @@
         <w:tc>
           <w:tcPr>
             <w:tcW w:type="dxa" w:w="1134"/>
+            <w:shd w:val="clear" w:color="auto" w:fill="EFEFEF"/>
           </w:tcPr>
           <w:p>
             <w:r/>
             <w:r>
               <w:rPr>
                 <w:b/>
+                <w:strike/>
+                <w:color w:val="999999"/>
                 <w:sz w:val="20"/>
               </w:rPr>
               <w:t>audio3</w:t>
@@ -436,11 +481,14 @@
         <w:tc>
           <w:tcPr>
             <w:tcW w:type="dxa" w:w="3061"/>
-          </w:tcPr>
-          <w:p>
-            <w:r/>
-            <w:r>
-              <w:rPr>
+            <w:shd w:val="clear" w:color="auto" w:fill="EFEFEF"/>
+          </w:tcPr>
+          <w:p>
+            <w:r/>
+            <w:r>
+              <w:rPr>
+                <w:strike/>
+                <w:color w:val="999999"/>
                 <w:sz w:val="18"/>
               </w:rPr>
               <w:t>All the DAY scenes (Day 1, 2 and 3)</w:t>
@@ -450,11 +498,14 @@
         <w:tc>
           <w:tcPr>
             <w:tcW w:type="dxa" w:w="4649"/>
-          </w:tcPr>
-          <w:p>
-            <w:r/>
-            <w:r>
-              <w:rPr>
+            <w:shd w:val="clear" w:color="auto" w:fill="EFEFEF"/>
+          </w:tcPr>
+          <w:p>
+            <w:r/>
+            <w:r>
+              <w:rPr>
+                <w:strike/>
+                <w:color w:val="999999"/>
                 <w:sz w:val="18"/>
               </w:rPr>
               <w:t>Softer, emptier, a faint hopeful note. The house is half packed. Gentle and hollow.</w:t>
@@ -464,11 +515,14 @@
         <w:tc>
           <w:tcPr>
             <w:tcW w:type="dxa" w:w="1247"/>
-          </w:tcPr>
-          <w:p>
-            <w:r/>
-            <w:r>
-              <w:rPr>
+            <w:shd w:val="clear" w:color="auto" w:fill="EFEFEF"/>
+          </w:tcPr>
+          <w:p>
+            <w:r/>
+            <w:r>
+              <w:rPr>
+                <w:strike/>
+                <w:color w:val="999999"/>
                 <w:sz w:val="18"/>
               </w:rPr>
               <w:t>1-3 min, loop</w:t>
@@ -479,11 +533,14 @@
           <w:tcPr>
             <w:tcW w:type="dxa" w:w="1134"/>
             <w:shd w:val="clear" w:color="auto" w:fill="F8D7D7"/>
-          </w:tcPr>
-          <w:p>
-            <w:r/>
-            <w:r>
-              <w:rPr>
+            <w:shd w:val="clear" w:color="auto" w:fill="EFEFEF"/>
+          </w:tcPr>
+          <w:p>
+            <w:r/>
+            <w:r>
+              <w:rPr>
+                <w:strike/>
+                <w:color w:val="999999"/>
                 <w:sz w:val="18"/>
               </w:rPr>
               <w:t>MUST</w:t>
@@ -493,11 +550,13 @@
         <w:tc>
           <w:tcPr>
             <w:tcW w:type="dxa" w:w="2041"/>
-          </w:tcPr>
-          <w:p>
-            <w:r/>
-            <w:r>
-              <w:rPr>
+            <w:shd w:val="clear" w:color="auto" w:fill="EFEFEF"/>
+          </w:tcPr>
+          <w:p>
+            <w:r/>
+            <w:r>
+              <w:rPr>
+                <w:strike/>
                 <w:color w:val="808080"/>
                 <w:sz w:val="18"/>
               </w:rPr>
@@ -508,13 +567,17 @@
         <w:tc>
           <w:tcPr>
             <w:tcW w:type="dxa" w:w="1814"/>
-          </w:tcPr>
-          <w:p>
-            <w:r/>
-            <w:r>
-              <w:rPr>
-                <w:sz w:val="18"/>
-              </w:rPr>
+            <w:shd w:val="clear" w:color="auto" w:fill="EFEFEF"/>
+          </w:tcPr>
+          <w:p>
+            <w:r/>
+            <w:r>
+              <w:rPr>
+                <w:b/>
+                <w:color w:val="1E7B34"/>
+                <w:sz w:val="18"/>
+              </w:rPr>
+              <w:t>DONE (in the game)</w:t>
             </w:r>
           </w:p>
         </w:tc>
@@ -523,12 +586,15 @@
         <w:tc>
           <w:tcPr>
             <w:tcW w:type="dxa" w:w="1134"/>
+            <w:shd w:val="clear" w:color="auto" w:fill="EFEFEF"/>
           </w:tcPr>
           <w:p>
             <w:r/>
             <w:r>
               <w:rPr>
                 <w:b/>
+                <w:strike/>
+                <w:color w:val="999999"/>
                 <w:sz w:val="20"/>
               </w:rPr>
               <w:t>audio4</w:t>
@@ -538,11 +604,14 @@
         <w:tc>
           <w:tcPr>
             <w:tcW w:type="dxa" w:w="3061"/>
-          </w:tcPr>
-          <w:p>
-            <w:r/>
-            <w:r>
-              <w:rPr>
+            <w:shd w:val="clear" w:color="auto" w:fill="EFEFEF"/>
+          </w:tcPr>
+          <w:p>
+            <w:r/>
+            <w:r>
+              <w:rPr>
+                <w:strike/>
+                <w:color w:val="999999"/>
                 <w:sz w:val="18"/>
               </w:rPr>
               <w:t>The ending cutscene (all four endings)</w:t>
@@ -552,11 +621,14 @@
         <w:tc>
           <w:tcPr>
             <w:tcW w:type="dxa" w:w="4649"/>
-          </w:tcPr>
-          <w:p>
-            <w:r/>
-            <w:r>
-              <w:rPr>
+            <w:shd w:val="clear" w:color="auto" w:fill="EFEFEF"/>
+          </w:tcPr>
+          <w:p>
+            <w:r/>
+            <w:r>
+              <w:rPr>
+                <w:strike/>
+                <w:color w:val="999999"/>
                 <w:sz w:val="18"/>
               </w:rPr>
               <w:t>Starts sad, ends peaceful. Slow piano and strings, a feeling of letting go.</w:t>
@@ -566,11 +638,14 @@
         <w:tc>
           <w:tcPr>
             <w:tcW w:type="dxa" w:w="1247"/>
-          </w:tcPr>
-          <w:p>
-            <w:r/>
-            <w:r>
-              <w:rPr>
+            <w:shd w:val="clear" w:color="auto" w:fill="EFEFEF"/>
+          </w:tcPr>
+          <w:p>
+            <w:r/>
+            <w:r>
+              <w:rPr>
+                <w:strike/>
+                <w:color w:val="999999"/>
                 <w:sz w:val="18"/>
               </w:rPr>
               <w:t>1-2 min, loop</w:t>
@@ -581,11 +656,14 @@
           <w:tcPr>
             <w:tcW w:type="dxa" w:w="1134"/>
             <w:shd w:val="clear" w:color="auto" w:fill="F8D7D7"/>
-          </w:tcPr>
-          <w:p>
-            <w:r/>
-            <w:r>
-              <w:rPr>
+            <w:shd w:val="clear" w:color="auto" w:fill="EFEFEF"/>
+          </w:tcPr>
+          <w:p>
+            <w:r/>
+            <w:r>
+              <w:rPr>
+                <w:strike/>
+                <w:color w:val="999999"/>
                 <w:sz w:val="18"/>
               </w:rPr>
               <w:t>MUST</w:t>
@@ -595,11 +673,13 @@
         <w:tc>
           <w:tcPr>
             <w:tcW w:type="dxa" w:w="2041"/>
-          </w:tcPr>
-          <w:p>
-            <w:r/>
-            <w:r>
-              <w:rPr>
+            <w:shd w:val="clear" w:color="auto" w:fill="EFEFEF"/>
+          </w:tcPr>
+          <w:p>
+            <w:r/>
+            <w:r>
+              <w:rPr>
+                <w:strike/>
                 <w:color w:val="808080"/>
                 <w:sz w:val="18"/>
               </w:rPr>
@@ -610,13 +690,17 @@
         <w:tc>
           <w:tcPr>
             <w:tcW w:type="dxa" w:w="1814"/>
-          </w:tcPr>
-          <w:p>
-            <w:r/>
-            <w:r>
-              <w:rPr>
-                <w:sz w:val="18"/>
-              </w:rPr>
+            <w:shd w:val="clear" w:color="auto" w:fill="EFEFEF"/>
+          </w:tcPr>
+          <w:p>
+            <w:r/>
+            <w:r>
+              <w:rPr>
+                <w:b/>
+                <w:color w:val="1E7B34"/>
+                <w:sz w:val="18"/>
+              </w:rPr>
+              <w:t>DONE (in the game)</w:t>
             </w:r>
           </w:p>
         </w:tc>
@@ -764,12 +848,15 @@
         <w:tc>
           <w:tcPr>
             <w:tcW w:type="dxa" w:w="1134"/>
+            <w:shd w:val="clear" w:color="auto" w:fill="EFEFEF"/>
           </w:tcPr>
           <w:p>
             <w:r/>
             <w:r>
               <w:rPr>
                 <w:b/>
+                <w:strike/>
+                <w:color w:val="999999"/>
                 <w:sz w:val="20"/>
               </w:rPr>
               <w:t>audio5</w:t>
@@ -779,11 +866,14 @@
         <w:tc>
           <w:tcPr>
             <w:tcW w:type="dxa" w:w="3061"/>
-          </w:tcPr>
-          <w:p>
-            <w:r/>
-            <w:r>
-              <w:rPr>
+            <w:shd w:val="clear" w:color="auto" w:fill="EFEFEF"/>
+          </w:tcPr>
+          <w:p>
+            <w:r/>
+            <w:r>
+              <w:rPr>
+                <w:strike/>
+                <w:color w:val="999999"/>
                 <w:sz w:val="18"/>
               </w:rPr>
               <w:t>Title screen: the candle is lit</w:t>
@@ -793,11 +883,14 @@
         <w:tc>
           <w:tcPr>
             <w:tcW w:type="dxa" w:w="4649"/>
-          </w:tcPr>
-          <w:p>
-            <w:r/>
-            <w:r>
-              <w:rPr>
+            <w:shd w:val="clear" w:color="auto" w:fill="EFEFEF"/>
+          </w:tcPr>
+          <w:p>
+            <w:r/>
+            <w:r>
+              <w:rPr>
+                <w:strike/>
+                <w:color w:val="999999"/>
                 <w:sz w:val="18"/>
               </w:rPr>
               <w:t>A match scratching, then a small flare as it ignites.</w:t>
@@ -807,11 +900,14 @@
         <w:tc>
           <w:tcPr>
             <w:tcW w:type="dxa" w:w="1247"/>
-          </w:tcPr>
-          <w:p>
-            <w:r/>
-            <w:r>
-              <w:rPr>
+            <w:shd w:val="clear" w:color="auto" w:fill="EFEFEF"/>
+          </w:tcPr>
+          <w:p>
+            <w:r/>
+            <w:r>
+              <w:rPr>
+                <w:strike/>
+                <w:color w:val="999999"/>
                 <w:sz w:val="18"/>
               </w:rPr>
               <w:t>1-2 s</w:t>
@@ -822,11 +918,14 @@
           <w:tcPr>
             <w:tcW w:type="dxa" w:w="1134"/>
             <w:shd w:val="clear" w:color="auto" w:fill="F8D7D7"/>
-          </w:tcPr>
-          <w:p>
-            <w:r/>
-            <w:r>
-              <w:rPr>
+            <w:shd w:val="clear" w:color="auto" w:fill="EFEFEF"/>
+          </w:tcPr>
+          <w:p>
+            <w:r/>
+            <w:r>
+              <w:rPr>
+                <w:strike/>
+                <w:color w:val="999999"/>
                 <w:sz w:val="18"/>
               </w:rPr>
               <w:t>MUST</w:t>
@@ -836,11 +935,13 @@
         <w:tc>
           <w:tcPr>
             <w:tcW w:type="dxa" w:w="2041"/>
-          </w:tcPr>
-          <w:p>
-            <w:r/>
-            <w:r>
-              <w:rPr>
+            <w:shd w:val="clear" w:color="auto" w:fill="EFEFEF"/>
+          </w:tcPr>
+          <w:p>
+            <w:r/>
+            <w:r>
+              <w:rPr>
+                <w:strike/>
                 <w:color w:val="808080"/>
                 <w:sz w:val="18"/>
               </w:rPr>
@@ -851,13 +952,17 @@
         <w:tc>
           <w:tcPr>
             <w:tcW w:type="dxa" w:w="1814"/>
-          </w:tcPr>
-          <w:p>
-            <w:r/>
-            <w:r>
-              <w:rPr>
-                <w:sz w:val="18"/>
-              </w:rPr>
+            <w:shd w:val="clear" w:color="auto" w:fill="EFEFEF"/>
+          </w:tcPr>
+          <w:p>
+            <w:r/>
+            <w:r>
+              <w:rPr>
+                <w:b/>
+                <w:color w:val="1E7B34"/>
+                <w:sz w:val="18"/>
+              </w:rPr>
+              <w:t>DONE (in the game)</w:t>
             </w:r>
           </w:p>
         </w:tc>
@@ -1638,6 +1743,129 @@
         <w:tc>
           <w:tcPr>
             <w:tcW w:type="dxa" w:w="1134"/>
+            <w:shd w:val="clear" w:color="auto" w:fill="EFEFEF"/>
+          </w:tcPr>
+          <w:p>
+            <w:r/>
+            <w:r>
+              <w:rPr>
+                <w:b/>
+                <w:strike/>
+                <w:color w:val="999999"/>
+                <w:sz w:val="20"/>
+              </w:rPr>
+              <w:t>audio12</w:t>
+            </w:r>
+          </w:p>
+        </w:tc>
+        <w:tc>
+          <w:tcPr>
+            <w:tcW w:type="dxa" w:w="3061"/>
+            <w:shd w:val="clear" w:color="auto" w:fill="EFEFEF"/>
+          </w:tcPr>
+          <w:p>
+            <w:r/>
+            <w:r>
+              <w:rPr>
+                <w:strike/>
+                <w:color w:val="999999"/>
+                <w:sz w:val="18"/>
+              </w:rPr>
+              <w:t>Title screen: after PLAY, as the white light floods the screen</w:t>
+            </w:r>
+          </w:p>
+        </w:tc>
+        <w:tc>
+          <w:tcPr>
+            <w:tcW w:type="dxa" w:w="4649"/>
+            <w:shd w:val="clear" w:color="auto" w:fill="EFEFEF"/>
+          </w:tcPr>
+          <w:p>
+            <w:r/>
+            <w:r>
+              <w:rPr>
+                <w:strike/>
+                <w:color w:val="999999"/>
+                <w:sz w:val="18"/>
+              </w:rPr>
+              <w:t>A warm rising swell, like light growing. Builds for the whole flash.</w:t>
+            </w:r>
+          </w:p>
+        </w:tc>
+        <w:tc>
+          <w:tcPr>
+            <w:tcW w:type="dxa" w:w="1247"/>
+            <w:shd w:val="clear" w:color="auto" w:fill="EFEFEF"/>
+          </w:tcPr>
+          <w:p>
+            <w:r/>
+            <w:r>
+              <w:rPr>
+                <w:strike/>
+                <w:color w:val="999999"/>
+                <w:sz w:val="18"/>
+              </w:rPr>
+              <w:t>4-5 s</w:t>
+            </w:r>
+          </w:p>
+        </w:tc>
+        <w:tc>
+          <w:tcPr>
+            <w:tcW w:type="dxa" w:w="1134"/>
+            <w:shd w:val="clear" w:color="auto" w:fill="FFF3CC"/>
+            <w:shd w:val="clear" w:color="auto" w:fill="EFEFEF"/>
+          </w:tcPr>
+          <w:p>
+            <w:r/>
+            <w:r>
+              <w:rPr>
+                <w:strike/>
+                <w:color w:val="999999"/>
+                <w:sz w:val="18"/>
+              </w:rPr>
+              <w:t>NICE</w:t>
+            </w:r>
+          </w:p>
+        </w:tc>
+        <w:tc>
+          <w:tcPr>
+            <w:tcW w:type="dxa" w:w="2041"/>
+            <w:shd w:val="clear" w:color="auto" w:fill="EFEFEF"/>
+          </w:tcPr>
+          <w:p>
+            <w:r/>
+            <w:r>
+              <w:rPr>
+                <w:strike/>
+                <w:color w:val="808080"/>
+                <w:sz w:val="18"/>
+              </w:rPr>
+              <w:t>flash_swell</w:t>
+            </w:r>
+          </w:p>
+        </w:tc>
+        <w:tc>
+          <w:tcPr>
+            <w:tcW w:type="dxa" w:w="1814"/>
+            <w:shd w:val="clear" w:color="auto" w:fill="EFEFEF"/>
+          </w:tcPr>
+          <w:p>
+            <w:r/>
+            <w:r>
+              <w:rPr>
+                <w:b/>
+                <w:color w:val="1E7B34"/>
+                <w:sz w:val="18"/>
+              </w:rPr>
+              <w:t>DONE (in the game)</w:t>
+            </w:r>
+          </w:p>
+        </w:tc>
+      </w:tr>
+      <w:tr>
+        <w:tc>
+          <w:tcPr>
+            <w:tcW w:type="dxa" w:w="1134"/>
           </w:tcPr>
           <w:p>
             <w:r/>
@@ -1646,7 +1874,7 @@
                 <w:b/>
                 <w:sz w:val="20"/>
               </w:rPr>
-              <w:t>audio12</w:t>
+              <w:t>audio13</w:t>
             </w:r>
           </w:p>
         </w:tc>
@@ -1660,7 +1888,7 @@
               <w:rPr>
                 <w:sz w:val="18"/>
               </w:rPr>
-              <w:t>Title screen: after PLAY, as the white light floods the screen</w:t>
+              <w:t>The ghost touches something (only objects with no sound of their own)</w:t>
             </w:r>
           </w:p>
         </w:tc>
@@ -1674,7 +1902,7 @@
               <w:rPr>
                 <w:sz w:val="18"/>
               </w:rPr>
-              <w:t>A warm rising swell, like light growing. Builds for the whole flash.</w:t>
+              <w:t>A very soft, short chime. Magical but quiet.</w:t>
             </w:r>
           </w:p>
         </w:tc>
@@ -1688,7 +1916,7 @@
               <w:rPr>
                 <w:sz w:val="18"/>
               </w:rPr>
-              <w:t>4-5 s</w:t>
+              <w:t>0.5-1 s</w:t>
             </w:r>
           </w:p>
         </w:tc>
@@ -1718,7 +1946,7 @@
                 <w:color w:val="808080"/>
                 <w:sz w:val="18"/>
               </w:rPr>
-              <w:t>flash_swell</w:t>
+              <w:t>touch_chime</w:t>
             </w:r>
           </w:p>
         </w:tc>
@@ -1740,57 +1968,69 @@
         <w:tc>
           <w:tcPr>
             <w:tcW w:type="dxa" w:w="1134"/>
+            <w:shd w:val="clear" w:color="auto" w:fill="EFEFEF"/>
           </w:tcPr>
           <w:p>
             <w:r/>
             <w:r>
               <w:rPr>
                 <w:b/>
+                <w:strike/>
+                <w:color w:val="999999"/>
                 <w:sz w:val="20"/>
               </w:rPr>
-              <w:t>audio13</w:t>
+              <w:t>audio14</w:t>
             </w:r>
           </w:p>
         </w:tc>
         <w:tc>
           <w:tcPr>
             <w:tcW w:type="dxa" w:w="3061"/>
-          </w:tcPr>
-          <w:p>
-            <w:r/>
-            <w:r>
-              <w:rPr>
-                <w:sz w:val="18"/>
-              </w:rPr>
-              <w:t>The ghost touches something (only objects with no sound of their own)</w:t>
+            <w:shd w:val="clear" w:color="auto" w:fill="EFEFEF"/>
+          </w:tcPr>
+          <w:p>
+            <w:r/>
+            <w:r>
+              <w:rPr>
+                <w:strike/>
+                <w:color w:val="999999"/>
+                <w:sz w:val="18"/>
+              </w:rPr>
+              <w:t>You press H and the candle shows a hint</w:t>
             </w:r>
           </w:p>
         </w:tc>
         <w:tc>
           <w:tcPr>
             <w:tcW w:type="dxa" w:w="4649"/>
-          </w:tcPr>
-          <w:p>
-            <w:r/>
-            <w:r>
-              <w:rPr>
-                <w:sz w:val="18"/>
-              </w:rPr>
-              <w:t>A very soft, short chime. Magical but quiet.</w:t>
+            <w:shd w:val="clear" w:color="auto" w:fill="EFEFEF"/>
+          </w:tcPr>
+          <w:p>
+            <w:r/>
+            <w:r>
+              <w:rPr>
+                <w:strike/>
+                <w:color w:val="999999"/>
+                <w:sz w:val="18"/>
+              </w:rPr>
+              <w:t>A warm, airy whoosh, a flame leaning toward something.</w:t>
             </w:r>
           </w:p>
         </w:tc>
         <w:tc>
           <w:tcPr>
             <w:tcW w:type="dxa" w:w="1247"/>
-          </w:tcPr>
-          <w:p>
-            <w:r/>
-            <w:r>
-              <w:rPr>
-                <w:sz w:val="18"/>
-              </w:rPr>
-              <w:t>0.5-1 s</w:t>
+            <w:shd w:val="clear" w:color="auto" w:fill="EFEFEF"/>
+          </w:tcPr>
+          <w:p>
+            <w:r/>
+            <w:r>
+              <w:rPr>
+                <w:strike/>
+                <w:color w:val="999999"/>
+                <w:sz w:val="18"/>
+              </w:rPr>
+              <w:t>1 s</w:t>
             </w:r>
           </w:p>
         </w:tc>
@@ -1798,11 +2038,14 @@
           <w:tcPr>
             <w:tcW w:type="dxa" w:w="1134"/>
             <w:shd w:val="clear" w:color="auto" w:fill="FFF3CC"/>
-          </w:tcPr>
-          <w:p>
-            <w:r/>
-            <w:r>
-              <w:rPr>
+            <w:shd w:val="clear" w:color="auto" w:fill="EFEFEF"/>
+          </w:tcPr>
+          <w:p>
+            <w:r/>
+            <w:r>
+              <w:rPr>
+                <w:strike/>
+                <w:color w:val="999999"/>
                 <w:sz w:val="18"/>
               </w:rPr>
               <w:t>NICE</w:t>
@@ -1812,28 +2055,34 @@
         <w:tc>
           <w:tcPr>
             <w:tcW w:type="dxa" w:w="2041"/>
-          </w:tcPr>
-          <w:p>
-            <w:r/>
-            <w:r>
-              <w:rPr>
+            <w:shd w:val="clear" w:color="auto" w:fill="EFEFEF"/>
+          </w:tcPr>
+          <w:p>
+            <w:r/>
+            <w:r>
+              <w:rPr>
+                <w:strike/>
                 <w:color w:val="808080"/>
                 <w:sz w:val="18"/>
               </w:rPr>
-              <w:t>touch_chime</w:t>
+              <w:t>hint_whoosh</w:t>
             </w:r>
           </w:p>
         </w:tc>
         <w:tc>
           <w:tcPr>
             <w:tcW w:type="dxa" w:w="1814"/>
-          </w:tcPr>
-          <w:p>
-            <w:r/>
-            <w:r>
-              <w:rPr>
-                <w:sz w:val="18"/>
-              </w:rPr>
+            <w:shd w:val="clear" w:color="auto" w:fill="EFEFEF"/>
+          </w:tcPr>
+          <w:p>
+            <w:r/>
+            <w:r>
+              <w:rPr>
+                <w:b/>
+                <w:color w:val="1E7B34"/>
+                <w:sz w:val="18"/>
+              </w:rPr>
+              <w:t>DONE (in the game)</w:t>
             </w:r>
           </w:p>
         </w:tc>
@@ -1842,54 +2091,66 @@
         <w:tc>
           <w:tcPr>
             <w:tcW w:type="dxa" w:w="1134"/>
+            <w:shd w:val="clear" w:color="auto" w:fill="EFEFEF"/>
           </w:tcPr>
           <w:p>
             <w:r/>
             <w:r>
               <w:rPr>
                 <w:b/>
+                <w:strike/>
+                <w:color w:val="999999"/>
                 <w:sz w:val="20"/>
               </w:rPr>
-              <w:t>audio14</w:t>
+              <w:t>audio15</w:t>
             </w:r>
           </w:p>
         </w:tc>
         <w:tc>
           <w:tcPr>
             <w:tcW w:type="dxa" w:w="3061"/>
-          </w:tcPr>
-          <w:p>
-            <w:r/>
-            <w:r>
-              <w:rPr>
-                <w:sz w:val="18"/>
-              </w:rPr>
-              <w:t>You press H and the candle shows a hint</w:t>
+            <w:shd w:val="clear" w:color="auto" w:fill="EFEFEF"/>
+          </w:tcPr>
+          <w:p>
+            <w:r/>
+            <w:r>
+              <w:rPr>
+                <w:strike/>
+                <w:color w:val="999999"/>
+                <w:sz w:val="18"/>
+              </w:rPr>
+              <w:t>The held candle burns out, and the candle goes out in the endings</w:t>
             </w:r>
           </w:p>
         </w:tc>
         <w:tc>
           <w:tcPr>
             <w:tcW w:type="dxa" w:w="4649"/>
-          </w:tcPr>
-          <w:p>
-            <w:r/>
-            <w:r>
-              <w:rPr>
-                <w:sz w:val="18"/>
-              </w:rPr>
-              <w:t>A warm, airy whoosh, a flame leaning toward something.</w:t>
+            <w:shd w:val="clear" w:color="auto" w:fill="EFEFEF"/>
+          </w:tcPr>
+          <w:p>
+            <w:r/>
+            <w:r>
+              <w:rPr>
+                <w:strike/>
+                <w:color w:val="999999"/>
+                <w:sz w:val="18"/>
+              </w:rPr>
+              <w:t>A flame being snuffed: a breath and a small sizzle.</w:t>
             </w:r>
           </w:p>
         </w:tc>
         <w:tc>
           <w:tcPr>
             <w:tcW w:type="dxa" w:w="1247"/>
-          </w:tcPr>
-          <w:p>
-            <w:r/>
-            <w:r>
-              <w:rPr>
+            <w:shd w:val="clear" w:color="auto" w:fill="EFEFEF"/>
+          </w:tcPr>
+          <w:p>
+            <w:r/>
+            <w:r>
+              <w:rPr>
+                <w:strike/>
+                <w:color w:val="999999"/>
                 <w:sz w:val="18"/>
               </w:rPr>
               <w:t>1 s</w:t>
@@ -1900,11 +2161,14 @@
           <w:tcPr>
             <w:tcW w:type="dxa" w:w="1134"/>
             <w:shd w:val="clear" w:color="auto" w:fill="FFF3CC"/>
-          </w:tcPr>
-          <w:p>
-            <w:r/>
-            <w:r>
-              <w:rPr>
+            <w:shd w:val="clear" w:color="auto" w:fill="EFEFEF"/>
+          </w:tcPr>
+          <w:p>
+            <w:r/>
+            <w:r>
+              <w:rPr>
+                <w:strike/>
+                <w:color w:val="999999"/>
                 <w:sz w:val="18"/>
               </w:rPr>
               <w:t>NICE</w:t>
@@ -1914,28 +2178,34 @@
         <w:tc>
           <w:tcPr>
             <w:tcW w:type="dxa" w:w="2041"/>
-          </w:tcPr>
-          <w:p>
-            <w:r/>
-            <w:r>
-              <w:rPr>
+            <w:shd w:val="clear" w:color="auto" w:fill="EFEFEF"/>
+          </w:tcPr>
+          <w:p>
+            <w:r/>
+            <w:r>
+              <w:rPr>
+                <w:strike/>
                 <w:color w:val="808080"/>
                 <w:sz w:val="18"/>
               </w:rPr>
-              <w:t>hint_whoosh</w:t>
+              <w:t>candle_out</w:t>
             </w:r>
           </w:p>
         </w:tc>
         <w:tc>
           <w:tcPr>
             <w:tcW w:type="dxa" w:w="1814"/>
-          </w:tcPr>
-          <w:p>
-            <w:r/>
-            <w:r>
-              <w:rPr>
-                <w:sz w:val="18"/>
-              </w:rPr>
+            <w:shd w:val="clear" w:color="auto" w:fill="EFEFEF"/>
+          </w:tcPr>
+          <w:p>
+            <w:r/>
+            <w:r>
+              <w:rPr>
+                <w:b/>
+                <w:color w:val="1E7B34"/>
+                <w:sz w:val="18"/>
+              </w:rPr>
+              <w:t>DONE (in the game)</w:t>
             </w:r>
           </w:p>
         </w:tc>
@@ -1944,54 +2214,66 @@
         <w:tc>
           <w:tcPr>
             <w:tcW w:type="dxa" w:w="1134"/>
+            <w:shd w:val="clear" w:color="auto" w:fill="EFEFEF"/>
           </w:tcPr>
           <w:p>
             <w:r/>
             <w:r>
               <w:rPr>
                 <w:b/>
+                <w:strike/>
+                <w:color w:val="999999"/>
                 <w:sz w:val="20"/>
               </w:rPr>
-              <w:t>audio15</w:t>
+              <w:t>audio16</w:t>
             </w:r>
           </w:p>
         </w:tc>
         <w:tc>
           <w:tcPr>
             <w:tcW w:type="dxa" w:w="3061"/>
-          </w:tcPr>
-          <w:p>
-            <w:r/>
-            <w:r>
-              <w:rPr>
-                <w:sz w:val="18"/>
-              </w:rPr>
-              <w:t>The held candle burns out, and the candle goes out in the endings</w:t>
+            <w:shd w:val="clear" w:color="auto" w:fill="EFEFEF"/>
+          </w:tcPr>
+          <w:p>
+            <w:r/>
+            <w:r>
+              <w:rPr>
+                <w:strike/>
+                <w:color w:val="999999"/>
+                <w:sz w:val="18"/>
+              </w:rPr>
+              <w:t>The held candle lights up again</w:t>
             </w:r>
           </w:p>
         </w:tc>
         <w:tc>
           <w:tcPr>
             <w:tcW w:type="dxa" w:w="4649"/>
-          </w:tcPr>
-          <w:p>
-            <w:r/>
-            <w:r>
-              <w:rPr>
-                <w:sz w:val="18"/>
-              </w:rPr>
-              <w:t>A flame being snuffed: a breath and a small sizzle.</w:t>
+            <w:shd w:val="clear" w:color="auto" w:fill="EFEFEF"/>
+          </w:tcPr>
+          <w:p>
+            <w:r/>
+            <w:r>
+              <w:rPr>
+                <w:strike/>
+                <w:color w:val="999999"/>
+                <w:sz w:val="18"/>
+              </w:rPr>
+              <w:t>A small flare as a candle catches.</w:t>
             </w:r>
           </w:p>
         </w:tc>
         <w:tc>
           <w:tcPr>
             <w:tcW w:type="dxa" w:w="1247"/>
-          </w:tcPr>
-          <w:p>
-            <w:r/>
-            <w:r>
-              <w:rPr>
+            <w:shd w:val="clear" w:color="auto" w:fill="EFEFEF"/>
+          </w:tcPr>
+          <w:p>
+            <w:r/>
+            <w:r>
+              <w:rPr>
+                <w:strike/>
+                <w:color w:val="999999"/>
                 <w:sz w:val="18"/>
               </w:rPr>
               <w:t>1 s</w:t>
@@ -2002,11 +2284,14 @@
           <w:tcPr>
             <w:tcW w:type="dxa" w:w="1134"/>
             <w:shd w:val="clear" w:color="auto" w:fill="FFF3CC"/>
-          </w:tcPr>
-          <w:p>
-            <w:r/>
-            <w:r>
-              <w:rPr>
+            <w:shd w:val="clear" w:color="auto" w:fill="EFEFEF"/>
+          </w:tcPr>
+          <w:p>
+            <w:r/>
+            <w:r>
+              <w:rPr>
+                <w:strike/>
+                <w:color w:val="999999"/>
                 <w:sz w:val="18"/>
               </w:rPr>
               <w:t>NICE</w:t>
@@ -2016,28 +2301,34 @@
         <w:tc>
           <w:tcPr>
             <w:tcW w:type="dxa" w:w="2041"/>
-          </w:tcPr>
-          <w:p>
-            <w:r/>
-            <w:r>
-              <w:rPr>
+            <w:shd w:val="clear" w:color="auto" w:fill="EFEFEF"/>
+          </w:tcPr>
+          <w:p>
+            <w:r/>
+            <w:r>
+              <w:rPr>
+                <w:strike/>
                 <w:color w:val="808080"/>
                 <w:sz w:val="18"/>
               </w:rPr>
-              <w:t>candle_out</w:t>
+              <w:t>candle_relight</w:t>
             </w:r>
           </w:p>
         </w:tc>
         <w:tc>
           <w:tcPr>
             <w:tcW w:type="dxa" w:w="1814"/>
-          </w:tcPr>
-          <w:p>
-            <w:r/>
-            <w:r>
-              <w:rPr>
-                <w:sz w:val="18"/>
-              </w:rPr>
+            <w:shd w:val="clear" w:color="auto" w:fill="EFEFEF"/>
+          </w:tcPr>
+          <w:p>
+            <w:r/>
+            <w:r>
+              <w:rPr>
+                <w:b/>
+                <w:color w:val="1E7B34"/>
+                <w:sz w:val="18"/>
+              </w:rPr>
+              <w:t>DONE (in the game)</w:t>
             </w:r>
           </w:p>
         </w:tc>
@@ -2046,57 +2337,69 @@
         <w:tc>
           <w:tcPr>
             <w:tcW w:type="dxa" w:w="1134"/>
+            <w:shd w:val="clear" w:color="auto" w:fill="EFEFEF"/>
           </w:tcPr>
           <w:p>
             <w:r/>
             <w:r>
               <w:rPr>
                 <w:b/>
+                <w:strike/>
+                <w:color w:val="999999"/>
                 <w:sz w:val="20"/>
               </w:rPr>
-              <w:t>audio16</w:t>
+              <w:t>audio17</w:t>
             </w:r>
           </w:p>
         </w:tc>
         <w:tc>
           <w:tcPr>
             <w:tcW w:type="dxa" w:w="3061"/>
-          </w:tcPr>
-          <w:p>
-            <w:r/>
-            <w:r>
-              <w:rPr>
-                <w:sz w:val="18"/>
-              </w:rPr>
-              <w:t>The held candle lights up again</w:t>
+            <w:shd w:val="clear" w:color="auto" w:fill="EFEFEF"/>
+          </w:tcPr>
+          <w:p>
+            <w:r/>
+            <w:r>
+              <w:rPr>
+                <w:strike/>
+                <w:color w:val="999999"/>
+                <w:sz w:val="18"/>
+              </w:rPr>
+              <w:t>When a new chapter takes a sense (colour, speed, hearing)</w:t>
             </w:r>
           </w:p>
         </w:tc>
         <w:tc>
           <w:tcPr>
             <w:tcW w:type="dxa" w:w="4649"/>
-          </w:tcPr>
-          <w:p>
-            <w:r/>
-            <w:r>
-              <w:rPr>
-                <w:sz w:val="18"/>
-              </w:rPr>
-              <w:t>A small flare as a candle catches.</w:t>
+            <w:shd w:val="clear" w:color="auto" w:fill="EFEFEF"/>
+          </w:tcPr>
+          <w:p>
+            <w:r/>
+            <w:r>
+              <w:rPr>
+                <w:strike/>
+                <w:color w:val="999999"/>
+                <w:sz w:val="18"/>
+              </w:rPr>
+              <w:t>A low, sinking sound, like something fading away.</w:t>
             </w:r>
           </w:p>
         </w:tc>
         <w:tc>
           <w:tcPr>
             <w:tcW w:type="dxa" w:w="1247"/>
-          </w:tcPr>
-          <w:p>
-            <w:r/>
-            <w:r>
-              <w:rPr>
-                <w:sz w:val="18"/>
-              </w:rPr>
-              <w:t>1 s</w:t>
+            <w:shd w:val="clear" w:color="auto" w:fill="EFEFEF"/>
+          </w:tcPr>
+          <w:p>
+            <w:r/>
+            <w:r>
+              <w:rPr>
+                <w:strike/>
+                <w:color w:val="999999"/>
+                <w:sz w:val="18"/>
+              </w:rPr>
+              <w:t>2-3 s</w:t>
             </w:r>
           </w:p>
         </w:tc>
@@ -2104,11 +2407,14 @@
           <w:tcPr>
             <w:tcW w:type="dxa" w:w="1134"/>
             <w:shd w:val="clear" w:color="auto" w:fill="FFF3CC"/>
-          </w:tcPr>
-          <w:p>
-            <w:r/>
-            <w:r>
-              <w:rPr>
+            <w:shd w:val="clear" w:color="auto" w:fill="EFEFEF"/>
+          </w:tcPr>
+          <w:p>
+            <w:r/>
+            <w:r>
+              <w:rPr>
+                <w:strike/>
+                <w:color w:val="999999"/>
                 <w:sz w:val="18"/>
               </w:rPr>
               <w:t>NICE</w:t>
@@ -2118,28 +2424,34 @@
         <w:tc>
           <w:tcPr>
             <w:tcW w:type="dxa" w:w="2041"/>
-          </w:tcPr>
-          <w:p>
-            <w:r/>
-            <w:r>
-              <w:rPr>
+            <w:shd w:val="clear" w:color="auto" w:fill="EFEFEF"/>
+          </w:tcPr>
+          <w:p>
+            <w:r/>
+            <w:r>
+              <w:rPr>
+                <w:strike/>
                 <w:color w:val="808080"/>
                 <w:sz w:val="18"/>
               </w:rPr>
-              <w:t>candle_relight</w:t>
+              <w:t>ability_lost</w:t>
             </w:r>
           </w:p>
         </w:tc>
         <w:tc>
           <w:tcPr>
             <w:tcW w:type="dxa" w:w="1814"/>
-          </w:tcPr>
-          <w:p>
-            <w:r/>
-            <w:r>
-              <w:rPr>
-                <w:sz w:val="18"/>
-              </w:rPr>
+            <w:shd w:val="clear" w:color="auto" w:fill="EFEFEF"/>
+          </w:tcPr>
+          <w:p>
+            <w:r/>
+            <w:r>
+              <w:rPr>
+                <w:b/>
+                <w:color w:val="1E7B34"/>
+                <w:sz w:val="18"/>
+              </w:rPr>
+              <w:t>DONE (in the game)</w:t>
             </w:r>
           </w:p>
         </w:tc>
@@ -2148,57 +2460,69 @@
         <w:tc>
           <w:tcPr>
             <w:tcW w:type="dxa" w:w="1134"/>
+            <w:shd w:val="clear" w:color="auto" w:fill="EFEFEF"/>
           </w:tcPr>
           <w:p>
             <w:r/>
             <w:r>
               <w:rPr>
                 <w:b/>
+                <w:strike/>
+                <w:color w:val="999999"/>
                 <w:sz w:val="20"/>
               </w:rPr>
-              <w:t>audio17</w:t>
+              <w:t>audio18</w:t>
             </w:r>
           </w:p>
         </w:tc>
         <w:tc>
           <w:tcPr>
             <w:tcW w:type="dxa" w:w="3061"/>
-          </w:tcPr>
-          <w:p>
-            <w:r/>
-            <w:r>
-              <w:rPr>
-                <w:sz w:val="18"/>
-              </w:rPr>
-              <w:t>When a new chapter takes a sense (colour, speed, hearing)</w:t>
+            <w:shd w:val="clear" w:color="auto" w:fill="EFEFEF"/>
+          </w:tcPr>
+          <w:p>
+            <w:r/>
+            <w:r>
+              <w:rPr>
+                <w:strike/>
+                <w:color w:val="999999"/>
+                <w:sz w:val="18"/>
+              </w:rPr>
+              <w:t>Cutscenes with the baby (Night 1 and Day 2)</w:t>
             </w:r>
           </w:p>
         </w:tc>
         <w:tc>
           <w:tcPr>
             <w:tcW w:type="dxa" w:w="4649"/>
-          </w:tcPr>
-          <w:p>
-            <w:r/>
-            <w:r>
-              <w:rPr>
-                <w:sz w:val="18"/>
-              </w:rPr>
-              <w:t>A low, sinking sound, like something fading away.</w:t>
+            <w:shd w:val="clear" w:color="auto" w:fill="EFEFEF"/>
+          </w:tcPr>
+          <w:p>
+            <w:r/>
+            <w:r>
+              <w:rPr>
+                <w:strike/>
+                <w:color w:val="999999"/>
+                <w:sz w:val="18"/>
+              </w:rPr>
+              <w:t>A baby's soft giggle.</w:t>
             </w:r>
           </w:p>
         </w:tc>
         <w:tc>
           <w:tcPr>
             <w:tcW w:type="dxa" w:w="1247"/>
-          </w:tcPr>
-          <w:p>
-            <w:r/>
-            <w:r>
-              <w:rPr>
-                <w:sz w:val="18"/>
-              </w:rPr>
-              <w:t>2-3 s</w:t>
+            <w:shd w:val="clear" w:color="auto" w:fill="EFEFEF"/>
+          </w:tcPr>
+          <w:p>
+            <w:r/>
+            <w:r>
+              <w:rPr>
+                <w:strike/>
+                <w:color w:val="999999"/>
+                <w:sz w:val="18"/>
+              </w:rPr>
+              <w:t>1-2 s</w:t>
             </w:r>
           </w:p>
         </w:tc>
@@ -2206,11 +2530,14 @@
           <w:tcPr>
             <w:tcW w:type="dxa" w:w="1134"/>
             <w:shd w:val="clear" w:color="auto" w:fill="FFF3CC"/>
-          </w:tcPr>
-          <w:p>
-            <w:r/>
-            <w:r>
-              <w:rPr>
+            <w:shd w:val="clear" w:color="auto" w:fill="EFEFEF"/>
+          </w:tcPr>
+          <w:p>
+            <w:r/>
+            <w:r>
+              <w:rPr>
+                <w:strike/>
+                <w:color w:val="999999"/>
                 <w:sz w:val="18"/>
               </w:rPr>
               <w:t>NICE</w:t>
@@ -2220,130 +2547,34 @@
         <w:tc>
           <w:tcPr>
             <w:tcW w:type="dxa" w:w="2041"/>
-          </w:tcPr>
-          <w:p>
-            <w:r/>
-            <w:r>
-              <w:rPr>
+            <w:shd w:val="clear" w:color="auto" w:fill="EFEFEF"/>
+          </w:tcPr>
+          <w:p>
+            <w:r/>
+            <w:r>
+              <w:rPr>
+                <w:strike/>
                 <w:color w:val="808080"/>
                 <w:sz w:val="18"/>
               </w:rPr>
-              <w:t>ability_lost</w:t>
+              <w:t>baby_giggle</w:t>
             </w:r>
           </w:p>
         </w:tc>
         <w:tc>
           <w:tcPr>
             <w:tcW w:type="dxa" w:w="1814"/>
-          </w:tcPr>
-          <w:p>
-            <w:r/>
-            <w:r>
-              <w:rPr>
-                <w:sz w:val="18"/>
-              </w:rPr>
-            </w:r>
-          </w:p>
-        </w:tc>
-      </w:tr>
-      <w:tr>
-        <w:tc>
-          <w:tcPr>
-            <w:tcW w:type="dxa" w:w="1134"/>
+            <w:shd w:val="clear" w:color="auto" w:fill="EFEFEF"/>
           </w:tcPr>
           <w:p>
             <w:r/>
             <w:r>
               <w:rPr>
                 <w:b/>
-                <w:sz w:val="20"/>
-              </w:rPr>
-              <w:t>audio18</w:t>
-            </w:r>
-          </w:p>
-        </w:tc>
-        <w:tc>
-          <w:tcPr>
-            <w:tcW w:type="dxa" w:w="3061"/>
-          </w:tcPr>
-          <w:p>
-            <w:r/>
-            <w:r>
-              <w:rPr>
-                <w:sz w:val="18"/>
-              </w:rPr>
-              <w:t>Cutscenes with the baby (Night 1 and Day 2)</w:t>
-            </w:r>
-          </w:p>
-        </w:tc>
-        <w:tc>
-          <w:tcPr>
-            <w:tcW w:type="dxa" w:w="4649"/>
-          </w:tcPr>
-          <w:p>
-            <w:r/>
-            <w:r>
-              <w:rPr>
-                <w:sz w:val="18"/>
-              </w:rPr>
-              <w:t>A baby's soft giggle.</w:t>
-            </w:r>
-          </w:p>
-        </w:tc>
-        <w:tc>
-          <w:tcPr>
-            <w:tcW w:type="dxa" w:w="1247"/>
-          </w:tcPr>
-          <w:p>
-            <w:r/>
-            <w:r>
-              <w:rPr>
-                <w:sz w:val="18"/>
-              </w:rPr>
-              <w:t>1-2 s</w:t>
-            </w:r>
-          </w:p>
-        </w:tc>
-        <w:tc>
-          <w:tcPr>
-            <w:tcW w:type="dxa" w:w="1134"/>
-            <w:shd w:val="clear" w:color="auto" w:fill="FFF3CC"/>
-          </w:tcPr>
-          <w:p>
-            <w:r/>
-            <w:r>
-              <w:rPr>
-                <w:sz w:val="18"/>
-              </w:rPr>
-              <w:t>NICE</w:t>
-            </w:r>
-          </w:p>
-        </w:tc>
-        <w:tc>
-          <w:tcPr>
-            <w:tcW w:type="dxa" w:w="2041"/>
-          </w:tcPr>
-          <w:p>
-            <w:r/>
-            <w:r>
-              <w:rPr>
-                <w:color w:val="808080"/>
-                <w:sz w:val="18"/>
-              </w:rPr>
-              <w:t>baby_giggle</w:t>
-            </w:r>
-          </w:p>
-        </w:tc>
-        <w:tc>
-          <w:tcPr>
-            <w:tcW w:type="dxa" w:w="1814"/>
-          </w:tcPr>
-          <w:p>
-            <w:r/>
-            <w:r>
-              <w:rPr>
-                <w:sz w:val="18"/>
-              </w:rPr>
+                <w:color w:val="1E7B34"/>
+                <w:sz w:val="18"/>
+              </w:rPr>
+              <w:t>DONE (in the game)</w:t>
             </w:r>
           </w:p>
         </w:tc>
@@ -2491,414 +2722,6 @@
         <w:tc>
           <w:tcPr>
             <w:tcW w:type="dxa" w:w="1134"/>
-          </w:tcPr>
-          <w:p>
-            <w:r/>
-            <w:r>
-              <w:rPr>
-                <w:b/>
-                <w:sz w:val="20"/>
-              </w:rPr>
-              <w:t>audio19</w:t>
-            </w:r>
-          </w:p>
-        </w:tc>
-        <w:tc>
-          <w:tcPr>
-            <w:tcW w:type="dxa" w:w="3061"/>
-          </w:tcPr>
-          <w:p>
-            <w:r/>
-            <w:r>
-              <w:rPr>
-                <w:sz w:val="18"/>
-              </w:rPr>
-              <w:t>Hallway: the memorial candle</w:t>
-            </w:r>
-          </w:p>
-        </w:tc>
-        <w:tc>
-          <w:tcPr>
-            <w:tcW w:type="dxa" w:w="4649"/>
-          </w:tcPr>
-          <w:p>
-            <w:r/>
-            <w:r>
-              <w:rPr>
-                <w:sz w:val="18"/>
-              </w:rPr>
-              <w:t>A candle flame flaring up. Soft whoosh.</w:t>
-            </w:r>
-          </w:p>
-        </w:tc>
-        <w:tc>
-          <w:tcPr>
-            <w:tcW w:type="dxa" w:w="1247"/>
-          </w:tcPr>
-          <w:p>
-            <w:r/>
-            <w:r>
-              <w:rPr>
-                <w:sz w:val="18"/>
-              </w:rPr>
-              <w:t>1 s</w:t>
-            </w:r>
-          </w:p>
-        </w:tc>
-        <w:tc>
-          <w:tcPr>
-            <w:tcW w:type="dxa" w:w="1134"/>
-            <w:shd w:val="clear" w:color="auto" w:fill="FFF3CC"/>
-          </w:tcPr>
-          <w:p>
-            <w:r/>
-            <w:r>
-              <w:rPr>
-                <w:sz w:val="18"/>
-              </w:rPr>
-              <w:t>NICE</w:t>
-            </w:r>
-          </w:p>
-        </w:tc>
-        <w:tc>
-          <w:tcPr>
-            <w:tcW w:type="dxa" w:w="2041"/>
-          </w:tcPr>
-          <w:p>
-            <w:r/>
-            <w:r>
-              <w:rPr>
-                <w:color w:val="808080"/>
-                <w:sz w:val="18"/>
-              </w:rPr>
-              <w:t>candleWhoosh</w:t>
-            </w:r>
-          </w:p>
-        </w:tc>
-        <w:tc>
-          <w:tcPr>
-            <w:tcW w:type="dxa" w:w="1814"/>
-          </w:tcPr>
-          <w:p>
-            <w:r/>
-            <w:r>
-              <w:rPr>
-                <w:sz w:val="18"/>
-              </w:rPr>
-            </w:r>
-          </w:p>
-        </w:tc>
-      </w:tr>
-      <w:tr>
-        <w:tc>
-          <w:tcPr>
-            <w:tcW w:type="dxa" w:w="1134"/>
-          </w:tcPr>
-          <w:p>
-            <w:r/>
-            <w:r>
-              <w:rPr>
-                <w:b/>
-                <w:sz w:val="20"/>
-              </w:rPr>
-              <w:t>audio20</w:t>
-            </w:r>
-          </w:p>
-        </w:tc>
-        <w:tc>
-          <w:tcPr>
-            <w:tcW w:type="dxa" w:w="3061"/>
-          </w:tcPr>
-          <w:p>
-            <w:r/>
-            <w:r>
-              <w:rPr>
-                <w:sz w:val="18"/>
-              </w:rPr>
-              <w:t>Hallway and kitchen: a framed photo</w:t>
-            </w:r>
-          </w:p>
-        </w:tc>
-        <w:tc>
-          <w:tcPr>
-            <w:tcW w:type="dxa" w:w="4649"/>
-          </w:tcPr>
-          <w:p>
-            <w:r/>
-            <w:r>
-              <w:rPr>
-                <w:sz w:val="18"/>
-              </w:rPr>
-              <w:t>A light tap on a picture frame.</w:t>
-            </w:r>
-          </w:p>
-        </w:tc>
-        <w:tc>
-          <w:tcPr>
-            <w:tcW w:type="dxa" w:w="1247"/>
-          </w:tcPr>
-          <w:p>
-            <w:r/>
-            <w:r>
-              <w:rPr>
-                <w:sz w:val="18"/>
-              </w:rPr>
-              <w:t>0.5 s</w:t>
-            </w:r>
-          </w:p>
-        </w:tc>
-        <w:tc>
-          <w:tcPr>
-            <w:tcW w:type="dxa" w:w="1134"/>
-            <w:shd w:val="clear" w:color="auto" w:fill="FFF3CC"/>
-          </w:tcPr>
-          <w:p>
-            <w:r/>
-            <w:r>
-              <w:rPr>
-                <w:sz w:val="18"/>
-              </w:rPr>
-              <w:t>NICE</w:t>
-            </w:r>
-          </w:p>
-        </w:tc>
-        <w:tc>
-          <w:tcPr>
-            <w:tcW w:type="dxa" w:w="2041"/>
-          </w:tcPr>
-          <w:p>
-            <w:r/>
-            <w:r>
-              <w:rPr>
-                <w:color w:val="808080"/>
-                <w:sz w:val="18"/>
-              </w:rPr>
-              <w:t>photoTap</w:t>
-            </w:r>
-          </w:p>
-        </w:tc>
-        <w:tc>
-          <w:tcPr>
-            <w:tcW w:type="dxa" w:w="1814"/>
-          </w:tcPr>
-          <w:p>
-            <w:r/>
-            <w:r>
-              <w:rPr>
-                <w:sz w:val="18"/>
-              </w:rPr>
-            </w:r>
-          </w:p>
-        </w:tc>
-      </w:tr>
-      <w:tr>
-        <w:tc>
-          <w:tcPr>
-            <w:tcW w:type="dxa" w:w="1134"/>
-          </w:tcPr>
-          <w:p>
-            <w:r/>
-            <w:r>
-              <w:rPr>
-                <w:b/>
-                <w:sz w:val="20"/>
-              </w:rPr>
-              <w:t>audio21</w:t>
-            </w:r>
-          </w:p>
-        </w:tc>
-        <w:tc>
-          <w:tcPr>
-            <w:tcW w:type="dxa" w:w="3061"/>
-          </w:tcPr>
-          <w:p>
-            <w:r/>
-            <w:r>
-              <w:rPr>
-                <w:sz w:val="18"/>
-              </w:rPr>
-              <w:t>Hallway: the paper calendar</w:t>
-            </w:r>
-          </w:p>
-        </w:tc>
-        <w:tc>
-          <w:tcPr>
-            <w:tcW w:type="dxa" w:w="4649"/>
-          </w:tcPr>
-          <w:p>
-            <w:r/>
-            <w:r>
-              <w:rPr>
-                <w:sz w:val="18"/>
-              </w:rPr>
-              <w:t>Paper rustling on a wall.</w:t>
-            </w:r>
-          </w:p>
-        </w:tc>
-        <w:tc>
-          <w:tcPr>
-            <w:tcW w:type="dxa" w:w="1247"/>
-          </w:tcPr>
-          <w:p>
-            <w:r/>
-            <w:r>
-              <w:rPr>
-                <w:sz w:val="18"/>
-              </w:rPr>
-              <w:t>1 s</w:t>
-            </w:r>
-          </w:p>
-        </w:tc>
-        <w:tc>
-          <w:tcPr>
-            <w:tcW w:type="dxa" w:w="1134"/>
-            <w:shd w:val="clear" w:color="auto" w:fill="FFF3CC"/>
-          </w:tcPr>
-          <w:p>
-            <w:r/>
-            <w:r>
-              <w:rPr>
-                <w:sz w:val="18"/>
-              </w:rPr>
-              <w:t>NICE</w:t>
-            </w:r>
-          </w:p>
-        </w:tc>
-        <w:tc>
-          <w:tcPr>
-            <w:tcW w:type="dxa" w:w="2041"/>
-          </w:tcPr>
-          <w:p>
-            <w:r/>
-            <w:r>
-              <w:rPr>
-                <w:color w:val="808080"/>
-                <w:sz w:val="18"/>
-              </w:rPr>
-              <w:t>calendarRustle</w:t>
-            </w:r>
-          </w:p>
-        </w:tc>
-        <w:tc>
-          <w:tcPr>
-            <w:tcW w:type="dxa" w:w="1814"/>
-          </w:tcPr>
-          <w:p>
-            <w:r/>
-            <w:r>
-              <w:rPr>
-                <w:sz w:val="18"/>
-              </w:rPr>
-            </w:r>
-          </w:p>
-        </w:tc>
-      </w:tr>
-      <w:tr>
-        <w:tc>
-          <w:tcPr>
-            <w:tcW w:type="dxa" w:w="1134"/>
-          </w:tcPr>
-          <w:p>
-            <w:r/>
-            <w:r>
-              <w:rPr>
-                <w:b/>
-                <w:sz w:val="20"/>
-              </w:rPr>
-              <w:t>audio22</w:t>
-            </w:r>
-          </w:p>
-        </w:tc>
-        <w:tc>
-          <w:tcPr>
-            <w:tcW w:type="dxa" w:w="3061"/>
-          </w:tcPr>
-          <w:p>
-            <w:r/>
-            <w:r>
-              <w:rPr>
-                <w:sz w:val="18"/>
-              </w:rPr>
-              <w:t>Grandma's rocking chair</w:t>
-            </w:r>
-          </w:p>
-        </w:tc>
-        <w:tc>
-          <w:tcPr>
-            <w:tcW w:type="dxa" w:w="4649"/>
-          </w:tcPr>
-          <w:p>
-            <w:r/>
-            <w:r>
-              <w:rPr>
-                <w:sz w:val="18"/>
-              </w:rPr>
-              <w:t>A wooden rocking chair creaking back and forth.</w:t>
-            </w:r>
-          </w:p>
-        </w:tc>
-        <w:tc>
-          <w:tcPr>
-            <w:tcW w:type="dxa" w:w="1247"/>
-          </w:tcPr>
-          <w:p>
-            <w:r/>
-            <w:r>
-              <w:rPr>
-                <w:sz w:val="18"/>
-              </w:rPr>
-              <w:t>2-3 s</w:t>
-            </w:r>
-          </w:p>
-        </w:tc>
-        <w:tc>
-          <w:tcPr>
-            <w:tcW w:type="dxa" w:w="1134"/>
-            <w:shd w:val="clear" w:color="auto" w:fill="FFF3CC"/>
-          </w:tcPr>
-          <w:p>
-            <w:r/>
-            <w:r>
-              <w:rPr>
-                <w:sz w:val="18"/>
-              </w:rPr>
-              <w:t>NICE</w:t>
-            </w:r>
-          </w:p>
-        </w:tc>
-        <w:tc>
-          <w:tcPr>
-            <w:tcW w:type="dxa" w:w="2041"/>
-          </w:tcPr>
-          <w:p>
-            <w:r/>
-            <w:r>
-              <w:rPr>
-                <w:color w:val="808080"/>
-                <w:sz w:val="18"/>
-              </w:rPr>
-              <w:t>chairCreak</w:t>
-            </w:r>
-          </w:p>
-        </w:tc>
-        <w:tc>
-          <w:tcPr>
-            <w:tcW w:type="dxa" w:w="1814"/>
-          </w:tcPr>
-          <w:p>
-            <w:r/>
-            <w:r>
-              <w:rPr>
-                <w:sz w:val="18"/>
-              </w:rPr>
-            </w:r>
-          </w:p>
-        </w:tc>
-      </w:tr>
-      <w:tr>
-        <w:tc>
-          <w:tcPr>
-            <w:tcW w:type="dxa" w:w="1134"/>
             <w:shd w:val="clear" w:color="auto" w:fill="EFEFEF"/>
           </w:tcPr>
           <w:p>
@@ -2910,7 +2733,7 @@
                 <w:color w:val="999999"/>
                 <w:sz w:val="20"/>
               </w:rPr>
-              <w:t>audio23</w:t>
+              <w:t>audio19</w:t>
             </w:r>
           </w:p>
         </w:tc>
@@ -2927,7 +2750,7 @@
                 <w:color w:val="999999"/>
                 <w:sz w:val="18"/>
               </w:rPr>
-              <w:t>Grandma's lamp</w:t>
+              <w:t>Hallway: the memorial candle</w:t>
             </w:r>
           </w:p>
         </w:tc>
@@ -2944,7 +2767,7 @@
                 <w:color w:val="999999"/>
                 <w:sz w:val="18"/>
               </w:rPr>
-              <w:t>An old lamp buzzing and flickering.</w:t>
+              <w:t>A candle flame flaring up. Soft whoosh.</w:t>
             </w:r>
           </w:p>
         </w:tc>
@@ -2961,7 +2784,7 @@
                 <w:color w:val="999999"/>
                 <w:sz w:val="18"/>
               </w:rPr>
-              <w:t>1-2 s</w:t>
+              <w:t>1 s</w:t>
             </w:r>
           </w:p>
         </w:tc>
@@ -2996,7 +2819,7 @@
                 <w:color w:val="808080"/>
                 <w:sz w:val="18"/>
               </w:rPr>
-              <w:t>lampBuzz</w:t>
+              <w:t>candleWhoosh</w:t>
             </w:r>
           </w:p>
         </w:tc>
@@ -3013,7 +2836,109 @@
                 <w:color w:val="1E7B34"/>
                 <w:sz w:val="18"/>
               </w:rPr>
-              <w:t>DONE: mix_00s (audio-joiner.com).mp3 (lamp switch)</w:t>
+              <w:t>DONE (in the game)</w:t>
+            </w:r>
+          </w:p>
+        </w:tc>
+      </w:tr>
+      <w:tr>
+        <w:tc>
+          <w:tcPr>
+            <w:tcW w:type="dxa" w:w="1134"/>
+          </w:tcPr>
+          <w:p>
+            <w:r/>
+            <w:r>
+              <w:rPr>
+                <w:b/>
+                <w:sz w:val="20"/>
+              </w:rPr>
+              <w:t>audio20</w:t>
+            </w:r>
+          </w:p>
+        </w:tc>
+        <w:tc>
+          <w:tcPr>
+            <w:tcW w:type="dxa" w:w="3061"/>
+          </w:tcPr>
+          <w:p>
+            <w:r/>
+            <w:r>
+              <w:rPr>
+                <w:sz w:val="18"/>
+              </w:rPr>
+              <w:t>Hallway and kitchen: a framed photo</w:t>
+            </w:r>
+          </w:p>
+        </w:tc>
+        <w:tc>
+          <w:tcPr>
+            <w:tcW w:type="dxa" w:w="4649"/>
+          </w:tcPr>
+          <w:p>
+            <w:r/>
+            <w:r>
+              <w:rPr>
+                <w:sz w:val="18"/>
+              </w:rPr>
+              <w:t>A light tap on a picture frame.</w:t>
+            </w:r>
+          </w:p>
+        </w:tc>
+        <w:tc>
+          <w:tcPr>
+            <w:tcW w:type="dxa" w:w="1247"/>
+          </w:tcPr>
+          <w:p>
+            <w:r/>
+            <w:r>
+              <w:rPr>
+                <w:sz w:val="18"/>
+              </w:rPr>
+              <w:t>0.5 s</w:t>
+            </w:r>
+          </w:p>
+        </w:tc>
+        <w:tc>
+          <w:tcPr>
+            <w:tcW w:type="dxa" w:w="1134"/>
+            <w:shd w:val="clear" w:color="auto" w:fill="FFF3CC"/>
+          </w:tcPr>
+          <w:p>
+            <w:r/>
+            <w:r>
+              <w:rPr>
+                <w:sz w:val="18"/>
+              </w:rPr>
+              <w:t>NICE</w:t>
+            </w:r>
+          </w:p>
+        </w:tc>
+        <w:tc>
+          <w:tcPr>
+            <w:tcW w:type="dxa" w:w="2041"/>
+          </w:tcPr>
+          <w:p>
+            <w:r/>
+            <w:r>
+              <w:rPr>
+                <w:color w:val="808080"/>
+                <w:sz w:val="18"/>
+              </w:rPr>
+              <w:t>photoTap</w:t>
+            </w:r>
+          </w:p>
+        </w:tc>
+        <w:tc>
+          <w:tcPr>
+            <w:tcW w:type="dxa" w:w="1814"/>
+          </w:tcPr>
+          <w:p>
+            <w:r/>
+            <w:r>
+              <w:rPr>
+                <w:sz w:val="18"/>
+              </w:rPr>
             </w:r>
           </w:p>
         </w:tc>
@@ -3033,7 +2958,7 @@
                 <w:color w:val="999999"/>
                 <w:sz w:val="20"/>
               </w:rPr>
-              <w:t>audio24</w:t>
+              <w:t>audio21</w:t>
             </w:r>
           </w:p>
         </w:tc>
@@ -3050,7 +2975,7 @@
                 <w:color w:val="999999"/>
                 <w:sz w:val="18"/>
               </w:rPr>
-              <w:t>Grandma's photo album</w:t>
+              <w:t>Hallway: the paper calendar</w:t>
             </w:r>
           </w:p>
         </w:tc>
@@ -3067,7 +2992,7 @@
                 <w:color w:val="999999"/>
                 <w:sz w:val="18"/>
               </w:rPr>
-              <w:t>A thick page turning.</w:t>
+              <w:t>Paper rustling on a wall.</w:t>
             </w:r>
           </w:p>
         </w:tc>
@@ -3119,7 +3044,7 @@
                 <w:color w:val="808080"/>
                 <w:sz w:val="18"/>
               </w:rPr>
-              <w:t>albumPage</w:t>
+              <w:t>calendarRustle</w:t>
             </w:r>
           </w:p>
         </w:tc>
@@ -3136,7 +3061,7 @@
                 <w:color w:val="1E7B34"/>
                 <w:sz w:val="18"/>
               </w:rPr>
-              <w:t>DONE: page-turning_gmWeIwPo.mp3</w:t>
+              <w:t>DONE (in the game)</w:t>
             </w:r>
           </w:p>
         </w:tc>
@@ -3156,7 +3081,7 @@
                 <w:color w:val="999999"/>
                 <w:sz w:val="20"/>
               </w:rPr>
-              <w:t>audio25</w:t>
+              <w:t>audio22</w:t>
             </w:r>
           </w:p>
         </w:tc>
@@ -3173,7 +3098,7 @@
                 <w:color w:val="999999"/>
                 <w:sz w:val="18"/>
               </w:rPr>
-              <w:t>Grandma's clock</w:t>
+              <w:t>Grandma's rocking chair</w:t>
             </w:r>
           </w:p>
         </w:tc>
@@ -3190,7 +3115,7 @@
                 <w:color w:val="999999"/>
                 <w:sz w:val="18"/>
               </w:rPr>
-              <w:t>An old wall clock chiming once or twice.</w:t>
+              <w:t>A wooden rocking chair creaking back and forth.</w:t>
             </w:r>
           </w:p>
         </w:tc>
@@ -3242,7 +3167,7 @@
                 <w:color w:val="808080"/>
                 <w:sz w:val="18"/>
               </w:rPr>
-              <w:t>clockChime</w:t>
+              <w:t>chairCreak</w:t>
             </w:r>
           </w:p>
         </w:tc>
@@ -3259,7 +3184,7 @@
                 <w:color w:val="1E7B34"/>
                 <w:sz w:val="18"/>
               </w:rPr>
-              <w:t>DONE: clock-chiming-1_GVjJ0AWp.mp3</w:t>
+              <w:t>DONE (in the game)</w:t>
             </w:r>
           </w:p>
         </w:tc>
@@ -3279,7 +3204,7 @@
                 <w:color w:val="999999"/>
                 <w:sz w:val="20"/>
               </w:rPr>
-              <w:t>audio26</w:t>
+              <w:t>audio23</w:t>
             </w:r>
           </w:p>
         </w:tc>
@@ -3296,7 +3221,7 @@
                 <w:color w:val="999999"/>
                 <w:sz w:val="18"/>
               </w:rPr>
-              <w:t>Mom's kitchen radio</w:t>
+              <w:t>Grandma's lamp</w:t>
             </w:r>
           </w:p>
         </w:tc>
@@ -3313,7 +3238,7 @@
                 <w:color w:val="999999"/>
                 <w:sz w:val="18"/>
               </w:rPr>
-              <w:t>A short old song from a radio (crackly, warm). It is music.</w:t>
+              <w:t>An old lamp buzzing and flickering.</w:t>
             </w:r>
           </w:p>
         </w:tc>
@@ -3330,7 +3255,7 @@
                 <w:color w:val="999999"/>
                 <w:sz w:val="18"/>
               </w:rPr>
-              <w:t>30-60 s</w:t>
+              <w:t>1-2 s</w:t>
             </w:r>
           </w:p>
         </w:tc>
@@ -3365,7 +3290,7 @@
                 <w:color w:val="808080"/>
                 <w:sz w:val="18"/>
               </w:rPr>
-              <w:t>radioSong</w:t>
+              <w:t>lampBuzz</w:t>
             </w:r>
           </w:p>
         </w:tc>
@@ -3382,7 +3307,7 @@
                 <w:color w:val="1E7B34"/>
                 <w:sz w:val="18"/>
               </w:rPr>
-              <w:t>DONE: Cant_Help.mp3 + radio tuning / DJ / ad (friend's radio)</w:t>
+              <w:t>DONE: mix_00s (audio-joiner.com).mp3 (lamp switch)</w:t>
             </w:r>
           </w:p>
         </w:tc>
@@ -3391,6 +3316,375 @@
         <w:tc>
           <w:tcPr>
             <w:tcW w:type="dxa" w:w="1134"/>
+            <w:shd w:val="clear" w:color="auto" w:fill="EFEFEF"/>
+          </w:tcPr>
+          <w:p>
+            <w:r/>
+            <w:r>
+              <w:rPr>
+                <w:b/>
+                <w:strike/>
+                <w:color w:val="999999"/>
+                <w:sz w:val="20"/>
+              </w:rPr>
+              <w:t>audio24</w:t>
+            </w:r>
+          </w:p>
+        </w:tc>
+        <w:tc>
+          <w:tcPr>
+            <w:tcW w:type="dxa" w:w="3061"/>
+            <w:shd w:val="clear" w:color="auto" w:fill="EFEFEF"/>
+          </w:tcPr>
+          <w:p>
+            <w:r/>
+            <w:r>
+              <w:rPr>
+                <w:strike/>
+                <w:color w:val="999999"/>
+                <w:sz w:val="18"/>
+              </w:rPr>
+              <w:t>Grandma's photo album</w:t>
+            </w:r>
+          </w:p>
+        </w:tc>
+        <w:tc>
+          <w:tcPr>
+            <w:tcW w:type="dxa" w:w="4649"/>
+            <w:shd w:val="clear" w:color="auto" w:fill="EFEFEF"/>
+          </w:tcPr>
+          <w:p>
+            <w:r/>
+            <w:r>
+              <w:rPr>
+                <w:strike/>
+                <w:color w:val="999999"/>
+                <w:sz w:val="18"/>
+              </w:rPr>
+              <w:t>A thick page turning.</w:t>
+            </w:r>
+          </w:p>
+        </w:tc>
+        <w:tc>
+          <w:tcPr>
+            <w:tcW w:type="dxa" w:w="1247"/>
+            <w:shd w:val="clear" w:color="auto" w:fill="EFEFEF"/>
+          </w:tcPr>
+          <w:p>
+            <w:r/>
+            <w:r>
+              <w:rPr>
+                <w:strike/>
+                <w:color w:val="999999"/>
+                <w:sz w:val="18"/>
+              </w:rPr>
+              <w:t>1 s</w:t>
+            </w:r>
+          </w:p>
+        </w:tc>
+        <w:tc>
+          <w:tcPr>
+            <w:tcW w:type="dxa" w:w="1134"/>
+            <w:shd w:val="clear" w:color="auto" w:fill="FFF3CC"/>
+            <w:shd w:val="clear" w:color="auto" w:fill="EFEFEF"/>
+          </w:tcPr>
+          <w:p>
+            <w:r/>
+            <w:r>
+              <w:rPr>
+                <w:strike/>
+                <w:color w:val="999999"/>
+                <w:sz w:val="18"/>
+              </w:rPr>
+              <w:t>NICE</w:t>
+            </w:r>
+          </w:p>
+        </w:tc>
+        <w:tc>
+          <w:tcPr>
+            <w:tcW w:type="dxa" w:w="2041"/>
+            <w:shd w:val="clear" w:color="auto" w:fill="EFEFEF"/>
+          </w:tcPr>
+          <w:p>
+            <w:r/>
+            <w:r>
+              <w:rPr>
+                <w:strike/>
+                <w:color w:val="808080"/>
+                <w:sz w:val="18"/>
+              </w:rPr>
+              <w:t>albumPage</w:t>
+            </w:r>
+          </w:p>
+        </w:tc>
+        <w:tc>
+          <w:tcPr>
+            <w:tcW w:type="dxa" w:w="1814"/>
+            <w:shd w:val="clear" w:color="auto" w:fill="EFEFEF"/>
+          </w:tcPr>
+          <w:p>
+            <w:r/>
+            <w:r>
+              <w:rPr>
+                <w:b/>
+                <w:color w:val="1E7B34"/>
+                <w:sz w:val="18"/>
+              </w:rPr>
+              <w:t>DONE: page-turning_gmWeIwPo.mp3</w:t>
+            </w:r>
+          </w:p>
+        </w:tc>
+      </w:tr>
+      <w:tr>
+        <w:tc>
+          <w:tcPr>
+            <w:tcW w:type="dxa" w:w="1134"/>
+            <w:shd w:val="clear" w:color="auto" w:fill="EFEFEF"/>
+          </w:tcPr>
+          <w:p>
+            <w:r/>
+            <w:r>
+              <w:rPr>
+                <w:b/>
+                <w:strike/>
+                <w:color w:val="999999"/>
+                <w:sz w:val="20"/>
+              </w:rPr>
+              <w:t>audio25</w:t>
+            </w:r>
+          </w:p>
+        </w:tc>
+        <w:tc>
+          <w:tcPr>
+            <w:tcW w:type="dxa" w:w="3061"/>
+            <w:shd w:val="clear" w:color="auto" w:fill="EFEFEF"/>
+          </w:tcPr>
+          <w:p>
+            <w:r/>
+            <w:r>
+              <w:rPr>
+                <w:strike/>
+                <w:color w:val="999999"/>
+                <w:sz w:val="18"/>
+              </w:rPr>
+              <w:t>Grandma's clock</w:t>
+            </w:r>
+          </w:p>
+        </w:tc>
+        <w:tc>
+          <w:tcPr>
+            <w:tcW w:type="dxa" w:w="4649"/>
+            <w:shd w:val="clear" w:color="auto" w:fill="EFEFEF"/>
+          </w:tcPr>
+          <w:p>
+            <w:r/>
+            <w:r>
+              <w:rPr>
+                <w:strike/>
+                <w:color w:val="999999"/>
+                <w:sz w:val="18"/>
+              </w:rPr>
+              <w:t>An old wall clock chiming once or twice.</w:t>
+            </w:r>
+          </w:p>
+        </w:tc>
+        <w:tc>
+          <w:tcPr>
+            <w:tcW w:type="dxa" w:w="1247"/>
+            <w:shd w:val="clear" w:color="auto" w:fill="EFEFEF"/>
+          </w:tcPr>
+          <w:p>
+            <w:r/>
+            <w:r>
+              <w:rPr>
+                <w:strike/>
+                <w:color w:val="999999"/>
+                <w:sz w:val="18"/>
+              </w:rPr>
+              <w:t>2-3 s</w:t>
+            </w:r>
+          </w:p>
+        </w:tc>
+        <w:tc>
+          <w:tcPr>
+            <w:tcW w:type="dxa" w:w="1134"/>
+            <w:shd w:val="clear" w:color="auto" w:fill="FFF3CC"/>
+            <w:shd w:val="clear" w:color="auto" w:fill="EFEFEF"/>
+          </w:tcPr>
+          <w:p>
+            <w:r/>
+            <w:r>
+              <w:rPr>
+                <w:strike/>
+                <w:color w:val="999999"/>
+                <w:sz w:val="18"/>
+              </w:rPr>
+              <w:t>NICE</w:t>
+            </w:r>
+          </w:p>
+        </w:tc>
+        <w:tc>
+          <w:tcPr>
+            <w:tcW w:type="dxa" w:w="2041"/>
+            <w:shd w:val="clear" w:color="auto" w:fill="EFEFEF"/>
+          </w:tcPr>
+          <w:p>
+            <w:r/>
+            <w:r>
+              <w:rPr>
+                <w:strike/>
+                <w:color w:val="808080"/>
+                <w:sz w:val="18"/>
+              </w:rPr>
+              <w:t>clockChime</w:t>
+            </w:r>
+          </w:p>
+        </w:tc>
+        <w:tc>
+          <w:tcPr>
+            <w:tcW w:type="dxa" w:w="1814"/>
+            <w:shd w:val="clear" w:color="auto" w:fill="EFEFEF"/>
+          </w:tcPr>
+          <w:p>
+            <w:r/>
+            <w:r>
+              <w:rPr>
+                <w:b/>
+                <w:color w:val="1E7B34"/>
+                <w:sz w:val="18"/>
+              </w:rPr>
+              <w:t>DONE: clock-chiming-1_GVjJ0AWp.mp3</w:t>
+            </w:r>
+          </w:p>
+        </w:tc>
+      </w:tr>
+      <w:tr>
+        <w:tc>
+          <w:tcPr>
+            <w:tcW w:type="dxa" w:w="1134"/>
+            <w:shd w:val="clear" w:color="auto" w:fill="EFEFEF"/>
+          </w:tcPr>
+          <w:p>
+            <w:r/>
+            <w:r>
+              <w:rPr>
+                <w:b/>
+                <w:strike/>
+                <w:color w:val="999999"/>
+                <w:sz w:val="20"/>
+              </w:rPr>
+              <w:t>audio26</w:t>
+            </w:r>
+          </w:p>
+        </w:tc>
+        <w:tc>
+          <w:tcPr>
+            <w:tcW w:type="dxa" w:w="3061"/>
+            <w:shd w:val="clear" w:color="auto" w:fill="EFEFEF"/>
+          </w:tcPr>
+          <w:p>
+            <w:r/>
+            <w:r>
+              <w:rPr>
+                <w:strike/>
+                <w:color w:val="999999"/>
+                <w:sz w:val="18"/>
+              </w:rPr>
+              <w:t>Mom's kitchen radio</w:t>
+            </w:r>
+          </w:p>
+        </w:tc>
+        <w:tc>
+          <w:tcPr>
+            <w:tcW w:type="dxa" w:w="4649"/>
+            <w:shd w:val="clear" w:color="auto" w:fill="EFEFEF"/>
+          </w:tcPr>
+          <w:p>
+            <w:r/>
+            <w:r>
+              <w:rPr>
+                <w:strike/>
+                <w:color w:val="999999"/>
+                <w:sz w:val="18"/>
+              </w:rPr>
+              <w:t>A short old song from a radio (crackly, warm). It is music.</w:t>
+            </w:r>
+          </w:p>
+        </w:tc>
+        <w:tc>
+          <w:tcPr>
+            <w:tcW w:type="dxa" w:w="1247"/>
+            <w:shd w:val="clear" w:color="auto" w:fill="EFEFEF"/>
+          </w:tcPr>
+          <w:p>
+            <w:r/>
+            <w:r>
+              <w:rPr>
+                <w:strike/>
+                <w:color w:val="999999"/>
+                <w:sz w:val="18"/>
+              </w:rPr>
+              <w:t>30-60 s</w:t>
+            </w:r>
+          </w:p>
+        </w:tc>
+        <w:tc>
+          <w:tcPr>
+            <w:tcW w:type="dxa" w:w="1134"/>
+            <w:shd w:val="clear" w:color="auto" w:fill="FFF3CC"/>
+            <w:shd w:val="clear" w:color="auto" w:fill="EFEFEF"/>
+          </w:tcPr>
+          <w:p>
+            <w:r/>
+            <w:r>
+              <w:rPr>
+                <w:strike/>
+                <w:color w:val="999999"/>
+                <w:sz w:val="18"/>
+              </w:rPr>
+              <w:t>NICE</w:t>
+            </w:r>
+          </w:p>
+        </w:tc>
+        <w:tc>
+          <w:tcPr>
+            <w:tcW w:type="dxa" w:w="2041"/>
+            <w:shd w:val="clear" w:color="auto" w:fill="EFEFEF"/>
+          </w:tcPr>
+          <w:p>
+            <w:r/>
+            <w:r>
+              <w:rPr>
+                <w:strike/>
+                <w:color w:val="808080"/>
+                <w:sz w:val="18"/>
+              </w:rPr>
+              <w:t>radioSong</w:t>
+            </w:r>
+          </w:p>
+        </w:tc>
+        <w:tc>
+          <w:tcPr>
+            <w:tcW w:type="dxa" w:w="1814"/>
+            <w:shd w:val="clear" w:color="auto" w:fill="EFEFEF"/>
+          </w:tcPr>
+          <w:p>
+            <w:r/>
+            <w:r>
+              <w:rPr>
+                <w:b/>
+                <w:color w:val="1E7B34"/>
+                <w:sz w:val="18"/>
+              </w:rPr>
+              <w:t>DONE: Cant_Help.mp3 + radio tuning / DJ / ad (friend's radio)</w:t>
+            </w:r>
+          </w:p>
+        </w:tc>
+      </w:tr>
+      <w:tr>
+        <w:tc>
+          <w:tcPr>
+            <w:tcW w:type="dxa" w:w="1134"/>
           </w:tcPr>
           <w:p>
             <w:r/>
@@ -3493,6 +3787,252 @@
         <w:tc>
           <w:tcPr>
             <w:tcW w:type="dxa" w:w="1134"/>
+            <w:shd w:val="clear" w:color="auto" w:fill="EFEFEF"/>
+          </w:tcPr>
+          <w:p>
+            <w:r/>
+            <w:r>
+              <w:rPr>
+                <w:b/>
+                <w:strike/>
+                <w:color w:val="999999"/>
+                <w:sz w:val="20"/>
+              </w:rPr>
+              <w:t>audio28</w:t>
+            </w:r>
+          </w:p>
+        </w:tc>
+        <w:tc>
+          <w:tcPr>
+            <w:tcW w:type="dxa" w:w="3061"/>
+            <w:shd w:val="clear" w:color="auto" w:fill="EFEFEF"/>
+          </w:tcPr>
+          <w:p>
+            <w:r/>
+            <w:r>
+              <w:rPr>
+                <w:strike/>
+                <w:color w:val="999999"/>
+                <w:sz w:val="18"/>
+              </w:rPr>
+              <w:t>The foggy kitchen window</w:t>
+            </w:r>
+          </w:p>
+        </w:tc>
+        <w:tc>
+          <w:tcPr>
+            <w:tcW w:type="dxa" w:w="4649"/>
+            <w:shd w:val="clear" w:color="auto" w:fill="EFEFEF"/>
+          </w:tcPr>
+          <w:p>
+            <w:r/>
+            <w:r>
+              <w:rPr>
+                <w:strike/>
+                <w:color w:val="999999"/>
+                <w:sz w:val="18"/>
+              </w:rPr>
+              <w:t>A finger squeaking on a wet window glass.</w:t>
+            </w:r>
+          </w:p>
+        </w:tc>
+        <w:tc>
+          <w:tcPr>
+            <w:tcW w:type="dxa" w:w="1247"/>
+            <w:shd w:val="clear" w:color="auto" w:fill="EFEFEF"/>
+          </w:tcPr>
+          <w:p>
+            <w:r/>
+            <w:r>
+              <w:rPr>
+                <w:strike/>
+                <w:color w:val="999999"/>
+                <w:sz w:val="18"/>
+              </w:rPr>
+              <w:t>1 s</w:t>
+            </w:r>
+          </w:p>
+        </w:tc>
+        <w:tc>
+          <w:tcPr>
+            <w:tcW w:type="dxa" w:w="1134"/>
+            <w:shd w:val="clear" w:color="auto" w:fill="FFF3CC"/>
+            <w:shd w:val="clear" w:color="auto" w:fill="EFEFEF"/>
+          </w:tcPr>
+          <w:p>
+            <w:r/>
+            <w:r>
+              <w:rPr>
+                <w:strike/>
+                <w:color w:val="999999"/>
+                <w:sz w:val="18"/>
+              </w:rPr>
+              <w:t>NICE</w:t>
+            </w:r>
+          </w:p>
+        </w:tc>
+        <w:tc>
+          <w:tcPr>
+            <w:tcW w:type="dxa" w:w="2041"/>
+            <w:shd w:val="clear" w:color="auto" w:fill="EFEFEF"/>
+          </w:tcPr>
+          <w:p>
+            <w:r/>
+            <w:r>
+              <w:rPr>
+                <w:strike/>
+                <w:color w:val="808080"/>
+                <w:sz w:val="18"/>
+              </w:rPr>
+              <w:t>fogSqueak</w:t>
+            </w:r>
+          </w:p>
+        </w:tc>
+        <w:tc>
+          <w:tcPr>
+            <w:tcW w:type="dxa" w:w="1814"/>
+            <w:shd w:val="clear" w:color="auto" w:fill="EFEFEF"/>
+          </w:tcPr>
+          <w:p>
+            <w:r/>
+            <w:r>
+              <w:rPr>
+                <w:b/>
+                <w:color w:val="1E7B34"/>
+                <w:sz w:val="18"/>
+              </w:rPr>
+              <w:t>DONE (in the game)</w:t>
+            </w:r>
+          </w:p>
+        </w:tc>
+      </w:tr>
+      <w:tr>
+        <w:tc>
+          <w:tcPr>
+            <w:tcW w:type="dxa" w:w="1134"/>
+            <w:shd w:val="clear" w:color="auto" w:fill="EFEFEF"/>
+          </w:tcPr>
+          <w:p>
+            <w:r/>
+            <w:r>
+              <w:rPr>
+                <w:b/>
+                <w:strike/>
+                <w:color w:val="999999"/>
+                <w:sz w:val="20"/>
+              </w:rPr>
+              <w:t>audio29</w:t>
+            </w:r>
+          </w:p>
+        </w:tc>
+        <w:tc>
+          <w:tcPr>
+            <w:tcW w:type="dxa" w:w="3061"/>
+            <w:shd w:val="clear" w:color="auto" w:fill="EFEFEF"/>
+          </w:tcPr>
+          <w:p>
+            <w:r/>
+            <w:r>
+              <w:rPr>
+                <w:strike/>
+                <w:color w:val="999999"/>
+                <w:sz w:val="18"/>
+              </w:rPr>
+              <w:t>The child's music box</w:t>
+            </w:r>
+          </w:p>
+        </w:tc>
+        <w:tc>
+          <w:tcPr>
+            <w:tcW w:type="dxa" w:w="4649"/>
+            <w:shd w:val="clear" w:color="auto" w:fill="EFEFEF"/>
+          </w:tcPr>
+          <w:p>
+            <w:r/>
+            <w:r>
+              <w:rPr>
+                <w:strike/>
+                <w:color w:val="999999"/>
+                <w:sz w:val="18"/>
+              </w:rPr>
+              <w:t>A music-box lullaby, gentle and slightly broken. It loops.</w:t>
+            </w:r>
+          </w:p>
+        </w:tc>
+        <w:tc>
+          <w:tcPr>
+            <w:tcW w:type="dxa" w:w="1247"/>
+            <w:shd w:val="clear" w:color="auto" w:fill="EFEFEF"/>
+          </w:tcPr>
+          <w:p>
+            <w:r/>
+            <w:r>
+              <w:rPr>
+                <w:strike/>
+                <w:color w:val="999999"/>
+                <w:sz w:val="18"/>
+              </w:rPr>
+              <w:t>10-30 s, loop</w:t>
+            </w:r>
+          </w:p>
+        </w:tc>
+        <w:tc>
+          <w:tcPr>
+            <w:tcW w:type="dxa" w:w="1134"/>
+            <w:shd w:val="clear" w:color="auto" w:fill="FFF3CC"/>
+            <w:shd w:val="clear" w:color="auto" w:fill="EFEFEF"/>
+          </w:tcPr>
+          <w:p>
+            <w:r/>
+            <w:r>
+              <w:rPr>
+                <w:strike/>
+                <w:color w:val="999999"/>
+                <w:sz w:val="18"/>
+              </w:rPr>
+              <w:t>NICE</w:t>
+            </w:r>
+          </w:p>
+        </w:tc>
+        <w:tc>
+          <w:tcPr>
+            <w:tcW w:type="dxa" w:w="2041"/>
+            <w:shd w:val="clear" w:color="auto" w:fill="EFEFEF"/>
+          </w:tcPr>
+          <w:p>
+            <w:r/>
+            <w:r>
+              <w:rPr>
+                <w:strike/>
+                <w:color w:val="808080"/>
+                <w:sz w:val="18"/>
+              </w:rPr>
+              <w:t>lullaby</w:t>
+            </w:r>
+          </w:p>
+        </w:tc>
+        <w:tc>
+          <w:tcPr>
+            <w:tcW w:type="dxa" w:w="1814"/>
+            <w:shd w:val="clear" w:color="auto" w:fill="EFEFEF"/>
+          </w:tcPr>
+          <w:p>
+            <w:r/>
+            <w:r>
+              <w:rPr>
+                <w:b/>
+                <w:color w:val="1E7B34"/>
+                <w:sz w:val="18"/>
+              </w:rPr>
+              <w:t>DONE (in the game)</w:t>
+            </w:r>
+          </w:p>
+        </w:tc>
+      </w:tr>
+      <w:tr>
+        <w:tc>
+          <w:tcPr>
+            <w:tcW w:type="dxa" w:w="1134"/>
           </w:tcPr>
           <w:p>
             <w:r/>
@@ -3501,7 +4041,7 @@
                 <w:b/>
                 <w:sz w:val="20"/>
               </w:rPr>
-              <w:t>audio28</w:t>
+              <w:t>audio30</w:t>
             </w:r>
           </w:p>
         </w:tc>
@@ -3515,7 +4055,7 @@
               <w:rPr>
                 <w:sz w:val="18"/>
               </w:rPr>
-              <w:t>The foggy kitchen window</w:t>
+              <w:t>The child's teddy bear</w:t>
             </w:r>
           </w:p>
         </w:tc>
@@ -3529,7 +4069,7 @@
               <w:rPr>
                 <w:sz w:val="18"/>
               </w:rPr>
-              <w:t>A finger squeaking on a wet window glass.</w:t>
+              <w:t>A soft thump of a stuffed toy hopping on a bed.</w:t>
             </w:r>
           </w:p>
         </w:tc>
@@ -3543,7 +4083,7 @@
               <w:rPr>
                 <w:sz w:val="18"/>
               </w:rPr>
-              <w:t>1 s</w:t>
+              <w:t>0.5 s</w:t>
             </w:r>
           </w:p>
         </w:tc>
@@ -3573,7 +4113,7 @@
                 <w:color w:val="808080"/>
                 <w:sz w:val="18"/>
               </w:rPr>
-              <w:t>fogSqueak</w:t>
+              <w:t>toyThump</w:t>
             </w:r>
           </w:p>
         </w:tc>
@@ -3603,7 +4143,7 @@
                 <w:b/>
                 <w:sz w:val="20"/>
               </w:rPr>
-              <w:t>audio29</w:t>
+              <w:t>audio31</w:t>
             </w:r>
           </w:p>
         </w:tc>
@@ -3617,7 +4157,7 @@
               <w:rPr>
                 <w:sz w:val="18"/>
               </w:rPr>
-              <w:t>The child's music box</w:t>
+              <w:t>The child's nightlight</w:t>
             </w:r>
           </w:p>
         </w:tc>
@@ -3631,7 +4171,7 @@
               <w:rPr>
                 <w:sz w:val="18"/>
               </w:rPr>
-              <w:t>A music-box lullaby, gentle and slightly broken. It loops.</w:t>
+              <w:t>A small plastic switch click.</w:t>
             </w:r>
           </w:p>
         </w:tc>
@@ -3645,7 +4185,7 @@
               <w:rPr>
                 <w:sz w:val="18"/>
               </w:rPr>
-              <w:t>10-30 s, loop</w:t>
+              <w:t>0.3 s</w:t>
             </w:r>
           </w:p>
         </w:tc>
@@ -3675,7 +4215,7 @@
                 <w:color w:val="808080"/>
                 <w:sz w:val="18"/>
               </w:rPr>
-              <w:t>lullaby</w:t>
+              <w:t>nightlightClick</w:t>
             </w:r>
           </w:p>
         </w:tc>
@@ -3697,57 +4237,69 @@
         <w:tc>
           <w:tcPr>
             <w:tcW w:type="dxa" w:w="1134"/>
+            <w:shd w:val="clear" w:color="auto" w:fill="EFEFEF"/>
           </w:tcPr>
           <w:p>
             <w:r/>
             <w:r>
               <w:rPr>
                 <w:b/>
+                <w:strike/>
+                <w:color w:val="999999"/>
                 <w:sz w:val="20"/>
               </w:rPr>
-              <w:t>audio30</w:t>
+              <w:t>audio32</w:t>
             </w:r>
           </w:p>
         </w:tc>
         <w:tc>
           <w:tcPr>
             <w:tcW w:type="dxa" w:w="3061"/>
-          </w:tcPr>
-          <w:p>
-            <w:r/>
-            <w:r>
-              <w:rPr>
-                <w:sz w:val="18"/>
-              </w:rPr>
-              <w:t>The child's teddy bear</w:t>
+            <w:shd w:val="clear" w:color="auto" w:fill="EFEFEF"/>
+          </w:tcPr>
+          <w:p>
+            <w:r/>
+            <w:r>
+              <w:rPr>
+                <w:strike/>
+                <w:color w:val="999999"/>
+                <w:sz w:val="18"/>
+              </w:rPr>
+              <w:t>The baby mobile over the bed</w:t>
             </w:r>
           </w:p>
         </w:tc>
         <w:tc>
           <w:tcPr>
             <w:tcW w:type="dxa" w:w="4649"/>
-          </w:tcPr>
-          <w:p>
-            <w:r/>
-            <w:r>
-              <w:rPr>
-                <w:sz w:val="18"/>
-              </w:rPr>
-              <w:t>A soft thump of a stuffed toy hopping on a bed.</w:t>
+            <w:shd w:val="clear" w:color="auto" w:fill="EFEFEF"/>
+          </w:tcPr>
+          <w:p>
+            <w:r/>
+            <w:r>
+              <w:rPr>
+                <w:strike/>
+                <w:color w:val="999999"/>
+                <w:sz w:val="18"/>
+              </w:rPr>
+              <w:t>Tiny bells chiming softly while it spins.</w:t>
             </w:r>
           </w:p>
         </w:tc>
         <w:tc>
           <w:tcPr>
             <w:tcW w:type="dxa" w:w="1247"/>
-          </w:tcPr>
-          <w:p>
-            <w:r/>
-            <w:r>
-              <w:rPr>
-                <w:sz w:val="18"/>
-              </w:rPr>
-              <w:t>0.5 s</w:t>
+            <w:shd w:val="clear" w:color="auto" w:fill="EFEFEF"/>
+          </w:tcPr>
+          <w:p>
+            <w:r/>
+            <w:r>
+              <w:rPr>
+                <w:strike/>
+                <w:color w:val="999999"/>
+                <w:sz w:val="18"/>
+              </w:rPr>
+              <w:t>2-3 s</w:t>
             </w:r>
           </w:p>
         </w:tc>
@@ -3755,11 +4307,14 @@
           <w:tcPr>
             <w:tcW w:type="dxa" w:w="1134"/>
             <w:shd w:val="clear" w:color="auto" w:fill="FFF3CC"/>
-          </w:tcPr>
-          <w:p>
-            <w:r/>
-            <w:r>
-              <w:rPr>
+            <w:shd w:val="clear" w:color="auto" w:fill="EFEFEF"/>
+          </w:tcPr>
+          <w:p>
+            <w:r/>
+            <w:r>
+              <w:rPr>
+                <w:strike/>
+                <w:color w:val="999999"/>
                 <w:sz w:val="18"/>
               </w:rPr>
               <w:t>NICE</w:t>
@@ -3769,232 +4324,34 @@
         <w:tc>
           <w:tcPr>
             <w:tcW w:type="dxa" w:w="2041"/>
-          </w:tcPr>
-          <w:p>
-            <w:r/>
-            <w:r>
-              <w:rPr>
+            <w:shd w:val="clear" w:color="auto" w:fill="EFEFEF"/>
+          </w:tcPr>
+          <w:p>
+            <w:r/>
+            <w:r>
+              <w:rPr>
+                <w:strike/>
                 <w:color w:val="808080"/>
                 <w:sz w:val="18"/>
               </w:rPr>
-              <w:t>toyThump</w:t>
+              <w:t>mobileChime</w:t>
             </w:r>
           </w:p>
         </w:tc>
         <w:tc>
           <w:tcPr>
             <w:tcW w:type="dxa" w:w="1814"/>
-          </w:tcPr>
-          <w:p>
-            <w:r/>
-            <w:r>
-              <w:rPr>
-                <w:sz w:val="18"/>
-              </w:rPr>
-            </w:r>
-          </w:p>
-        </w:tc>
-      </w:tr>
-      <w:tr>
-        <w:tc>
-          <w:tcPr>
-            <w:tcW w:type="dxa" w:w="1134"/>
+            <w:shd w:val="clear" w:color="auto" w:fill="EFEFEF"/>
           </w:tcPr>
           <w:p>
             <w:r/>
             <w:r>
               <w:rPr>
                 <w:b/>
-                <w:sz w:val="20"/>
-              </w:rPr>
-              <w:t>audio31</w:t>
-            </w:r>
-          </w:p>
-        </w:tc>
-        <w:tc>
-          <w:tcPr>
-            <w:tcW w:type="dxa" w:w="3061"/>
-          </w:tcPr>
-          <w:p>
-            <w:r/>
-            <w:r>
-              <w:rPr>
-                <w:sz w:val="18"/>
-              </w:rPr>
-              <w:t>The child's nightlight</w:t>
-            </w:r>
-          </w:p>
-        </w:tc>
-        <w:tc>
-          <w:tcPr>
-            <w:tcW w:type="dxa" w:w="4649"/>
-          </w:tcPr>
-          <w:p>
-            <w:r/>
-            <w:r>
-              <w:rPr>
-                <w:sz w:val="18"/>
-              </w:rPr>
-              <w:t>A small plastic switch click.</w:t>
-            </w:r>
-          </w:p>
-        </w:tc>
-        <w:tc>
-          <w:tcPr>
-            <w:tcW w:type="dxa" w:w="1247"/>
-          </w:tcPr>
-          <w:p>
-            <w:r/>
-            <w:r>
-              <w:rPr>
-                <w:sz w:val="18"/>
-              </w:rPr>
-              <w:t>0.3 s</w:t>
-            </w:r>
-          </w:p>
-        </w:tc>
-        <w:tc>
-          <w:tcPr>
-            <w:tcW w:type="dxa" w:w="1134"/>
-            <w:shd w:val="clear" w:color="auto" w:fill="FFF3CC"/>
-          </w:tcPr>
-          <w:p>
-            <w:r/>
-            <w:r>
-              <w:rPr>
-                <w:sz w:val="18"/>
-              </w:rPr>
-              <w:t>NICE</w:t>
-            </w:r>
-          </w:p>
-        </w:tc>
-        <w:tc>
-          <w:tcPr>
-            <w:tcW w:type="dxa" w:w="2041"/>
-          </w:tcPr>
-          <w:p>
-            <w:r/>
-            <w:r>
-              <w:rPr>
-                <w:color w:val="808080"/>
-                <w:sz w:val="18"/>
-              </w:rPr>
-              <w:t>nightlightClick</w:t>
-            </w:r>
-          </w:p>
-        </w:tc>
-        <w:tc>
-          <w:tcPr>
-            <w:tcW w:type="dxa" w:w="1814"/>
-          </w:tcPr>
-          <w:p>
-            <w:r/>
-            <w:r>
-              <w:rPr>
-                <w:sz w:val="18"/>
-              </w:rPr>
-            </w:r>
-          </w:p>
-        </w:tc>
-      </w:tr>
-      <w:tr>
-        <w:tc>
-          <w:tcPr>
-            <w:tcW w:type="dxa" w:w="1134"/>
-          </w:tcPr>
-          <w:p>
-            <w:r/>
-            <w:r>
-              <w:rPr>
-                <w:b/>
-                <w:sz w:val="20"/>
-              </w:rPr>
-              <w:t>audio32</w:t>
-            </w:r>
-          </w:p>
-        </w:tc>
-        <w:tc>
-          <w:tcPr>
-            <w:tcW w:type="dxa" w:w="3061"/>
-          </w:tcPr>
-          <w:p>
-            <w:r/>
-            <w:r>
-              <w:rPr>
-                <w:sz w:val="18"/>
-              </w:rPr>
-              <w:t>The baby mobile over the bed</w:t>
-            </w:r>
-          </w:p>
-        </w:tc>
-        <w:tc>
-          <w:tcPr>
-            <w:tcW w:type="dxa" w:w="4649"/>
-          </w:tcPr>
-          <w:p>
-            <w:r/>
-            <w:r>
-              <w:rPr>
-                <w:sz w:val="18"/>
-              </w:rPr>
-              <w:t>Tiny bells chiming softly while it spins.</w:t>
-            </w:r>
-          </w:p>
-        </w:tc>
-        <w:tc>
-          <w:tcPr>
-            <w:tcW w:type="dxa" w:w="1247"/>
-          </w:tcPr>
-          <w:p>
-            <w:r/>
-            <w:r>
-              <w:rPr>
-                <w:sz w:val="18"/>
-              </w:rPr>
-              <w:t>2-3 s</w:t>
-            </w:r>
-          </w:p>
-        </w:tc>
-        <w:tc>
-          <w:tcPr>
-            <w:tcW w:type="dxa" w:w="1134"/>
-            <w:shd w:val="clear" w:color="auto" w:fill="FFF3CC"/>
-          </w:tcPr>
-          <w:p>
-            <w:r/>
-            <w:r>
-              <w:rPr>
-                <w:sz w:val="18"/>
-              </w:rPr>
-              <w:t>NICE</w:t>
-            </w:r>
-          </w:p>
-        </w:tc>
-        <w:tc>
-          <w:tcPr>
-            <w:tcW w:type="dxa" w:w="2041"/>
-          </w:tcPr>
-          <w:p>
-            <w:r/>
-            <w:r>
-              <w:rPr>
-                <w:color w:val="808080"/>
-                <w:sz w:val="18"/>
-              </w:rPr>
-              <w:t>mobileChime</w:t>
-            </w:r>
-          </w:p>
-        </w:tc>
-        <w:tc>
-          <w:tcPr>
-            <w:tcW w:type="dxa" w:w="1814"/>
-          </w:tcPr>
-          <w:p>
-            <w:r/>
-            <w:r>
-              <w:rPr>
-                <w:sz w:val="18"/>
-              </w:rPr>
+                <w:color w:val="1E7B34"/>
+                <w:sz w:val="18"/>
+              </w:rPr>
+              <w:t>DONE (in the game)</w:t>
             </w:r>
           </w:p>
         </w:tc>
@@ -6447,12 +6804,15 @@
         <w:tc>
           <w:tcPr>
             <w:tcW w:type="dxa" w:w="1134"/>
+            <w:shd w:val="clear" w:color="auto" w:fill="EFEFEF"/>
           </w:tcPr>
           <w:p>
             <w:r/>
             <w:r>
               <w:rPr>
                 <w:b/>
+                <w:strike/>
+                <w:color w:val="999999"/>
                 <w:sz w:val="20"/>
               </w:rPr>
               <w:t>audio53</w:t>
@@ -6462,11 +6822,14 @@
         <w:tc>
           <w:tcPr>
             <w:tcW w:type="dxa" w:w="3061"/>
-          </w:tcPr>
-          <w:p>
-            <w:r/>
-            <w:r>
-              <w:rPr>
+            <w:shd w:val="clear" w:color="auto" w:fill="EFEFEF"/>
+          </w:tcPr>
+          <w:p>
+            <w:r/>
+            <w:r>
+              <w:rPr>
+                <w:strike/>
+                <w:color w:val="999999"/>
                 <w:sz w:val="18"/>
               </w:rPr>
               <w:t>The ghost frightens Luna (too many signs, too close to her, a slammed door)</w:t>
@@ -6476,11 +6839,14 @@
         <w:tc>
           <w:tcPr>
             <w:tcW w:type="dxa" w:w="4649"/>
-          </w:tcPr>
-          <w:p>
-            <w:r/>
-            <w:r>
-              <w:rPr>
+            <w:shd w:val="clear" w:color="auto" w:fill="EFEFEF"/>
+          </w:tcPr>
+          <w:p>
+            <w:r/>
+            <w:r>
+              <w:rPr>
+                <w:strike/>
+                <w:color w:val="999999"/>
                 <w:sz w:val="18"/>
               </w:rPr>
               <w:t>A baby starting to cry: upset, a few sobs. Not too long.</w:t>
@@ -6490,11 +6856,14 @@
         <w:tc>
           <w:tcPr>
             <w:tcW w:type="dxa" w:w="1247"/>
-          </w:tcPr>
-          <w:p>
-            <w:r/>
-            <w:r>
-              <w:rPr>
+            <w:shd w:val="clear" w:color="auto" w:fill="EFEFEF"/>
+          </w:tcPr>
+          <w:p>
+            <w:r/>
+            <w:r>
+              <w:rPr>
+                <w:strike/>
+                <w:color w:val="999999"/>
                 <w:sz w:val="18"/>
               </w:rPr>
               <w:t>3-6 s</w:t>
@@ -6505,11 +6874,14 @@
           <w:tcPr>
             <w:tcW w:type="dxa" w:w="1134"/>
             <w:shd w:val="clear" w:color="auto" w:fill="F8D7D7"/>
-          </w:tcPr>
-          <w:p>
-            <w:r/>
-            <w:r>
-              <w:rPr>
+            <w:shd w:val="clear" w:color="auto" w:fill="EFEFEF"/>
+          </w:tcPr>
+          <w:p>
+            <w:r/>
+            <w:r>
+              <w:rPr>
+                <w:strike/>
+                <w:color w:val="999999"/>
                 <w:sz w:val="18"/>
               </w:rPr>
               <w:t>MUST</w:t>
@@ -6519,11 +6891,13 @@
         <w:tc>
           <w:tcPr>
             <w:tcW w:type="dxa" w:w="2041"/>
-          </w:tcPr>
-          <w:p>
-            <w:r/>
-            <w:r>
-              <w:rPr>
+            <w:shd w:val="clear" w:color="auto" w:fill="EFEFEF"/>
+          </w:tcPr>
+          <w:p>
+            <w:r/>
+            <w:r>
+              <w:rPr>
+                <w:strike/>
                 <w:color w:val="808080"/>
                 <w:sz w:val="18"/>
               </w:rPr>
@@ -6534,13 +6908,17 @@
         <w:tc>
           <w:tcPr>
             <w:tcW w:type="dxa" w:w="1814"/>
-          </w:tcPr>
-          <w:p>
-            <w:r/>
-            <w:r>
-              <w:rPr>
-                <w:sz w:val="18"/>
-              </w:rPr>
+            <w:shd w:val="clear" w:color="auto" w:fill="EFEFEF"/>
+          </w:tcPr>
+          <w:p>
+            <w:r/>
+            <w:r>
+              <w:rPr>
+                <w:b/>
+                <w:color w:val="1E7B34"/>
+                <w:sz w:val="18"/>
+              </w:rPr>
+              <w:t>DONE (in the game)</w:t>
             </w:r>
           </w:p>
         </w:tc>
@@ -6549,12 +6927,15 @@
         <w:tc>
           <w:tcPr>
             <w:tcW w:type="dxa" w:w="1134"/>
+            <w:shd w:val="clear" w:color="auto" w:fill="EFEFEF"/>
           </w:tcPr>
           <w:p>
             <w:r/>
             <w:r>
               <w:rPr>
                 <w:b/>
+                <w:strike/>
+                <w:color w:val="999999"/>
                 <w:sz w:val="20"/>
               </w:rPr>
               <w:t>audio54</w:t>
@@ -6564,11 +6945,14 @@
         <w:tc>
           <w:tcPr>
             <w:tcW w:type="dxa" w:w="3061"/>
-          </w:tcPr>
-          <w:p>
-            <w:r/>
-            <w:r>
-              <w:rPr>
+            <w:shd w:val="clear" w:color="auto" w:fill="EFEFEF"/>
+          </w:tcPr>
+          <w:p>
+            <w:r/>
+            <w:r>
+              <w:rPr>
+                <w:strike/>
+                <w:color w:val="999999"/>
                 <w:sz w:val="18"/>
               </w:rPr>
               <w:t>Mom crying quietly (on her bed at night, sometimes standing)</w:t>
@@ -6578,11 +6962,14 @@
         <w:tc>
           <w:tcPr>
             <w:tcW w:type="dxa" w:w="4649"/>
-          </w:tcPr>
-          <w:p>
-            <w:r/>
-            <w:r>
-              <w:rPr>
+            <w:shd w:val="clear" w:color="auto" w:fill="EFEFEF"/>
+          </w:tcPr>
+          <w:p>
+            <w:r/>
+            <w:r>
+              <w:rPr>
+                <w:strike/>
+                <w:color w:val="999999"/>
                 <w:sz w:val="18"/>
               </w:rPr>
               <w:t>A woman crying softly, trying to hold it in. Quiet sobs and sniffs.</w:t>
@@ -6592,11 +6979,14 @@
         <w:tc>
           <w:tcPr>
             <w:tcW w:type="dxa" w:w="1247"/>
-          </w:tcPr>
-          <w:p>
-            <w:r/>
-            <w:r>
-              <w:rPr>
+            <w:shd w:val="clear" w:color="auto" w:fill="EFEFEF"/>
+          </w:tcPr>
+          <w:p>
+            <w:r/>
+            <w:r>
+              <w:rPr>
+                <w:strike/>
+                <w:color w:val="999999"/>
                 <w:sz w:val="18"/>
               </w:rPr>
               <w:t>6-12 s</w:t>
@@ -6607,11 +6997,14 @@
           <w:tcPr>
             <w:tcW w:type="dxa" w:w="1134"/>
             <w:shd w:val="clear" w:color="auto" w:fill="FFF3CC"/>
-          </w:tcPr>
-          <w:p>
-            <w:r/>
-            <w:r>
-              <w:rPr>
+            <w:shd w:val="clear" w:color="auto" w:fill="EFEFEF"/>
+          </w:tcPr>
+          <w:p>
+            <w:r/>
+            <w:r>
+              <w:rPr>
+                <w:strike/>
+                <w:color w:val="999999"/>
                 <w:sz w:val="18"/>
               </w:rPr>
               <w:t>NICE</w:t>
@@ -6621,11 +7014,13 @@
         <w:tc>
           <w:tcPr>
             <w:tcW w:type="dxa" w:w="2041"/>
-          </w:tcPr>
-          <w:p>
-            <w:r/>
-            <w:r>
-              <w:rPr>
+            <w:shd w:val="clear" w:color="auto" w:fill="EFEFEF"/>
+          </w:tcPr>
+          <w:p>
+            <w:r/>
+            <w:r>
+              <w:rPr>
+                <w:strike/>
                 <w:color w:val="808080"/>
                 <w:sz w:val="18"/>
               </w:rPr>
@@ -6636,13 +7031,17 @@
         <w:tc>
           <w:tcPr>
             <w:tcW w:type="dxa" w:w="1814"/>
-          </w:tcPr>
-          <w:p>
-            <w:r/>
-            <w:r>
-              <w:rPr>
-                <w:sz w:val="18"/>
-              </w:rPr>
+            <w:shd w:val="clear" w:color="auto" w:fill="EFEFEF"/>
+          </w:tcPr>
+          <w:p>
+            <w:r/>
+            <w:r>
+              <w:rPr>
+                <w:b/>
+                <w:color w:val="1E7B34"/>
+                <w:sz w:val="18"/>
+              </w:rPr>
+              <w:t>DONE (in the game)</w:t>
             </w:r>
           </w:p>
         </w:tc>
@@ -6651,12 +7050,15 @@
         <w:tc>
           <w:tcPr>
             <w:tcW w:type="dxa" w:w="1134"/>
+            <w:shd w:val="clear" w:color="auto" w:fill="EFEFEF"/>
           </w:tcPr>
           <w:p>
             <w:r/>
             <w:r>
               <w:rPr>
                 <w:b/>
+                <w:strike/>
+                <w:color w:val="999999"/>
                 <w:sz w:val="20"/>
               </w:rPr>
               <w:t>audio55</w:t>
@@ -6666,11 +7068,14 @@
         <w:tc>
           <w:tcPr>
             <w:tcW w:type="dxa" w:w="3061"/>
-          </w:tcPr>
-          <w:p>
-            <w:r/>
-            <w:r>
-              <w:rPr>
+            <w:shd w:val="clear" w:color="auto" w:fill="EFEFEF"/>
+          </w:tcPr>
+          <w:p>
+            <w:r/>
+            <w:r>
+              <w:rPr>
+                <w:strike/>
+                <w:color w:val="999999"/>
                 <w:sz w:val="18"/>
               </w:rPr>
               <w:t>Mom has a sad moment while packing</w:t>
@@ -6680,11 +7085,14 @@
         <w:tc>
           <w:tcPr>
             <w:tcW w:type="dxa" w:w="4649"/>
-          </w:tcPr>
-          <w:p>
-            <w:r/>
-            <w:r>
-              <w:rPr>
+            <w:shd w:val="clear" w:color="auto" w:fill="EFEFEF"/>
+          </w:tcPr>
+          <w:p>
+            <w:r/>
+            <w:r>
+              <w:rPr>
+                <w:strike/>
+                <w:color w:val="999999"/>
                 <w:sz w:val="18"/>
               </w:rPr>
               <w:t>A tired, sad sigh from a woman.</w:t>
@@ -6694,11 +7102,14 @@
         <w:tc>
           <w:tcPr>
             <w:tcW w:type="dxa" w:w="1247"/>
-          </w:tcPr>
-          <w:p>
-            <w:r/>
-            <w:r>
-              <w:rPr>
+            <w:shd w:val="clear" w:color="auto" w:fill="EFEFEF"/>
+          </w:tcPr>
+          <w:p>
+            <w:r/>
+            <w:r>
+              <w:rPr>
+                <w:strike/>
+                <w:color w:val="999999"/>
                 <w:sz w:val="18"/>
               </w:rPr>
               <w:t>1-2 s</w:t>
@@ -6709,11 +7120,14 @@
           <w:tcPr>
             <w:tcW w:type="dxa" w:w="1134"/>
             <w:shd w:val="clear" w:color="auto" w:fill="FFF3CC"/>
-          </w:tcPr>
-          <w:p>
-            <w:r/>
-            <w:r>
-              <w:rPr>
+            <w:shd w:val="clear" w:color="auto" w:fill="EFEFEF"/>
+          </w:tcPr>
+          <w:p>
+            <w:r/>
+            <w:r>
+              <w:rPr>
+                <w:strike/>
+                <w:color w:val="999999"/>
                 <w:sz w:val="18"/>
               </w:rPr>
               <w:t>NICE</w:t>
@@ -6723,11 +7137,13 @@
         <w:tc>
           <w:tcPr>
             <w:tcW w:type="dxa" w:w="2041"/>
-          </w:tcPr>
-          <w:p>
-            <w:r/>
-            <w:r>
-              <w:rPr>
+            <w:shd w:val="clear" w:color="auto" w:fill="EFEFEF"/>
+          </w:tcPr>
+          <w:p>
+            <w:r/>
+            <w:r>
+              <w:rPr>
+                <w:strike/>
                 <w:color w:val="808080"/>
                 <w:sz w:val="18"/>
               </w:rPr>
@@ -6738,13 +7154,17 @@
         <w:tc>
           <w:tcPr>
             <w:tcW w:type="dxa" w:w="1814"/>
-          </w:tcPr>
-          <w:p>
-            <w:r/>
-            <w:r>
-              <w:rPr>
-                <w:sz w:val="18"/>
-              </w:rPr>
+            <w:shd w:val="clear" w:color="auto" w:fill="EFEFEF"/>
+          </w:tcPr>
+          <w:p>
+            <w:r/>
+            <w:r>
+              <w:rPr>
+                <w:b/>
+                <w:color w:val="1E7B34"/>
+                <w:sz w:val="18"/>
+              </w:rPr>
+              <w:t>DONE (in the game)</w:t>
             </w:r>
           </w:p>
         </w:tc>
@@ -6753,12 +7173,15 @@
         <w:tc>
           <w:tcPr>
             <w:tcW w:type="dxa" w:w="1134"/>
+            <w:shd w:val="clear" w:color="auto" w:fill="EFEFEF"/>
           </w:tcPr>
           <w:p>
             <w:r/>
             <w:r>
               <w:rPr>
                 <w:b/>
+                <w:strike/>
+                <w:color w:val="999999"/>
                 <w:sz w:val="20"/>
               </w:rPr>
               <w:t>audio56</w:t>
@@ -6768,11 +7191,14 @@
         <w:tc>
           <w:tcPr>
             <w:tcW w:type="dxa" w:w="3061"/>
-          </w:tcPr>
-          <w:p>
-            <w:r/>
-            <w:r>
-              <w:rPr>
+            <w:shd w:val="clear" w:color="auto" w:fill="EFEFEF"/>
+          </w:tcPr>
+          <w:p>
+            <w:r/>
+            <w:r>
+              <w:rPr>
+                <w:strike/>
+                <w:color w:val="999999"/>
                 <w:sz w:val="18"/>
               </w:rPr>
               <w:t>The ghost frightens Mom</w:t>
@@ -6782,11 +7208,14 @@
         <w:tc>
           <w:tcPr>
             <w:tcW w:type="dxa" w:w="4649"/>
-          </w:tcPr>
-          <w:p>
-            <w:r/>
-            <w:r>
-              <w:rPr>
+            <w:shd w:val="clear" w:color="auto" w:fill="EFEFEF"/>
+          </w:tcPr>
+          <w:p>
+            <w:r/>
+            <w:r>
+              <w:rPr>
+                <w:strike/>
+                <w:color w:val="999999"/>
                 <w:sz w:val="18"/>
               </w:rPr>
               <w:t>A woman's sharp, frightened gasp.</w:t>
@@ -6796,11 +7225,14 @@
         <w:tc>
           <w:tcPr>
             <w:tcW w:type="dxa" w:w="1247"/>
-          </w:tcPr>
-          <w:p>
-            <w:r/>
-            <w:r>
-              <w:rPr>
+            <w:shd w:val="clear" w:color="auto" w:fill="EFEFEF"/>
+          </w:tcPr>
+          <w:p>
+            <w:r/>
+            <w:r>
+              <w:rPr>
+                <w:strike/>
+                <w:color w:val="999999"/>
                 <w:sz w:val="18"/>
               </w:rPr>
               <w:t>1 s</w:t>
@@ -6811,11 +7243,14 @@
           <w:tcPr>
             <w:tcW w:type="dxa" w:w="1134"/>
             <w:shd w:val="clear" w:color="auto" w:fill="FFF3CC"/>
-          </w:tcPr>
-          <w:p>
-            <w:r/>
-            <w:r>
-              <w:rPr>
+            <w:shd w:val="clear" w:color="auto" w:fill="EFEFEF"/>
+          </w:tcPr>
+          <w:p>
+            <w:r/>
+            <w:r>
+              <w:rPr>
+                <w:strike/>
+                <w:color w:val="999999"/>
                 <w:sz w:val="18"/>
               </w:rPr>
               <w:t>NICE</w:t>
@@ -6825,11 +7260,13 @@
         <w:tc>
           <w:tcPr>
             <w:tcW w:type="dxa" w:w="2041"/>
-          </w:tcPr>
-          <w:p>
-            <w:r/>
-            <w:r>
-              <w:rPr>
+            <w:shd w:val="clear" w:color="auto" w:fill="EFEFEF"/>
+          </w:tcPr>
+          <w:p>
+            <w:r/>
+            <w:r>
+              <w:rPr>
+                <w:strike/>
                 <w:color w:val="808080"/>
                 <w:sz w:val="18"/>
               </w:rPr>
@@ -6840,13 +7277,17 @@
         <w:tc>
           <w:tcPr>
             <w:tcW w:type="dxa" w:w="1814"/>
-          </w:tcPr>
-          <w:p>
-            <w:r/>
-            <w:r>
-              <w:rPr>
-                <w:sz w:val="18"/>
-              </w:rPr>
+            <w:shd w:val="clear" w:color="auto" w:fill="EFEFEF"/>
+          </w:tcPr>
+          <w:p>
+            <w:r/>
+            <w:r>
+              <w:rPr>
+                <w:b/>
+                <w:color w:val="1E7B34"/>
+                <w:sz w:val="18"/>
+              </w:rPr>
+              <w:t>DONE (in the game)</w:t>
             </w:r>
           </w:p>
         </w:tc>
@@ -6855,12 +7296,15 @@
         <w:tc>
           <w:tcPr>
             <w:tcW w:type="dxa" w:w="1134"/>
+            <w:shd w:val="clear" w:color="auto" w:fill="EFEFEF"/>
           </w:tcPr>
           <w:p>
             <w:r/>
             <w:r>
               <w:rPr>
                 <w:b/>
+                <w:strike/>
+                <w:color w:val="999999"/>
                 <w:sz w:val="20"/>
               </w:rPr>
               <w:t>audio57</w:t>
@@ -6870,11 +7314,14 @@
         <w:tc>
           <w:tcPr>
             <w:tcW w:type="dxa" w:w="3061"/>
-          </w:tcPr>
-          <w:p>
-            <w:r/>
-            <w:r>
-              <w:rPr>
+            <w:shd w:val="clear" w:color="auto" w:fill="EFEFEF"/>
+          </w:tcPr>
+          <w:p>
+            <w:r/>
+            <w:r>
+              <w:rPr>
+                <w:strike/>
+                <w:color w:val="999999"/>
                 <w:sz w:val="18"/>
               </w:rPr>
               <w:t>Every time the ghost frightens them (the progress bar turns red)</w:t>
@@ -6884,11 +7331,14 @@
         <w:tc>
           <w:tcPr>
             <w:tcW w:type="dxa" w:w="4649"/>
-          </w:tcPr>
-          <w:p>
-            <w:r/>
-            <w:r>
-              <w:rPr>
+            <w:shd w:val="clear" w:color="auto" w:fill="EFEFEF"/>
+          </w:tcPr>
+          <w:p>
+            <w:r/>
+            <w:r>
+              <w:rPr>
+                <w:strike/>
+                <w:color w:val="999999"/>
                 <w:sz w:val="18"/>
               </w:rPr>
               <w:t>A short, uneasy sting: a low hit with a cold shimmer.</w:t>
@@ -6898,11 +7348,14 @@
         <w:tc>
           <w:tcPr>
             <w:tcW w:type="dxa" w:w="1247"/>
-          </w:tcPr>
-          <w:p>
-            <w:r/>
-            <w:r>
-              <w:rPr>
+            <w:shd w:val="clear" w:color="auto" w:fill="EFEFEF"/>
+          </w:tcPr>
+          <w:p>
+            <w:r/>
+            <w:r>
+              <w:rPr>
+                <w:strike/>
+                <w:color w:val="999999"/>
                 <w:sz w:val="18"/>
               </w:rPr>
               <w:t>1-2 s</w:t>
@@ -6913,11 +7366,14 @@
           <w:tcPr>
             <w:tcW w:type="dxa" w:w="1134"/>
             <w:shd w:val="clear" w:color="auto" w:fill="F8D7D7"/>
-          </w:tcPr>
-          <w:p>
-            <w:r/>
-            <w:r>
-              <w:rPr>
+            <w:shd w:val="clear" w:color="auto" w:fill="EFEFEF"/>
+          </w:tcPr>
+          <w:p>
+            <w:r/>
+            <w:r>
+              <w:rPr>
+                <w:strike/>
+                <w:color w:val="999999"/>
                 <w:sz w:val="18"/>
               </w:rPr>
               <w:t>MUST</w:t>
@@ -6927,11 +7383,13 @@
         <w:tc>
           <w:tcPr>
             <w:tcW w:type="dxa" w:w="2041"/>
-          </w:tcPr>
-          <w:p>
-            <w:r/>
-            <w:r>
-              <w:rPr>
+            <w:shd w:val="clear" w:color="auto" w:fill="EFEFEF"/>
+          </w:tcPr>
+          <w:p>
+            <w:r/>
+            <w:r>
+              <w:rPr>
+                <w:strike/>
                 <w:color w:val="808080"/>
                 <w:sz w:val="18"/>
               </w:rPr>
@@ -6942,13 +7400,17 @@
         <w:tc>
           <w:tcPr>
             <w:tcW w:type="dxa" w:w="1814"/>
-          </w:tcPr>
-          <w:p>
-            <w:r/>
-            <w:r>
-              <w:rPr>
-                <w:sz w:val="18"/>
-              </w:rPr>
+            <w:shd w:val="clear" w:color="auto" w:fill="EFEFEF"/>
+          </w:tcPr>
+          <w:p>
+            <w:r/>
+            <w:r>
+              <w:rPr>
+                <w:b/>
+                <w:color w:val="1E7B34"/>
+                <w:sz w:val="18"/>
+              </w:rPr>
+              <w:t>DONE (in the game)</w:t>
             </w:r>
           </w:p>
         </w:tc>
@@ -7342,6 +7804,252 @@
         <w:tc>
           <w:tcPr>
             <w:tcW w:type="dxa" w:w="1134"/>
+            <w:shd w:val="clear" w:color="auto" w:fill="EFEFEF"/>
+          </w:tcPr>
+          <w:p>
+            <w:r/>
+            <w:r>
+              <w:rPr>
+                <w:b/>
+                <w:strike/>
+                <w:color w:val="999999"/>
+                <w:sz w:val="20"/>
+              </w:rPr>
+              <w:t>audio60</w:t>
+            </w:r>
+          </w:p>
+        </w:tc>
+        <w:tc>
+          <w:tcPr>
+            <w:tcW w:type="dxa" w:w="3061"/>
+            <w:shd w:val="clear" w:color="auto" w:fill="EFEFEF"/>
+          </w:tcPr>
+          <w:p>
+            <w:r/>
+            <w:r>
+              <w:rPr>
+                <w:strike/>
+                <w:color w:val="999999"/>
+                <w:sz w:val="18"/>
+              </w:rPr>
+              <w:t>The six dream cutscenes at night</w:t>
+            </w:r>
+          </w:p>
+        </w:tc>
+        <w:tc>
+          <w:tcPr>
+            <w:tcW w:type="dxa" w:w="4649"/>
+            <w:shd w:val="clear" w:color="auto" w:fill="EFEFEF"/>
+          </w:tcPr>
+          <w:p>
+            <w:r/>
+            <w:r>
+              <w:rPr>
+                <w:strike/>
+                <w:color w:val="999999"/>
+                <w:sz w:val="18"/>
+              </w:rPr>
+              <w:t>Soft, floating, warm. Music box or piano with a light echo, like a memory.</w:t>
+            </w:r>
+          </w:p>
+        </w:tc>
+        <w:tc>
+          <w:tcPr>
+            <w:tcW w:type="dxa" w:w="1247"/>
+            <w:shd w:val="clear" w:color="auto" w:fill="EFEFEF"/>
+          </w:tcPr>
+          <w:p>
+            <w:r/>
+            <w:r>
+              <w:rPr>
+                <w:strike/>
+                <w:color w:val="999999"/>
+                <w:sz w:val="18"/>
+              </w:rPr>
+              <w:t>1-2 min, loop</w:t>
+            </w:r>
+          </w:p>
+        </w:tc>
+        <w:tc>
+          <w:tcPr>
+            <w:tcW w:type="dxa" w:w="1134"/>
+            <w:shd w:val="clear" w:color="auto" w:fill="F8D7D7"/>
+            <w:shd w:val="clear" w:color="auto" w:fill="EFEFEF"/>
+          </w:tcPr>
+          <w:p>
+            <w:r/>
+            <w:r>
+              <w:rPr>
+                <w:strike/>
+                <w:color w:val="999999"/>
+                <w:sz w:val="18"/>
+              </w:rPr>
+              <w:t>MUST</w:t>
+            </w:r>
+          </w:p>
+        </w:tc>
+        <w:tc>
+          <w:tcPr>
+            <w:tcW w:type="dxa" w:w="2041"/>
+            <w:shd w:val="clear" w:color="auto" w:fill="EFEFEF"/>
+          </w:tcPr>
+          <w:p>
+            <w:r/>
+            <w:r>
+              <w:rPr>
+                <w:strike/>
+                <w:color w:val="808080"/>
+                <w:sz w:val="18"/>
+              </w:rPr>
+              <w:t>music_dream</w:t>
+            </w:r>
+          </w:p>
+        </w:tc>
+        <w:tc>
+          <w:tcPr>
+            <w:tcW w:type="dxa" w:w="1814"/>
+            <w:shd w:val="clear" w:color="auto" w:fill="EFEFEF"/>
+          </w:tcPr>
+          <w:p>
+            <w:r/>
+            <w:r>
+              <w:rPr>
+                <w:b/>
+                <w:color w:val="1E7B34"/>
+                <w:sz w:val="18"/>
+              </w:rPr>
+              <w:t>DONE (in the game)</w:t>
+            </w:r>
+          </w:p>
+        </w:tc>
+      </w:tr>
+      <w:tr>
+        <w:tc>
+          <w:tcPr>
+            <w:tcW w:type="dxa" w:w="1134"/>
+            <w:shd w:val="clear" w:color="auto" w:fill="EFEFEF"/>
+          </w:tcPr>
+          <w:p>
+            <w:r/>
+            <w:r>
+              <w:rPr>
+                <w:b/>
+                <w:strike/>
+                <w:color w:val="999999"/>
+                <w:sz w:val="20"/>
+              </w:rPr>
+              <w:t>audio61</w:t>
+            </w:r>
+          </w:p>
+        </w:tc>
+        <w:tc>
+          <w:tcPr>
+            <w:tcW w:type="dxa" w:w="3061"/>
+            <w:shd w:val="clear" w:color="auto" w:fill="EFEFEF"/>
+          </w:tcPr>
+          <w:p>
+            <w:r/>
+            <w:r>
+              <w:rPr>
+                <w:strike/>
+                <w:color w:val="999999"/>
+                <w:sz w:val="18"/>
+              </w:rPr>
+              <w:t>The swings in the back yard playground (they sway at night)</w:t>
+            </w:r>
+          </w:p>
+        </w:tc>
+        <w:tc>
+          <w:tcPr>
+            <w:tcW w:type="dxa" w:w="4649"/>
+            <w:shd w:val="clear" w:color="auto" w:fill="EFEFEF"/>
+          </w:tcPr>
+          <w:p>
+            <w:r/>
+            <w:r>
+              <w:rPr>
+                <w:strike/>
+                <w:color w:val="999999"/>
+                <w:sz w:val="18"/>
+              </w:rPr>
+              <w:t>A slow metal swing creaking back and forth.</w:t>
+            </w:r>
+          </w:p>
+        </w:tc>
+        <w:tc>
+          <w:tcPr>
+            <w:tcW w:type="dxa" w:w="1247"/>
+            <w:shd w:val="clear" w:color="auto" w:fill="EFEFEF"/>
+          </w:tcPr>
+          <w:p>
+            <w:r/>
+            <w:r>
+              <w:rPr>
+                <w:strike/>
+                <w:color w:val="999999"/>
+                <w:sz w:val="18"/>
+              </w:rPr>
+              <w:t>3-6 s, loop</w:t>
+            </w:r>
+          </w:p>
+        </w:tc>
+        <w:tc>
+          <w:tcPr>
+            <w:tcW w:type="dxa" w:w="1134"/>
+            <w:shd w:val="clear" w:color="auto" w:fill="FFF3CC"/>
+            <w:shd w:val="clear" w:color="auto" w:fill="EFEFEF"/>
+          </w:tcPr>
+          <w:p>
+            <w:r/>
+            <w:r>
+              <w:rPr>
+                <w:strike/>
+                <w:color w:val="999999"/>
+                <w:sz w:val="18"/>
+              </w:rPr>
+              <w:t>NICE</w:t>
+            </w:r>
+          </w:p>
+        </w:tc>
+        <w:tc>
+          <w:tcPr>
+            <w:tcW w:type="dxa" w:w="2041"/>
+            <w:shd w:val="clear" w:color="auto" w:fill="EFEFEF"/>
+          </w:tcPr>
+          <w:p>
+            <w:r/>
+            <w:r>
+              <w:rPr>
+                <w:strike/>
+                <w:color w:val="808080"/>
+                <w:sz w:val="18"/>
+              </w:rPr>
+              <w:t>swing_creak</w:t>
+            </w:r>
+          </w:p>
+        </w:tc>
+        <w:tc>
+          <w:tcPr>
+            <w:tcW w:type="dxa" w:w="1814"/>
+            <w:shd w:val="clear" w:color="auto" w:fill="EFEFEF"/>
+          </w:tcPr>
+          <w:p>
+            <w:r/>
+            <w:r>
+              <w:rPr>
+                <w:b/>
+                <w:color w:val="1E7B34"/>
+                <w:sz w:val="18"/>
+              </w:rPr>
+              <w:t>DONE (in the game)</w:t>
+            </w:r>
+          </w:p>
+        </w:tc>
+      </w:tr>
+      <w:tr>
+        <w:tc>
+          <w:tcPr>
+            <w:tcW w:type="dxa" w:w="1134"/>
           </w:tcPr>
           <w:p>
             <w:r/>
@@ -7350,7 +8058,7 @@
                 <w:b/>
                 <w:sz w:val="20"/>
               </w:rPr>
-              <w:t>audio60</w:t>
+              <w:t>audio62</w:t>
             </w:r>
           </w:p>
         </w:tc>
@@ -7364,7 +8072,7 @@
               <w:rPr>
                 <w:sz w:val="18"/>
               </w:rPr>
-              <w:t>The six dream cutscenes at night</w:t>
+              <w:t>Mom or Luna noticed you (points on a bar). A made-up chime plays until this exists.</w:t>
             </w:r>
           </w:p>
         </w:tc>
@@ -7378,7 +8086,7 @@
               <w:rPr>
                 <w:sz w:val="18"/>
               </w:rPr>
-              <w:t>Soft, floating, warm. Music box or piano with a light echo, like a memory.</w:t>
+              <w:t>Two soft bell notes, gentle and warm.</w:t>
             </w:r>
           </w:p>
         </w:tc>
@@ -7392,22 +8100,22 @@
               <w:rPr>
                 <w:sz w:val="18"/>
               </w:rPr>
-              <w:t>1-2 min, loop</w:t>
+              <w:t>1 s</w:t>
             </w:r>
           </w:p>
         </w:tc>
         <w:tc>
           <w:tcPr>
             <w:tcW w:type="dxa" w:w="1134"/>
-            <w:shd w:val="clear" w:color="auto" w:fill="F8D7D7"/>
-          </w:tcPr>
-          <w:p>
-            <w:r/>
-            <w:r>
-              <w:rPr>
-                <w:sz w:val="18"/>
-              </w:rPr>
-              <w:t>MUST</w:t>
+            <w:shd w:val="clear" w:color="auto" w:fill="FFF3CC"/>
+          </w:tcPr>
+          <w:p>
+            <w:r/>
+            <w:r>
+              <w:rPr>
+                <w:sz w:val="18"/>
+              </w:rPr>
+              <w:t>NICE</w:t>
             </w:r>
           </w:p>
         </w:tc>
@@ -7422,7 +8130,7 @@
                 <w:color w:val="808080"/>
                 <w:sz w:val="18"/>
               </w:rPr>
-              <w:t>music_dream</w:t>
+              <w:t>notice_chime</w:t>
             </w:r>
           </w:p>
         </w:tc>
@@ -7452,7 +8160,7 @@
                 <w:b/>
                 <w:sz w:val="20"/>
               </w:rPr>
-              <w:t>audio61</w:t>
+              <w:t>audio63</w:t>
             </w:r>
           </w:p>
         </w:tc>
@@ -7466,7 +8174,7 @@
               <w:rPr>
                 <w:sz w:val="18"/>
               </w:rPr>
-              <w:t>The swings in the back yard playground (they sway at night)</w:t>
+              <w:t>You gather a memory light at night. A made-up sound plays until this exists.</w:t>
             </w:r>
           </w:p>
         </w:tc>
@@ -7480,7 +8188,7 @@
               <w:rPr>
                 <w:sz w:val="18"/>
               </w:rPr>
-              <w:t>A slow metal swing creaking back and forth.</w:t>
+              <w:t>A light, rising sparkle of three bell notes.</w:t>
             </w:r>
           </w:p>
         </w:tc>
@@ -7494,7 +8202,7 @@
               <w:rPr>
                 <w:sz w:val="18"/>
               </w:rPr>
-              <w:t>3-6 s, loop</w:t>
+              <w:t>1 s</w:t>
             </w:r>
           </w:p>
         </w:tc>
@@ -7524,7 +8232,7 @@
                 <w:color w:val="808080"/>
                 <w:sz w:val="18"/>
               </w:rPr>
-              <w:t>swing_creak</w:t>
+              <w:t>memory_collect</w:t>
             </w:r>
           </w:p>
         </w:tc>
@@ -7546,57 +8254,69 @@
         <w:tc>
           <w:tcPr>
             <w:tcW w:type="dxa" w:w="1134"/>
+            <w:shd w:val="clear" w:color="auto" w:fill="EFEFEF"/>
           </w:tcPr>
           <w:p>
             <w:r/>
             <w:r>
               <w:rPr>
                 <w:b/>
+                <w:strike/>
+                <w:color w:val="999999"/>
                 <w:sz w:val="20"/>
               </w:rPr>
-              <w:t>audio62</w:t>
+              <w:t>audio64</w:t>
             </w:r>
           </w:p>
         </w:tc>
         <w:tc>
           <w:tcPr>
             <w:tcW w:type="dxa" w:w="3061"/>
-          </w:tcPr>
-          <w:p>
-            <w:r/>
-            <w:r>
-              <w:rPr>
-                <w:sz w:val="18"/>
-              </w:rPr>
-              <w:t>Mom or Luna noticed you (points on a bar). A made-up chime plays until this exists.</w:t>
+            <w:shd w:val="clear" w:color="auto" w:fill="EFEFEF"/>
+          </w:tcPr>
+          <w:p>
+            <w:r/>
+            <w:r>
+              <w:rPr>
+                <w:strike/>
+                <w:color w:val="999999"/>
+                <w:sz w:val="18"/>
+              </w:rPr>
+              <w:t>A dream begins / a bar becomes full. A made-up sound plays until this exists.</w:t>
             </w:r>
           </w:p>
         </w:tc>
         <w:tc>
           <w:tcPr>
             <w:tcW w:type="dxa" w:w="4649"/>
-          </w:tcPr>
-          <w:p>
-            <w:r/>
-            <w:r>
-              <w:rPr>
-                <w:sz w:val="18"/>
-              </w:rPr>
-              <w:t>Two soft bell notes, gentle and warm.</w:t>
+            <w:shd w:val="clear" w:color="auto" w:fill="EFEFEF"/>
+          </w:tcPr>
+          <w:p>
+            <w:r/>
+            <w:r>
+              <w:rPr>
+                <w:strike/>
+                <w:color w:val="999999"/>
+                <w:sz w:val="18"/>
+              </w:rPr>
+              <w:t>A warm, swelling chord, like breathing in.</w:t>
             </w:r>
           </w:p>
         </w:tc>
         <w:tc>
           <w:tcPr>
             <w:tcW w:type="dxa" w:w="1247"/>
-          </w:tcPr>
-          <w:p>
-            <w:r/>
-            <w:r>
-              <w:rPr>
-                <w:sz w:val="18"/>
-              </w:rPr>
-              <w:t>1 s</w:t>
+            <w:shd w:val="clear" w:color="auto" w:fill="EFEFEF"/>
+          </w:tcPr>
+          <w:p>
+            <w:r/>
+            <w:r>
+              <w:rPr>
+                <w:strike/>
+                <w:color w:val="999999"/>
+                <w:sz w:val="18"/>
+              </w:rPr>
+              <w:t>3 s</w:t>
             </w:r>
           </w:p>
         </w:tc>
@@ -7604,11 +8324,14 @@
           <w:tcPr>
             <w:tcW w:type="dxa" w:w="1134"/>
             <w:shd w:val="clear" w:color="auto" w:fill="FFF3CC"/>
-          </w:tcPr>
-          <w:p>
-            <w:r/>
-            <w:r>
-              <w:rPr>
+            <w:shd w:val="clear" w:color="auto" w:fill="EFEFEF"/>
+          </w:tcPr>
+          <w:p>
+            <w:r/>
+            <w:r>
+              <w:rPr>
+                <w:strike/>
+                <w:color w:val="999999"/>
                 <w:sz w:val="18"/>
               </w:rPr>
               <w:t>NICE</w:t>
@@ -7618,232 +8341,34 @@
         <w:tc>
           <w:tcPr>
             <w:tcW w:type="dxa" w:w="2041"/>
-          </w:tcPr>
-          <w:p>
-            <w:r/>
-            <w:r>
-              <w:rPr>
+            <w:shd w:val="clear" w:color="auto" w:fill="EFEFEF"/>
+          </w:tcPr>
+          <w:p>
+            <w:r/>
+            <w:r>
+              <w:rPr>
+                <w:strike/>
                 <w:color w:val="808080"/>
                 <w:sz w:val="18"/>
               </w:rPr>
-              <w:t>notice_chime</w:t>
+              <w:t>dream_swell</w:t>
             </w:r>
           </w:p>
         </w:tc>
         <w:tc>
           <w:tcPr>
             <w:tcW w:type="dxa" w:w="1814"/>
-          </w:tcPr>
-          <w:p>
-            <w:r/>
-            <w:r>
-              <w:rPr>
-                <w:sz w:val="18"/>
-              </w:rPr>
-            </w:r>
-          </w:p>
-        </w:tc>
-      </w:tr>
-      <w:tr>
-        <w:tc>
-          <w:tcPr>
-            <w:tcW w:type="dxa" w:w="1134"/>
+            <w:shd w:val="clear" w:color="auto" w:fill="EFEFEF"/>
           </w:tcPr>
           <w:p>
             <w:r/>
             <w:r>
               <w:rPr>
                 <w:b/>
-                <w:sz w:val="20"/>
-              </w:rPr>
-              <w:t>audio63</w:t>
-            </w:r>
-          </w:p>
-        </w:tc>
-        <w:tc>
-          <w:tcPr>
-            <w:tcW w:type="dxa" w:w="3061"/>
-          </w:tcPr>
-          <w:p>
-            <w:r/>
-            <w:r>
-              <w:rPr>
-                <w:sz w:val="18"/>
-              </w:rPr>
-              <w:t>You gather a memory light at night. A made-up sound plays until this exists.</w:t>
-            </w:r>
-          </w:p>
-        </w:tc>
-        <w:tc>
-          <w:tcPr>
-            <w:tcW w:type="dxa" w:w="4649"/>
-          </w:tcPr>
-          <w:p>
-            <w:r/>
-            <w:r>
-              <w:rPr>
-                <w:sz w:val="18"/>
-              </w:rPr>
-              <w:t>A light, rising sparkle of three bell notes.</w:t>
-            </w:r>
-          </w:p>
-        </w:tc>
-        <w:tc>
-          <w:tcPr>
-            <w:tcW w:type="dxa" w:w="1247"/>
-          </w:tcPr>
-          <w:p>
-            <w:r/>
-            <w:r>
-              <w:rPr>
-                <w:sz w:val="18"/>
-              </w:rPr>
-              <w:t>1 s</w:t>
-            </w:r>
-          </w:p>
-        </w:tc>
-        <w:tc>
-          <w:tcPr>
-            <w:tcW w:type="dxa" w:w="1134"/>
-            <w:shd w:val="clear" w:color="auto" w:fill="FFF3CC"/>
-          </w:tcPr>
-          <w:p>
-            <w:r/>
-            <w:r>
-              <w:rPr>
-                <w:sz w:val="18"/>
-              </w:rPr>
-              <w:t>NICE</w:t>
-            </w:r>
-          </w:p>
-        </w:tc>
-        <w:tc>
-          <w:tcPr>
-            <w:tcW w:type="dxa" w:w="2041"/>
-          </w:tcPr>
-          <w:p>
-            <w:r/>
-            <w:r>
-              <w:rPr>
-                <w:color w:val="808080"/>
-                <w:sz w:val="18"/>
-              </w:rPr>
-              <w:t>memory_collect</w:t>
-            </w:r>
-          </w:p>
-        </w:tc>
-        <w:tc>
-          <w:tcPr>
-            <w:tcW w:type="dxa" w:w="1814"/>
-          </w:tcPr>
-          <w:p>
-            <w:r/>
-            <w:r>
-              <w:rPr>
-                <w:sz w:val="18"/>
-              </w:rPr>
-            </w:r>
-          </w:p>
-        </w:tc>
-      </w:tr>
-      <w:tr>
-        <w:tc>
-          <w:tcPr>
-            <w:tcW w:type="dxa" w:w="1134"/>
-          </w:tcPr>
-          <w:p>
-            <w:r/>
-            <w:r>
-              <w:rPr>
-                <w:b/>
-                <w:sz w:val="20"/>
-              </w:rPr>
-              <w:t>audio64</w:t>
-            </w:r>
-          </w:p>
-        </w:tc>
-        <w:tc>
-          <w:tcPr>
-            <w:tcW w:type="dxa" w:w="3061"/>
-          </w:tcPr>
-          <w:p>
-            <w:r/>
-            <w:r>
-              <w:rPr>
-                <w:sz w:val="18"/>
-              </w:rPr>
-              <w:t>A dream begins / a bar becomes full. A made-up sound plays until this exists.</w:t>
-            </w:r>
-          </w:p>
-        </w:tc>
-        <w:tc>
-          <w:tcPr>
-            <w:tcW w:type="dxa" w:w="4649"/>
-          </w:tcPr>
-          <w:p>
-            <w:r/>
-            <w:r>
-              <w:rPr>
-                <w:sz w:val="18"/>
-              </w:rPr>
-              <w:t>A warm, swelling chord, like breathing in.</w:t>
-            </w:r>
-          </w:p>
-        </w:tc>
-        <w:tc>
-          <w:tcPr>
-            <w:tcW w:type="dxa" w:w="1247"/>
-          </w:tcPr>
-          <w:p>
-            <w:r/>
-            <w:r>
-              <w:rPr>
-                <w:sz w:val="18"/>
-              </w:rPr>
-              <w:t>3 s</w:t>
-            </w:r>
-          </w:p>
-        </w:tc>
-        <w:tc>
-          <w:tcPr>
-            <w:tcW w:type="dxa" w:w="1134"/>
-            <w:shd w:val="clear" w:color="auto" w:fill="FFF3CC"/>
-          </w:tcPr>
-          <w:p>
-            <w:r/>
-            <w:r>
-              <w:rPr>
-                <w:sz w:val="18"/>
-              </w:rPr>
-              <w:t>NICE</w:t>
-            </w:r>
-          </w:p>
-        </w:tc>
-        <w:tc>
-          <w:tcPr>
-            <w:tcW w:type="dxa" w:w="2041"/>
-          </w:tcPr>
-          <w:p>
-            <w:r/>
-            <w:r>
-              <w:rPr>
-                <w:color w:val="808080"/>
-                <w:sz w:val="18"/>
-              </w:rPr>
-              <w:t>dream_swell</w:t>
-            </w:r>
-          </w:p>
-        </w:tc>
-        <w:tc>
-          <w:tcPr>
-            <w:tcW w:type="dxa" w:w="1814"/>
-          </w:tcPr>
-          <w:p>
-            <w:r/>
-            <w:r>
-              <w:rPr>
-                <w:sz w:val="18"/>
-              </w:rPr>
+                <w:color w:val="1E7B34"/>
+                <w:sz w:val="18"/>
+              </w:rPr>
+              <w:t>DONE (in the game)</w:t>
             </w:r>
           </w:p>
         </w:tc>
@@ -10439,6 +10964,129 @@
         <w:tc>
           <w:tcPr>
             <w:tcW w:type="dxa" w:w="1134"/>
+            <w:shd w:val="clear" w:color="auto" w:fill="EFEFEF"/>
+          </w:tcPr>
+          <w:p>
+            <w:r/>
+            <w:r>
+              <w:rPr>
+                <w:b/>
+                <w:strike/>
+                <w:color w:val="999999"/>
+                <w:sz w:val="20"/>
+              </w:rPr>
+              <w:t>audio89</w:t>
+            </w:r>
+          </w:p>
+        </w:tc>
+        <w:tc>
+          <w:tcPr>
+            <w:tcW w:type="dxa" w:w="3061"/>
+            <w:shd w:val="clear" w:color="auto" w:fill="EFEFEF"/>
+          </w:tcPr>
+          <w:p>
+            <w:r/>
+            <w:r>
+              <w:rPr>
+                <w:strike/>
+                <w:color w:val="999999"/>
+                <w:sz w:val="18"/>
+              </w:rPr>
+              <w:t>The flowers in the kitchen sway</w:t>
+            </w:r>
+          </w:p>
+        </w:tc>
+        <w:tc>
+          <w:tcPr>
+            <w:tcW w:type="dxa" w:w="4649"/>
+            <w:shd w:val="clear" w:color="auto" w:fill="EFEFEF"/>
+          </w:tcPr>
+          <w:p>
+            <w:r/>
+            <w:r>
+              <w:rPr>
+                <w:strike/>
+                <w:color w:val="999999"/>
+                <w:sz w:val="18"/>
+              </w:rPr>
+              <w:t>Soft rustle of leaves and petals.</w:t>
+            </w:r>
+          </w:p>
+        </w:tc>
+        <w:tc>
+          <w:tcPr>
+            <w:tcW w:type="dxa" w:w="1247"/>
+            <w:shd w:val="clear" w:color="auto" w:fill="EFEFEF"/>
+          </w:tcPr>
+          <w:p>
+            <w:r/>
+            <w:r>
+              <w:rPr>
+                <w:strike/>
+                <w:color w:val="999999"/>
+                <w:sz w:val="18"/>
+              </w:rPr>
+              <w:t>1 s</w:t>
+            </w:r>
+          </w:p>
+        </w:tc>
+        <w:tc>
+          <w:tcPr>
+            <w:tcW w:type="dxa" w:w="1134"/>
+            <w:shd w:val="clear" w:color="auto" w:fill="FFF3CC"/>
+            <w:shd w:val="clear" w:color="auto" w:fill="EFEFEF"/>
+          </w:tcPr>
+          <w:p>
+            <w:r/>
+            <w:r>
+              <w:rPr>
+                <w:strike/>
+                <w:color w:val="999999"/>
+                <w:sz w:val="18"/>
+              </w:rPr>
+              <w:t>NICE</w:t>
+            </w:r>
+          </w:p>
+        </w:tc>
+        <w:tc>
+          <w:tcPr>
+            <w:tcW w:type="dxa" w:w="2041"/>
+            <w:shd w:val="clear" w:color="auto" w:fill="EFEFEF"/>
+          </w:tcPr>
+          <w:p>
+            <w:r/>
+            <w:r>
+              <w:rPr>
+                <w:strike/>
+                <w:color w:val="808080"/>
+                <w:sz w:val="18"/>
+              </w:rPr>
+              <w:t>flowers_rustle</w:t>
+            </w:r>
+          </w:p>
+        </w:tc>
+        <w:tc>
+          <w:tcPr>
+            <w:tcW w:type="dxa" w:w="1814"/>
+            <w:shd w:val="clear" w:color="auto" w:fill="EFEFEF"/>
+          </w:tcPr>
+          <w:p>
+            <w:r/>
+            <w:r>
+              <w:rPr>
+                <w:b/>
+                <w:color w:val="1E7B34"/>
+                <w:sz w:val="18"/>
+              </w:rPr>
+              <w:t>DONE (in the game)</w:t>
+            </w:r>
+          </w:p>
+        </w:tc>
+      </w:tr>
+      <w:tr>
+        <w:tc>
+          <w:tcPr>
+            <w:tcW w:type="dxa" w:w="1134"/>
           </w:tcPr>
           <w:p>
             <w:r/>
@@ -10447,7 +11095,7 @@
                 <w:b/>
                 <w:sz w:val="20"/>
               </w:rPr>
-              <w:t>audio89</w:t>
+              <w:t>audio90</w:t>
             </w:r>
           </w:p>
         </w:tc>
@@ -10461,7 +11109,7 @@
               <w:rPr>
                 <w:sz w:val="18"/>
               </w:rPr>
-              <w:t>The flowers in the kitchen sway</w:t>
+              <w:t>The desk fan in Mom's room turns</w:t>
             </w:r>
           </w:p>
         </w:tc>
@@ -10475,7 +11123,7 @@
               <w:rPr>
                 <w:sz w:val="18"/>
               </w:rPr>
-              <w:t>Soft rustle of leaves and petals.</w:t>
+              <w:t>A small electric fan starting to whir.</w:t>
             </w:r>
           </w:p>
         </w:tc>
@@ -10489,7 +11137,7 @@
               <w:rPr>
                 <w:sz w:val="18"/>
               </w:rPr>
-              <w:t>1 s</w:t>
+              <w:t>2 s</w:t>
             </w:r>
           </w:p>
         </w:tc>
@@ -10519,7 +11167,7 @@
                 <w:color w:val="808080"/>
                 <w:sz w:val="18"/>
               </w:rPr>
-              <w:t>flowers_rustle</w:t>
+              <w:t>fan_whir</w:t>
             </w:r>
           </w:p>
         </w:tc>
@@ -10549,7 +11197,7 @@
                 <w:b/>
                 <w:sz w:val="20"/>
               </w:rPr>
-              <w:t>audio90</w:t>
+              <w:t>audio91</w:t>
             </w:r>
           </w:p>
         </w:tc>
@@ -10563,7 +11211,7 @@
               <w:rPr>
                 <w:sz w:val="18"/>
               </w:rPr>
-              <w:t>The desk fan in Mom's room turns</w:t>
+              <w:t>The globe in Mom's room spins</w:t>
             </w:r>
           </w:p>
         </w:tc>
@@ -10577,7 +11225,7 @@
               <w:rPr>
                 <w:sz w:val="18"/>
               </w:rPr>
-              <w:t>A small electric fan starting to whir.</w:t>
+              <w:t>A light spinning, rolling sound.</w:t>
             </w:r>
           </w:p>
         </w:tc>
@@ -10591,7 +11239,7 @@
               <w:rPr>
                 <w:sz w:val="18"/>
               </w:rPr>
-              <w:t>2 s</w:t>
+              <w:t>1-2 s</w:t>
             </w:r>
           </w:p>
         </w:tc>
@@ -10621,7 +11269,7 @@
                 <w:color w:val="808080"/>
                 <w:sz w:val="18"/>
               </w:rPr>
-              <w:t>fan_whir</w:t>
+              <w:t>globe_spin</w:t>
             </w:r>
           </w:p>
         </w:tc>
@@ -10651,7 +11299,7 @@
                 <w:b/>
                 <w:sz w:val="20"/>
               </w:rPr>
-              <w:t>audio91</w:t>
+              <w:t>audio92</w:t>
             </w:r>
           </w:p>
         </w:tc>
@@ -10665,7 +11313,7 @@
               <w:rPr>
                 <w:sz w:val="18"/>
               </w:rPr>
-              <w:t>The globe in Mom's room spins</w:t>
+              <w:t>The alarm clock rattles</w:t>
             </w:r>
           </w:p>
         </w:tc>
@@ -10679,7 +11327,7 @@
               <w:rPr>
                 <w:sz w:val="18"/>
               </w:rPr>
-              <w:t>A light spinning, rolling sound.</w:t>
+              <w:t>An old wind-up alarm clock ringing briefly.</w:t>
             </w:r>
           </w:p>
         </w:tc>
@@ -10723,7 +11371,7 @@
                 <w:color w:val="808080"/>
                 <w:sz w:val="18"/>
               </w:rPr>
-              <w:t>globe_spin</w:t>
+              <w:t>clock_ring</w:t>
             </w:r>
           </w:p>
         </w:tc>
@@ -10745,57 +11393,69 @@
         <w:tc>
           <w:tcPr>
             <w:tcW w:type="dxa" w:w="1134"/>
+            <w:shd w:val="clear" w:color="auto" w:fill="EFEFEF"/>
           </w:tcPr>
           <w:p>
             <w:r/>
             <w:r>
               <w:rPr>
                 <w:b/>
+                <w:strike/>
+                <w:color w:val="999999"/>
                 <w:sz w:val="20"/>
               </w:rPr>
-              <w:t>audio92</w:t>
+              <w:t>audio93</w:t>
             </w:r>
           </w:p>
         </w:tc>
         <w:tc>
           <w:tcPr>
             <w:tcW w:type="dxa" w:w="3061"/>
-          </w:tcPr>
-          <w:p>
-            <w:r/>
-            <w:r>
-              <w:rPr>
-                <w:sz w:val="18"/>
-              </w:rPr>
-              <w:t>The alarm clock rattles</w:t>
+            <w:shd w:val="clear" w:color="auto" w:fill="EFEFEF"/>
+          </w:tcPr>
+          <w:p>
+            <w:r/>
+            <w:r>
+              <w:rPr>
+                <w:strike/>
+                <w:color w:val="999999"/>
+                <w:sz w:val="18"/>
+              </w:rPr>
+              <w:t>The living room ceiling fan turns</w:t>
             </w:r>
           </w:p>
         </w:tc>
         <w:tc>
           <w:tcPr>
             <w:tcW w:type="dxa" w:w="4649"/>
-          </w:tcPr>
-          <w:p>
-            <w:r/>
-            <w:r>
-              <w:rPr>
-                <w:sz w:val="18"/>
-              </w:rPr>
-              <w:t>An old wind-up alarm clock ringing briefly.</w:t>
+            <w:shd w:val="clear" w:color="auto" w:fill="EFEFEF"/>
+          </w:tcPr>
+          <w:p>
+            <w:r/>
+            <w:r>
+              <w:rPr>
+                <w:strike/>
+                <w:color w:val="999999"/>
+                <w:sz w:val="18"/>
+              </w:rPr>
+              <w:t>A slow ceiling fan whoosh with a faint tick.</w:t>
             </w:r>
           </w:p>
         </w:tc>
         <w:tc>
           <w:tcPr>
             <w:tcW w:type="dxa" w:w="1247"/>
-          </w:tcPr>
-          <w:p>
-            <w:r/>
-            <w:r>
-              <w:rPr>
-                <w:sz w:val="18"/>
-              </w:rPr>
-              <w:t>1-2 s</w:t>
+            <w:shd w:val="clear" w:color="auto" w:fill="EFEFEF"/>
+          </w:tcPr>
+          <w:p>
+            <w:r/>
+            <w:r>
+              <w:rPr>
+                <w:strike/>
+                <w:color w:val="999999"/>
+                <w:sz w:val="18"/>
+              </w:rPr>
+              <w:t>2-3 s</w:t>
             </w:r>
           </w:p>
         </w:tc>
@@ -10803,11 +11463,14 @@
           <w:tcPr>
             <w:tcW w:type="dxa" w:w="1134"/>
             <w:shd w:val="clear" w:color="auto" w:fill="FFF3CC"/>
-          </w:tcPr>
-          <w:p>
-            <w:r/>
-            <w:r>
-              <w:rPr>
+            <w:shd w:val="clear" w:color="auto" w:fill="EFEFEF"/>
+          </w:tcPr>
+          <w:p>
+            <w:r/>
+            <w:r>
+              <w:rPr>
+                <w:strike/>
+                <w:color w:val="999999"/>
                 <w:sz w:val="18"/>
               </w:rPr>
               <w:t>NICE</w:t>
@@ -10817,130 +11480,34 @@
         <w:tc>
           <w:tcPr>
             <w:tcW w:type="dxa" w:w="2041"/>
-          </w:tcPr>
-          <w:p>
-            <w:r/>
-            <w:r>
-              <w:rPr>
+            <w:shd w:val="clear" w:color="auto" w:fill="EFEFEF"/>
+          </w:tcPr>
+          <w:p>
+            <w:r/>
+            <w:r>
+              <w:rPr>
+                <w:strike/>
                 <w:color w:val="808080"/>
                 <w:sz w:val="18"/>
               </w:rPr>
-              <w:t>clock_ring</w:t>
+              <w:t>ceiling_fan</w:t>
             </w:r>
           </w:p>
         </w:tc>
         <w:tc>
           <w:tcPr>
             <w:tcW w:type="dxa" w:w="1814"/>
-          </w:tcPr>
-          <w:p>
-            <w:r/>
-            <w:r>
-              <w:rPr>
-                <w:sz w:val="18"/>
-              </w:rPr>
-            </w:r>
-          </w:p>
-        </w:tc>
-      </w:tr>
-      <w:tr>
-        <w:tc>
-          <w:tcPr>
-            <w:tcW w:type="dxa" w:w="1134"/>
+            <w:shd w:val="clear" w:color="auto" w:fill="EFEFEF"/>
           </w:tcPr>
           <w:p>
             <w:r/>
             <w:r>
               <w:rPr>
                 <w:b/>
-                <w:sz w:val="20"/>
-              </w:rPr>
-              <w:t>audio93</w:t>
-            </w:r>
-          </w:p>
-        </w:tc>
-        <w:tc>
-          <w:tcPr>
-            <w:tcW w:type="dxa" w:w="3061"/>
-          </w:tcPr>
-          <w:p>
-            <w:r/>
-            <w:r>
-              <w:rPr>
-                <w:sz w:val="18"/>
-              </w:rPr>
-              <w:t>The living room ceiling fan turns</w:t>
-            </w:r>
-          </w:p>
-        </w:tc>
-        <w:tc>
-          <w:tcPr>
-            <w:tcW w:type="dxa" w:w="4649"/>
-          </w:tcPr>
-          <w:p>
-            <w:r/>
-            <w:r>
-              <w:rPr>
-                <w:sz w:val="18"/>
-              </w:rPr>
-              <w:t>A slow ceiling fan whoosh with a faint tick.</w:t>
-            </w:r>
-          </w:p>
-        </w:tc>
-        <w:tc>
-          <w:tcPr>
-            <w:tcW w:type="dxa" w:w="1247"/>
-          </w:tcPr>
-          <w:p>
-            <w:r/>
-            <w:r>
-              <w:rPr>
-                <w:sz w:val="18"/>
-              </w:rPr>
-              <w:t>2-3 s</w:t>
-            </w:r>
-          </w:p>
-        </w:tc>
-        <w:tc>
-          <w:tcPr>
-            <w:tcW w:type="dxa" w:w="1134"/>
-            <w:shd w:val="clear" w:color="auto" w:fill="FFF3CC"/>
-          </w:tcPr>
-          <w:p>
-            <w:r/>
-            <w:r>
-              <w:rPr>
-                <w:sz w:val="18"/>
-              </w:rPr>
-              <w:t>NICE</w:t>
-            </w:r>
-          </w:p>
-        </w:tc>
-        <w:tc>
-          <w:tcPr>
-            <w:tcW w:type="dxa" w:w="2041"/>
-          </w:tcPr>
-          <w:p>
-            <w:r/>
-            <w:r>
-              <w:rPr>
-                <w:color w:val="808080"/>
-                <w:sz w:val="18"/>
-              </w:rPr>
-              <w:t>ceiling_fan</w:t>
-            </w:r>
-          </w:p>
-        </w:tc>
-        <w:tc>
-          <w:tcPr>
-            <w:tcW w:type="dxa" w:w="1814"/>
-          </w:tcPr>
-          <w:p>
-            <w:r/>
-            <w:r>
-              <w:rPr>
-                <w:sz w:val="18"/>
-              </w:rPr>
+                <w:color w:val="1E7B34"/>
+                <w:sz w:val="18"/>
+              </w:rPr>
+              <w:t>DONE (in the game)</w:t>
             </w:r>
           </w:p>
         </w:tc>
